--- a/docs/Project-Documentation.docx
+++ b/docs/Project-Documentation.docx
@@ -13221,7 +13221,7 @@
           <w:szCs w:val="24"/>
           <w:lang w:val="en-GB"/>
         </w:rPr>
-        <w:t>Let founders share a plan with approved funders, who can send interest and message the owner.</w:t>
+        <w:t xml:space="preserve">Let founders share a plan with approved funders, who can send interest and, once accepted, read the plan and message the owner.</w:t>
       </w:r>
     </w:p>
     <w:p>
@@ -16969,7 +16969,7 @@
                 <w:szCs w:val="20"/>
                 <w:lang w:val="en-GB"/>
               </w:rPr>
-              <w:t xml:space="preserve">Fixes, switching on the </w:t>
+              <w:t xml:space="preserve">Fixes, checking fees and sources, paid hosting</w:t>
             </w:r>
             <w:r>
               <w:rPr>
@@ -16980,17 +16980,17 @@
                 <w:szCs w:val="20"/>
                 <w:lang w:val="en-GB"/>
               </w:rPr>
-              <w:t xml:space="preserve">ChatGPT API, </w:t>
-            </w:r>
-            <w:r>
-              <w:rPr>
-                <w:rFonts w:ascii="Times New Roman" w:eastAsia="Times New Roman" w:hAnsi="Times New Roman" w:cs="Times New Roman"/>
-                <w:color w:val="000000"/>
-                <w:sz w:val="20"/>
-                <w:szCs w:val="20"/>
-                <w:lang w:val="en-GB"/>
-              </w:rPr>
-              <w:t>paid hosting</w:t>
+              <w:t xml:space="preserve"/>
+            </w:r>
+            <w:r>
+              <w:rPr>
+                <w:rFonts w:ascii="Times New Roman" w:eastAsia="Times New Roman" w:hAnsi="Times New Roman" w:cs="Times New Roman"/>
+                <w:color w:val="000000"/>
+                <w:sz w:val="20"/>
+                <w:szCs w:val="20"/>
+                <w:lang w:val="en-GB"/>
+              </w:rPr>
+              <w:t xml:space="preserve"/>
             </w:r>
           </w:p>
         </w:tc>
@@ -18216,27 +18216,27 @@
           <w:szCs w:val="24"/>
           <w:lang w:val="en-GB"/>
         </w:rPr>
-        <w:t xml:space="preserve">method [15]: Must, Should, Could or Won’t have. Must items </w:t>
-      </w:r>
-      <w:r>
-        <w:rPr>
-          <w:rFonts w:ascii="Times New Roman" w:eastAsia="Times New Roman" w:hAnsi="Times New Roman" w:cs="Times New Roman"/>
-          <w:color w:val="000000"/>
-          <w:sz w:val="24"/>
-          <w:szCs w:val="24"/>
-          <w:lang w:val="en-GB"/>
-        </w:rPr>
-        <w:t>be</w:t>
-      </w:r>
-      <w:r>
-        <w:rPr>
-          <w:rFonts w:ascii="Times New Roman" w:eastAsia="Times New Roman" w:hAnsi="Times New Roman" w:cs="Times New Roman"/>
-          <w:color w:val="000000"/>
-          <w:sz w:val="24"/>
-          <w:szCs w:val="24"/>
-          <w:lang w:val="en-GB"/>
-        </w:rPr>
-        <w:t xml:space="preserve"> essential for the first release; Should items can move to later work.</w:t>
+        <w:t xml:space="preserve">method [15]: Must, Should, Could or Won’t have. Must items are essential for the first release</w:t>
+      </w:r>
+      <w:r>
+        <w:rPr>
+          <w:rFonts w:ascii="Times New Roman" w:eastAsia="Times New Roman" w:hAnsi="Times New Roman" w:cs="Times New Roman"/>
+          <w:color w:val="000000"/>
+          <w:sz w:val="24"/>
+          <w:szCs w:val="24"/>
+          <w:lang w:val="en-GB"/>
+        </w:rPr>
+        <w:t xml:space="preserve"/>
+      </w:r>
+      <w:r>
+        <w:rPr>
+          <w:rFonts w:ascii="Times New Roman" w:eastAsia="Times New Roman" w:hAnsi="Times New Roman" w:cs="Times New Roman"/>
+          <w:color w:val="000000"/>
+          <w:sz w:val="24"/>
+          <w:szCs w:val="24"/>
+          <w:lang w:val="en-GB"/>
+        </w:rPr>
+        <w:t xml:space="preserve">; Should items can move to later work.</w:t>
       </w:r>
     </w:p>
     <w:p>
@@ -23152,7 +23152,7 @@
           <w:szCs w:val="24"/>
           <w:lang w:val="en-GB"/>
         </w:rPr>
-        <w:t xml:space="preserve">and nothing needs to be bought except the optional </w:t>
+        <w:t xml:space="preserve">and nothing needs to be bought: even the optional ChatGPT API works on OpenAI’s free plan.</w:t>
       </w:r>
       <w:r>
         <w:rPr>
@@ -23163,7 +23163,7 @@
           <w:szCs w:val="24"/>
           <w:lang w:val="en-GB"/>
         </w:rPr>
-        <w:t xml:space="preserve">ChatGPT API. </w:t>
+        <w:t xml:space="preserve"> </w:t>
       </w:r>
       <w:r>
         <w:rPr>
@@ -24150,17 +24150,17 @@
                 <w:szCs w:val="20"/>
                 <w:lang w:val="en-GB"/>
               </w:rPr>
-              <w:t xml:space="preserve">ChatGPT </w:t>
-            </w:r>
-            <w:r>
-              <w:rPr>
-                <w:rFonts w:ascii="Times New Roman" w:eastAsia="Times New Roman" w:hAnsi="Times New Roman" w:cs="Times New Roman"/>
-                <w:color w:val="000000"/>
-                <w:sz w:val="20"/>
-                <w:szCs w:val="20"/>
-                <w:lang w:val="en-GB"/>
-              </w:rPr>
-              <w:t xml:space="preserve">writes </w:t>
+              <w:t xml:space="preserve">ChatGPT (gpt-6-luna by default) writes roadmaps and answers when a key is set</w:t>
+            </w:r>
+            <w:r>
+              <w:rPr>
+                <w:rFonts w:ascii="Times New Roman" w:eastAsia="Times New Roman" w:hAnsi="Times New Roman" w:cs="Times New Roman"/>
+                <w:color w:val="000000"/>
+                <w:sz w:val="20"/>
+                <w:szCs w:val="20"/>
+                <w:lang w:val="en-GB"/>
+              </w:rPr>
+              <w:t xml:space="preserve"/>
             </w:r>
             <w:r>
               <w:rPr>
@@ -24171,17 +24171,17 @@
                 <w:szCs w:val="20"/>
                 <w:lang w:val="en-GB"/>
               </w:rPr>
-              <w:t xml:space="preserve">roadmaps </w:t>
-            </w:r>
-            <w:r>
-              <w:rPr>
-                <w:rFonts w:ascii="Times New Roman" w:eastAsia="Times New Roman" w:hAnsi="Times New Roman" w:cs="Times New Roman"/>
-                <w:color w:val="000000"/>
-                <w:sz w:val="20"/>
-                <w:szCs w:val="20"/>
-                <w:lang w:val="en-GB"/>
-              </w:rPr>
-              <w:t>and answers when a key is set</w:t>
+              <w:t xml:space="preserve"/>
+            </w:r>
+            <w:r>
+              <w:rPr>
+                <w:rFonts w:ascii="Times New Roman" w:eastAsia="Times New Roman" w:hAnsi="Times New Roman" w:cs="Times New Roman"/>
+                <w:color w:val="000000"/>
+                <w:sz w:val="20"/>
+                <w:szCs w:val="20"/>
+                <w:lang w:val="en-GB"/>
+              </w:rPr>
+              <w:t xml:space="preserve"/>
             </w:r>
           </w:p>
         </w:tc>
@@ -28849,7 +28849,7 @@
           <w:szCs w:val="24"/>
           <w:lang w:val="en-GB"/>
         </w:rPr>
-        <w:t>UAE Venture Guide gives each founder a personal plan built from official sources, and a place to track it and get help. Mentors and funders join after the administrator approves them. A plan stays private, apart from the administrator, until a mentor accepts a request that has the plan attached, or the founder accepts a funder’s interest.</w:t>
+        <w:t xml:space="preserve">UAE Venture Guide gives each founder a personal plan built from official sources, and a place to track it and get help. Mentors and funders join after the administrator approves them. A plan stays private, apart from the administrator, until a mentor accepts a request that has the plan attached, or the founder accepts a funder’s interest. Sharing a plan shows funders only a short pitch card.</w:t>
       </w:r>
     </w:p>
     <w:p>
@@ -31988,17 +31988,17 @@
           <w:szCs w:val="24"/>
           <w:lang w:val="en-GB"/>
         </w:rPr>
-        <w:t xml:space="preserve">MongoDB </w:t>
-      </w:r>
-      <w:r>
-        <w:rPr>
-          <w:rFonts w:ascii="Times New Roman" w:eastAsia="Times New Roman" w:hAnsi="Times New Roman" w:cs="Times New Roman"/>
-          <w:color w:val="000000"/>
-          <w:sz w:val="24"/>
-          <w:szCs w:val="24"/>
-          <w:lang w:val="en-GB"/>
-        </w:rPr>
-        <w:t>deletes a sign-in record 15 minutes after the last counted try, and usage records after 180 days.</w:t>
+        <w:t xml:space="preserve">MongoDB deletes a sign-in record when its 15 minutes run out (tries during a lock do not extend them), and usage records after 180 days.</w:t>
+      </w:r>
+      <w:r>
+        <w:rPr>
+          <w:rFonts w:ascii="Times New Roman" w:eastAsia="Times New Roman" w:hAnsi="Times New Roman" w:cs="Times New Roman"/>
+          <w:color w:val="000000"/>
+          <w:sz w:val="24"/>
+          <w:szCs w:val="24"/>
+          <w:lang w:val="en-GB"/>
+        </w:rPr>
+        <w:t xml:space="preserve"/>
       </w:r>
     </w:p>
     <w:p>
@@ -39547,7 +39547,7 @@
           <w:szCs w:val="24"/>
           <w:lang w:val="en-GB"/>
         </w:rPr>
-        <w:t xml:space="preserve">the optional </w:t>
+        <w:t xml:space="preserve">the optional OpenAI key and model (OPENAI_API_KEY, OPENAI_MODEL), optional email settings, and the administrator’s email and password for the seed script (ADMIN_EMAIL, ADMIN_PASSWORD). Without the OpenAI key, the app runs in sample mode.</w:t>
       </w:r>
       <w:r>
         <w:rPr>
@@ -39558,17 +39558,17 @@
           <w:szCs w:val="24"/>
           <w:lang w:val="en-GB"/>
         </w:rPr>
-        <w:t xml:space="preserve">OpenAI </w:t>
-      </w:r>
-      <w:r>
-        <w:rPr>
-          <w:rFonts w:ascii="Times New Roman" w:eastAsia="Times New Roman" w:hAnsi="Times New Roman" w:cs="Times New Roman"/>
-          <w:color w:val="000000"/>
-          <w:sz w:val="24"/>
-          <w:szCs w:val="24"/>
-          <w:lang w:val="en-GB"/>
-        </w:rPr>
-        <w:t xml:space="preserve">key and model </w:t>
+        <w:t xml:space="preserve"/>
+      </w:r>
+      <w:r>
+        <w:rPr>
+          <w:rFonts w:ascii="Times New Roman" w:eastAsia="Times New Roman" w:hAnsi="Times New Roman" w:cs="Times New Roman"/>
+          <w:color w:val="000000"/>
+          <w:sz w:val="24"/>
+          <w:szCs w:val="24"/>
+          <w:lang w:val="en-GB"/>
+        </w:rPr>
+        <w:t xml:space="preserve"/>
       </w:r>
       <w:r>
         <w:rPr>
@@ -39579,17 +39579,17 @@
           <w:szCs w:val="24"/>
           <w:lang w:val="en-GB"/>
         </w:rPr>
-        <w:t xml:space="preserve">(OPENAI_API_KEY, OPENAI_MODEL) </w:t>
-      </w:r>
-      <w:r>
-        <w:rPr>
-          <w:rFonts w:ascii="Times New Roman" w:eastAsia="Times New Roman" w:hAnsi="Times New Roman" w:cs="Times New Roman"/>
-          <w:color w:val="000000"/>
-          <w:sz w:val="24"/>
-          <w:szCs w:val="24"/>
-          <w:lang w:val="en-GB"/>
-        </w:rPr>
-        <w:t xml:space="preserve">and optional email settings. Without the key, the app runs in sample mode. A template file </w:t>
+        <w:t xml:space="preserve"/>
+      </w:r>
+      <w:r>
+        <w:rPr>
+          <w:rFonts w:ascii="Times New Roman" w:eastAsia="Times New Roman" w:hAnsi="Times New Roman" w:cs="Times New Roman"/>
+          <w:color w:val="000000"/>
+          <w:sz w:val="24"/>
+          <w:szCs w:val="24"/>
+          <w:lang w:val="en-GB"/>
+        </w:rPr>
+        <w:t xml:space="preserve"> A template file </w:t>
       </w:r>
       <w:r>
         <w:rPr>
@@ -45953,7 +45953,7 @@
           <w:szCs w:val="24"/>
           <w:lang w:val="en-GB"/>
         </w:rPr>
-        <w:t xml:space="preserve">No load or response-time tests were run. The design choices below aim to keep pages fast: pages are built on the server, so the browser downloads less code; database queries use indexes on the </w:t>
+        <w:t xml:space="preserve">No load tests were run. In a live test with an OpenAI key, ChatGPT wrote a roadmap in about 40 to 50 seconds, and a chat answer began within a few seconds. The design choices below aim to keep pages fast: pages are built on the server, so the browser downloads less code; database queries use indexes on the </w:t>
       </w:r>
       <w:r>
         <w:rPr>
@@ -49110,7 +49110,7 @@
           <w:szCs w:val="24"/>
           <w:lang w:val="en-GB"/>
         </w:rPr>
-        <w:t xml:space="preserve">key, the planner and assistant use built-in rules, so answers are limited to known topics. The </w:t>
+        <w:t xml:space="preserve">key, the planner and assistant use built-in rules, so answers are limited to known topics. The automated tests use a stand-in for the ChatGPT API, and the live path has so far been tried only on a demo plan.</w:t>
       </w:r>
       <w:r>
         <w:rPr>
@@ -49121,17 +49121,17 @@
           <w:szCs w:val="24"/>
           <w:lang w:val="en-GB"/>
         </w:rPr>
-        <w:t xml:space="preserve">ChatGPT </w:t>
-      </w:r>
-      <w:r>
-        <w:rPr>
-          <w:rFonts w:ascii="Times New Roman" w:eastAsia="Times New Roman" w:hAnsi="Times New Roman" w:cs="Times New Roman"/>
-          <w:color w:val="000000"/>
-          <w:sz w:val="24"/>
-          <w:szCs w:val="24"/>
-          <w:lang w:val="en-GB"/>
-        </w:rPr>
-        <w:t xml:space="preserve">path is tested with a stand-in for the </w:t>
+        <w:t xml:space="preserve"/>
+      </w:r>
+      <w:r>
+        <w:rPr>
+          <w:rFonts w:ascii="Times New Roman" w:eastAsia="Times New Roman" w:hAnsi="Times New Roman" w:cs="Times New Roman"/>
+          <w:color w:val="000000"/>
+          <w:sz w:val="24"/>
+          <w:szCs w:val="24"/>
+          <w:lang w:val="en-GB"/>
+        </w:rPr>
+        <w:t xml:space="preserve"/>
       </w:r>
       <w:r>
         <w:rPr>
@@ -49142,17 +49142,17 @@
           <w:szCs w:val="24"/>
           <w:lang w:val="en-GB"/>
         </w:rPr>
-        <w:t xml:space="preserve">API, </w:t>
-      </w:r>
-      <w:r>
-        <w:rPr>
-          <w:rFonts w:ascii="Times New Roman" w:eastAsia="Times New Roman" w:hAnsi="Times New Roman" w:cs="Times New Roman"/>
-          <w:color w:val="000000"/>
-          <w:sz w:val="24"/>
-          <w:szCs w:val="24"/>
-          <w:lang w:val="en-GB"/>
-        </w:rPr>
-        <w:t>not yet with live calls.</w:t>
+        <w:t xml:space="preserve"/>
+      </w:r>
+      <w:r>
+        <w:rPr>
+          <w:rFonts w:ascii="Times New Roman" w:eastAsia="Times New Roman" w:hAnsi="Times New Roman" w:cs="Times New Roman"/>
+          <w:color w:val="000000"/>
+          <w:sz w:val="24"/>
+          <w:szCs w:val="24"/>
+          <w:lang w:val="en-GB"/>
+        </w:rPr>
+        <w:t xml:space="preserve"/>
       </w:r>
     </w:p>
     <w:p>
@@ -49262,7 +49262,7 @@
           <w:szCs w:val="24"/>
           <w:lang w:val="en-GB"/>
         </w:rPr>
-        <w:t xml:space="preserve">Add an </w:t>
+        <w:t xml:space="preserve">Review ChatGPT’s roadmaps and answers on more sample plans, and compare a larger model, which needs paid OpenAI credit.</w:t>
       </w:r>
       <w:r>
         <w:rPr>
@@ -49273,17 +49273,17 @@
           <w:szCs w:val="24"/>
           <w:lang w:val="en-GB"/>
         </w:rPr>
-        <w:t xml:space="preserve">OpenAI API </w:t>
-      </w:r>
-      <w:r>
-        <w:rPr>
-          <w:rFonts w:ascii="Times New Roman" w:eastAsia="Times New Roman" w:hAnsi="Times New Roman" w:cs="Times New Roman"/>
-          <w:color w:val="000000"/>
-          <w:sz w:val="24"/>
-          <w:szCs w:val="24"/>
-          <w:lang w:val="en-GB"/>
-        </w:rPr>
-        <w:t xml:space="preserve">key and review </w:t>
+        <w:t xml:space="preserve"/>
+      </w:r>
+      <w:r>
+        <w:rPr>
+          <w:rFonts w:ascii="Times New Roman" w:eastAsia="Times New Roman" w:hAnsi="Times New Roman" w:cs="Times New Roman"/>
+          <w:color w:val="000000"/>
+          <w:sz w:val="24"/>
+          <w:szCs w:val="24"/>
+          <w:lang w:val="en-GB"/>
+        </w:rPr>
+        <w:t xml:space="preserve"/>
       </w:r>
       <w:r>
         <w:rPr>
@@ -49294,17 +49294,17 @@
           <w:szCs w:val="24"/>
           <w:lang w:val="en-GB"/>
         </w:rPr>
-        <w:t xml:space="preserve">ChatGPT’s roadmaps </w:t>
-      </w:r>
-      <w:r>
-        <w:rPr>
-          <w:rFonts w:ascii="Times New Roman" w:eastAsia="Times New Roman" w:hAnsi="Times New Roman" w:cs="Times New Roman"/>
-          <w:color w:val="000000"/>
-          <w:sz w:val="24"/>
-          <w:szCs w:val="24"/>
-          <w:lang w:val="en-GB"/>
-        </w:rPr>
-        <w:t>and answers on sample plans.</w:t>
+        <w:t xml:space="preserve"/>
+      </w:r>
+      <w:r>
+        <w:rPr>
+          <w:rFonts w:ascii="Times New Roman" w:eastAsia="Times New Roman" w:hAnsi="Times New Roman" w:cs="Times New Roman"/>
+          <w:color w:val="000000"/>
+          <w:sz w:val="24"/>
+          <w:szCs w:val="24"/>
+          <w:lang w:val="en-GB"/>
+        </w:rPr>
+        <w:t xml:space="preserve"/>
       </w:r>
     </w:p>
     <w:p>
@@ -50744,7 +50744,7 @@
           <w:szCs w:val="24"/>
           <w:lang w:val="en-GB"/>
         </w:rPr>
-        <w:t>creates nine demo accounts: one administrator, two entrepreneurs, four mentors (one waiting for approval) and two funders (one waiting for approval). It also adds 13 sample sources, 15 sample fee references, two plans, three posts, two guidance requests and two funding interests. All demo accounts share one password, given in the README.</w:t>
+        <w:t xml:space="preserve">creates nine accounts: one administrator, two entrepreneurs, four mentors (one waiting for approval) and two funders (one waiting for approval). It also adds 13 sample sources, 15 sample fee references, two plans, three posts, two guidance requests and two funding interests. The administrator’s email and password come from ADMIN_EMAIL and ADMIN_PASSWORD; the other accounts share one demo password, given in the README.</w:t>
       </w:r>
     </w:p>
     <w:p>

--- a/docs/Project-Documentation.docx
+++ b/docs/Project-Documentation.docx
@@ -1998,66 +1998,6 @@
                 <w:szCs w:val="20"/>
                 <w:lang w:val="en-GB"/>
               </w:rPr>
-              <w:t>CI</w:t>
-            </w:r>
-          </w:p>
-        </w:tc>
-        <w:tc>
-          <w:tcPr>
-            <w:tcW w:w="7160" w:type="dxa"/>
-          </w:tcPr>
-          <w:p>
-            <w:pPr>
-              <w:spacing w:before="40" w:after="40"/>
-              <w:rPr>
-                <w:rFonts w:ascii="Times New Roman" w:eastAsia="Times New Roman" w:hAnsi="Times New Roman" w:cs="Times New Roman"/>
-                <w:color w:val="000000"/>
-                <w:sz w:val="20"/>
-                <w:szCs w:val="20"/>
-                <w:lang w:val="en-GB"/>
-              </w:rPr>
-            </w:pPr>
-            <w:r>
-              <w:rPr>
-                <w:rFonts w:ascii="Times New Roman" w:eastAsia="Times New Roman" w:hAnsi="Times New Roman" w:cs="Times New Roman"/>
-                <w:color w:val="000000"/>
-                <w:sz w:val="20"/>
-                <w:szCs w:val="20"/>
-                <w:lang w:val="en-GB"/>
-              </w:rPr>
-              <w:t>Continuous Integration</w:t>
-            </w:r>
-          </w:p>
-        </w:tc>
-      </w:tr>
-      <w:tr>
-        <w:trPr>
-          <w:cantSplit/>
-        </w:trPr>
-        <w:tc>
-          <w:tcPr>
-            <w:tcW w:w="2200" w:type="dxa"/>
-          </w:tcPr>
-          <w:p>
-            <w:pPr>
-              <w:spacing w:before="40" w:after="40"/>
-              <w:rPr>
-                <w:rFonts w:ascii="Times New Roman" w:eastAsia="Times New Roman" w:hAnsi="Times New Roman" w:cs="Times New Roman"/>
-                <w:color w:val="000000"/>
-                <w:sz w:val="20"/>
-                <w:szCs w:val="20"/>
-                <w:lang w:val="en-GB"/>
-              </w:rPr>
-            </w:pPr>
-            <w:r>
-              <w:rPr>
-                <w:rFonts w:ascii="Times New Roman" w:eastAsia="Times New Roman" w:hAnsi="Times New Roman" w:cs="Times New Roman"/>
-                <w:noProof/>
-                <w:color w:val="000000"/>
-                <w:sz w:val="20"/>
-                <w:szCs w:val="20"/>
-                <w:lang w:val="en-GB"/>
-              </w:rPr>
               <w:t>CSRF</w:t>
             </w:r>
           </w:p>
@@ -22913,7 +22853,7 @@
                 <w:szCs w:val="20"/>
                 <w:lang w:val="en-GB"/>
               </w:rPr>
-              <w:t>The code has a clear folder structure, follows the coding standards and is checked automatically on every change.</w:t>
+              <w:t xml:space="preserve">The code has a clear folder structure, follows the coding standards and is checked with ESLint and the automated tests.</w:t>
             </w:r>
           </w:p>
         </w:tc>
@@ -24322,76 +24262,6 @@
                 <w:lang w:val="en-GB"/>
               </w:rPr>
               <w:t>Code editor and version control</w:t>
-            </w:r>
-          </w:p>
-        </w:tc>
-      </w:tr>
-      <w:tr>
-        <w:trPr>
-          <w:cantSplit/>
-        </w:trPr>
-        <w:tc>
-          <w:tcPr>
-            <w:tcW w:w="2900" w:type="dxa"/>
-          </w:tcPr>
-          <w:p>
-            <w:pPr>
-              <w:spacing w:before="40" w:after="40"/>
-              <w:rPr>
-                <w:rFonts w:ascii="Times New Roman" w:eastAsia="Times New Roman" w:hAnsi="Times New Roman" w:cs="Times New Roman"/>
-                <w:color w:val="000000"/>
-                <w:sz w:val="20"/>
-                <w:szCs w:val="20"/>
-                <w:lang w:val="en-GB"/>
-              </w:rPr>
-            </w:pPr>
-            <w:r>
-              <w:rPr>
-                <w:rFonts w:ascii="Times New Roman" w:eastAsia="Times New Roman" w:hAnsi="Times New Roman" w:cs="Times New Roman"/>
-                <w:noProof/>
-                <w:color w:val="000000"/>
-                <w:sz w:val="20"/>
-                <w:szCs w:val="20"/>
-                <w:lang w:val="en-GB"/>
-              </w:rPr>
-              <w:t xml:space="preserve">GitHub </w:t>
-            </w:r>
-            <w:r>
-              <w:rPr>
-                <w:rFonts w:ascii="Times New Roman" w:eastAsia="Times New Roman" w:hAnsi="Times New Roman" w:cs="Times New Roman"/>
-                <w:color w:val="000000"/>
-                <w:sz w:val="20"/>
-                <w:szCs w:val="20"/>
-                <w:lang w:val="en-GB"/>
-              </w:rPr>
-              <w:t>Actions</w:t>
-            </w:r>
-          </w:p>
-        </w:tc>
-        <w:tc>
-          <w:tcPr>
-            <w:tcW w:w="6460" w:type="dxa"/>
-          </w:tcPr>
-          <w:p>
-            <w:pPr>
-              <w:spacing w:before="40" w:after="40"/>
-              <w:rPr>
-                <w:rFonts w:ascii="Times New Roman" w:eastAsia="Times New Roman" w:hAnsi="Times New Roman" w:cs="Times New Roman"/>
-                <w:color w:val="000000"/>
-                <w:sz w:val="20"/>
-                <w:szCs w:val="20"/>
-                <w:lang w:val="en-GB"/>
-              </w:rPr>
-            </w:pPr>
-            <w:r>
-              <w:rPr>
-                <w:rFonts w:ascii="Times New Roman" w:eastAsia="Times New Roman" w:hAnsi="Times New Roman" w:cs="Times New Roman"/>
-                <w:color w:val="000000"/>
-                <w:sz w:val="20"/>
-                <w:szCs w:val="20"/>
-                <w:lang w:val="en-GB"/>
-              </w:rPr>
-              <w:t>Automated checks on every change</w:t>
             </w:r>
           </w:p>
         </w:tc>
@@ -31096,7 +30966,7 @@
           <w:szCs w:val="24"/>
           <w:lang w:val="en-GB"/>
         </w:rPr>
-        <w:t xml:space="preserve">Code is pushed to </w:t>
+        <w:t xml:space="preserve">Code is pushed to GitHub and can then be deployed to Vercel.</w:t>
       </w:r>
       <w:r>
         <w:rPr>
@@ -31107,17 +30977,17 @@
           <w:szCs w:val="24"/>
           <w:lang w:val="en-GB"/>
         </w:rPr>
-        <w:t xml:space="preserve">GitHub, </w:t>
-      </w:r>
-      <w:r>
-        <w:rPr>
-          <w:rFonts w:ascii="Times New Roman" w:eastAsia="Times New Roman" w:hAnsi="Times New Roman" w:cs="Times New Roman"/>
-          <w:color w:val="000000"/>
-          <w:sz w:val="24"/>
-          <w:szCs w:val="24"/>
-          <w:lang w:val="en-GB"/>
-        </w:rPr>
-        <w:t xml:space="preserve">where a </w:t>
+        <w:t xml:space="preserve"/>
+      </w:r>
+      <w:r>
+        <w:rPr>
+          <w:rFonts w:ascii="Times New Roman" w:eastAsia="Times New Roman" w:hAnsi="Times New Roman" w:cs="Times New Roman"/>
+          <w:color w:val="000000"/>
+          <w:sz w:val="24"/>
+          <w:szCs w:val="24"/>
+          <w:lang w:val="en-GB"/>
+        </w:rPr>
+        <w:t xml:space="preserve"/>
       </w:r>
       <w:r>
         <w:rPr>
@@ -31128,17 +30998,17 @@
           <w:szCs w:val="24"/>
           <w:lang w:val="en-GB"/>
         </w:rPr>
-        <w:t xml:space="preserve">GitHub </w:t>
-      </w:r>
-      <w:r>
-        <w:rPr>
-          <w:rFonts w:ascii="Times New Roman" w:eastAsia="Times New Roman" w:hAnsi="Times New Roman" w:cs="Times New Roman"/>
-          <w:color w:val="000000"/>
-          <w:sz w:val="24"/>
-          <w:szCs w:val="24"/>
-          <w:lang w:val="en-GB"/>
-        </w:rPr>
-        <w:t xml:space="preserve">Actions workflow runs the checks, and can then be deployed to </w:t>
+        <w:t xml:space="preserve"/>
+      </w:r>
+      <w:r>
+        <w:rPr>
+          <w:rFonts w:ascii="Times New Roman" w:eastAsia="Times New Roman" w:hAnsi="Times New Roman" w:cs="Times New Roman"/>
+          <w:color w:val="000000"/>
+          <w:sz w:val="24"/>
+          <w:szCs w:val="24"/>
+          <w:lang w:val="en-GB"/>
+        </w:rPr>
+        <w:t xml:space="preserve"/>
       </w:r>
       <w:r>
         <w:rPr>
@@ -31149,7 +31019,7 @@
           <w:szCs w:val="24"/>
           <w:lang w:val="en-GB"/>
         </w:rPr>
-        <w:t>Vercel.</w:t>
+        <w:t xml:space="preserve"/>
       </w:r>
     </w:p>
     <w:p>
@@ -38215,7 +38085,7 @@
                 <w:szCs w:val="20"/>
                 <w:lang w:val="en-GB"/>
               </w:rPr>
-              <w:t xml:space="preserve">VS Code, Git, </w:t>
+              <w:t xml:space="preserve">VS Code, Git, GitHub, MongoDB Compass</w:t>
             </w:r>
             <w:r>
               <w:rPr>
@@ -38226,17 +38096,17 @@
                 <w:szCs w:val="20"/>
                 <w:lang w:val="en-GB"/>
               </w:rPr>
-              <w:t xml:space="preserve">GitHub, GitHub </w:t>
-            </w:r>
-            <w:r>
-              <w:rPr>
-                <w:rFonts w:ascii="Times New Roman" w:eastAsia="Times New Roman" w:hAnsi="Times New Roman" w:cs="Times New Roman"/>
-                <w:color w:val="000000"/>
-                <w:sz w:val="20"/>
-                <w:szCs w:val="20"/>
-                <w:lang w:val="en-GB"/>
-              </w:rPr>
-              <w:t xml:space="preserve">Actions, </w:t>
+              <w:t xml:space="preserve"/>
+            </w:r>
+            <w:r>
+              <w:rPr>
+                <w:rFonts w:ascii="Times New Roman" w:eastAsia="Times New Roman" w:hAnsi="Times New Roman" w:cs="Times New Roman"/>
+                <w:color w:val="000000"/>
+                <w:sz w:val="20"/>
+                <w:szCs w:val="20"/>
+                <w:lang w:val="en-GB"/>
+              </w:rPr>
+              <w:t xml:space="preserve"/>
             </w:r>
             <w:r>
               <w:rPr>
@@ -38247,17 +38117,17 @@
                 <w:szCs w:val="20"/>
                 <w:lang w:val="en-GB"/>
               </w:rPr>
-              <w:t xml:space="preserve">MongoDB </w:t>
-            </w:r>
-            <w:r>
-              <w:rPr>
-                <w:rFonts w:ascii="Times New Roman" w:eastAsia="Times New Roman" w:hAnsi="Times New Roman" w:cs="Times New Roman"/>
-                <w:color w:val="000000"/>
-                <w:sz w:val="20"/>
-                <w:szCs w:val="20"/>
-                <w:lang w:val="en-GB"/>
-              </w:rPr>
-              <w:t>Compass</w:t>
+              <w:t xml:space="preserve"/>
+            </w:r>
+            <w:r>
+              <w:rPr>
+                <w:rFonts w:ascii="Times New Roman" w:eastAsia="Times New Roman" w:hAnsi="Times New Roman" w:cs="Times New Roman"/>
+                <w:color w:val="000000"/>
+                <w:sz w:val="20"/>
+                <w:szCs w:val="20"/>
+                <w:lang w:val="en-GB"/>
+              </w:rPr>
+              <w:t xml:space="preserve"/>
             </w:r>
           </w:p>
         </w:tc>
@@ -39901,7 +39771,7 @@
           <w:szCs w:val="24"/>
           <w:lang w:val="en-GB"/>
         </w:rPr>
-        <w:t xml:space="preserve">A </w:t>
+        <w:t xml:space="preserve">Vercel builds the app before each deployment, so a version that does not build is never published.</w:t>
       </w:r>
       <w:r>
         <w:rPr>
@@ -39912,17 +39782,17 @@
           <w:szCs w:val="24"/>
           <w:lang w:val="en-GB"/>
         </w:rPr>
-        <w:t xml:space="preserve">GitHub </w:t>
-      </w:r>
-      <w:r>
-        <w:rPr>
-          <w:rFonts w:ascii="Times New Roman" w:eastAsia="Times New Roman" w:hAnsi="Times New Roman" w:cs="Times New Roman"/>
-          <w:color w:val="000000"/>
-          <w:sz w:val="24"/>
-          <w:szCs w:val="24"/>
-          <w:lang w:val="en-GB"/>
-        </w:rPr>
-        <w:t xml:space="preserve">Actions workflow provides continuous integration </w:t>
+        <w:t xml:space="preserve"/>
+      </w:r>
+      <w:r>
+        <w:rPr>
+          <w:rFonts w:ascii="Times New Roman" w:eastAsia="Times New Roman" w:hAnsi="Times New Roman" w:cs="Times New Roman"/>
+          <w:color w:val="000000"/>
+          <w:sz w:val="24"/>
+          <w:szCs w:val="24"/>
+          <w:lang w:val="en-GB"/>
+        </w:rPr>
+        <w:t xml:space="preserve"/>
       </w:r>
       <w:r>
         <w:rPr>
@@ -39933,17 +39803,17 @@
           <w:szCs w:val="24"/>
           <w:lang w:val="en-GB"/>
         </w:rPr>
-        <w:t xml:space="preserve">(CI): </w:t>
-      </w:r>
-      <w:r>
-        <w:rPr>
-          <w:rFonts w:ascii="Times New Roman" w:eastAsia="Times New Roman" w:hAnsi="Times New Roman" w:cs="Times New Roman"/>
-          <w:color w:val="000000"/>
-          <w:sz w:val="24"/>
-          <w:szCs w:val="24"/>
-          <w:lang w:val="en-GB"/>
-        </w:rPr>
-        <w:t xml:space="preserve">it runs </w:t>
+        <w:t xml:space="preserve"/>
+      </w:r>
+      <w:r>
+        <w:rPr>
+          <w:rFonts w:ascii="Times New Roman" w:eastAsia="Times New Roman" w:hAnsi="Times New Roman" w:cs="Times New Roman"/>
+          <w:color w:val="000000"/>
+          <w:sz w:val="24"/>
+          <w:szCs w:val="24"/>
+          <w:lang w:val="en-GB"/>
+        </w:rPr>
+        <w:t xml:space="preserve"/>
       </w:r>
       <w:r>
         <w:rPr>
@@ -39954,17 +39824,17 @@
           <w:szCs w:val="24"/>
           <w:lang w:val="en-GB"/>
         </w:rPr>
-        <w:t xml:space="preserve">lint </w:t>
-      </w:r>
-      <w:r>
-        <w:rPr>
-          <w:rFonts w:ascii="Times New Roman" w:eastAsia="Times New Roman" w:hAnsi="Times New Roman" w:cs="Times New Roman"/>
-          <w:color w:val="000000"/>
-          <w:sz w:val="24"/>
-          <w:szCs w:val="24"/>
-          <w:lang w:val="en-GB"/>
-        </w:rPr>
-        <w:t>and a build on every push.</w:t>
+        <w:t xml:space="preserve"/>
+      </w:r>
+      <w:r>
+        <w:rPr>
+          <w:rFonts w:ascii="Times New Roman" w:eastAsia="Times New Roman" w:hAnsi="Times New Roman" w:cs="Times New Roman"/>
+          <w:color w:val="000000"/>
+          <w:sz w:val="24"/>
+          <w:szCs w:val="24"/>
+          <w:lang w:val="en-GB"/>
+        </w:rPr>
+        <w:t xml:space="preserve"/>
       </w:r>
     </w:p>
     <w:p>
@@ -41070,7 +40940,7 @@
           <w:szCs w:val="24"/>
           <w:lang w:val="en-GB"/>
         </w:rPr>
-        <w:t xml:space="preserve">The team ran all 159 unit and database tests on their own computer, and all of them pass. A </w:t>
+        <w:t xml:space="preserve">The team ran all 159 unit and database tests on their own computer, and all of them pass. The code also passes lint and a production build.</w:t>
       </w:r>
       <w:r>
         <w:rPr>
@@ -41081,17 +40951,17 @@
           <w:szCs w:val="24"/>
           <w:lang w:val="en-GB"/>
         </w:rPr>
-        <w:t xml:space="preserve">GitHub </w:t>
-      </w:r>
-      <w:r>
-        <w:rPr>
-          <w:rFonts w:ascii="Times New Roman" w:eastAsia="Times New Roman" w:hAnsi="Times New Roman" w:cs="Times New Roman"/>
-          <w:color w:val="000000"/>
-          <w:sz w:val="24"/>
-          <w:szCs w:val="24"/>
-          <w:lang w:val="en-GB"/>
-        </w:rPr>
-        <w:t xml:space="preserve">Actions workflow runs </w:t>
+        <w:t xml:space="preserve"/>
+      </w:r>
+      <w:r>
+        <w:rPr>
+          <w:rFonts w:ascii="Times New Roman" w:eastAsia="Times New Roman" w:hAnsi="Times New Roman" w:cs="Times New Roman"/>
+          <w:color w:val="000000"/>
+          <w:sz w:val="24"/>
+          <w:szCs w:val="24"/>
+          <w:lang w:val="en-GB"/>
+        </w:rPr>
+        <w:t xml:space="preserve"/>
       </w:r>
       <w:r>
         <w:rPr>
@@ -41102,17 +40972,17 @@
           <w:szCs w:val="24"/>
           <w:lang w:val="en-GB"/>
         </w:rPr>
-        <w:t xml:space="preserve">lint </w:t>
-      </w:r>
-      <w:r>
-        <w:rPr>
-          <w:rFonts w:ascii="Times New Roman" w:eastAsia="Times New Roman" w:hAnsi="Times New Roman" w:cs="Times New Roman"/>
-          <w:color w:val="000000"/>
-          <w:sz w:val="24"/>
-          <w:szCs w:val="24"/>
-          <w:lang w:val="en-GB"/>
-        </w:rPr>
-        <w:t>and a production build on every push.</w:t>
+        <w:t xml:space="preserve"/>
+      </w:r>
+      <w:r>
+        <w:rPr>
+          <w:rFonts w:ascii="Times New Roman" w:eastAsia="Times New Roman" w:hAnsi="Times New Roman" w:cs="Times New Roman"/>
+          <w:color w:val="000000"/>
+          <w:sz w:val="24"/>
+          <w:szCs w:val="24"/>
+          <w:lang w:val="en-GB"/>
+        </w:rPr>
+        <w:t xml:space="preserve"/>
       </w:r>
     </w:p>
     <w:p>

--- a/docs/Project-Documentation.docx
+++ b/docs/Project-Documentation.docx
@@ -295,17 +295,8 @@
           <w:sz w:val="32"/>
           <w:szCs w:val="32"/>
         </w:rPr>
-        <w:t xml:space="preserve">[Dr. </w:t>
-      </w:r>
-      <w:proofErr w:type="gramStart"/>
-      <w:r>
-        <w:rPr>
-          <w:sz w:val="32"/>
-          <w:szCs w:val="32"/>
-        </w:rPr>
-        <w:t>XXXXX ]</w:t>
-      </w:r>
-      <w:proofErr w:type="gramEnd"/>
+        <w:t>[Dr. XXXXX ]</w:t>
+      </w:r>
     </w:p>
     <w:p>
       <w:pPr>
@@ -1354,7 +1345,7 @@
           <w:lang w:val="en-GB"/>
         </w:rPr>
       </w:pPr>
-      <w:bookmarkStart w:id="22" w:name="_Toc242774482"/>
+      <w:bookmarkStart w:id="22" w:name="_Toc242989521"/>
       <w:r>
         <w:rPr>
           <w:bCs/>
@@ -1419,7 +1410,7 @@
           <w:lang w:val="en-GB"/>
         </w:rPr>
       </w:pPr>
-      <w:bookmarkStart w:id="23" w:name="_Toc242774483"/>
+      <w:bookmarkStart w:id="23" w:name="_Toc242989522"/>
       <w:r>
         <w:rPr>
           <w:bCs/>
@@ -1675,7 +1666,7 @@
           <w:lang w:val="en-GB"/>
         </w:rPr>
       </w:pPr>
-      <w:bookmarkStart w:id="24" w:name="_Toc242774484"/>
+      <w:bookmarkStart w:id="24" w:name="_Toc242989523"/>
       <w:r>
         <w:rPr>
           <w:bCs/>
@@ -2117,7 +2108,7 @@
                 <w:szCs w:val="20"/>
                 <w:lang w:val="en-GB"/>
               </w:rPr>
-              <w:t>FR</w:t>
+              <w:t>FK</w:t>
             </w:r>
           </w:p>
         </w:tc>
@@ -2144,7 +2135,7 @@
                 <w:szCs w:val="20"/>
                 <w:lang w:val="en-GB"/>
               </w:rPr>
-              <w:t>Functional Requirement</w:t>
+              <w:t>Foreign Key</w:t>
             </w:r>
           </w:p>
         </w:tc>
@@ -2171,13 +2162,12 @@
             <w:r>
               <w:rPr>
                 <w:rFonts w:ascii="Times New Roman" w:eastAsia="Times New Roman" w:hAnsi="Times New Roman" w:cs="Times New Roman"/>
-                <w:noProof/>
-                <w:color w:val="000000"/>
-                <w:sz w:val="20"/>
-                <w:szCs w:val="20"/>
-                <w:lang w:val="en-GB"/>
-              </w:rPr>
-              <w:t>HS256</w:t>
+                <w:color w:val="000000"/>
+                <w:sz w:val="20"/>
+                <w:szCs w:val="20"/>
+                <w:lang w:val="en-GB"/>
+              </w:rPr>
+              <w:t>FR</w:t>
             </w:r>
           </w:p>
         </w:tc>
@@ -2204,18 +2194,7 @@
                 <w:szCs w:val="20"/>
                 <w:lang w:val="en-GB"/>
               </w:rPr>
-              <w:t xml:space="preserve">Hash-based message authentication code with </w:t>
-            </w:r>
-            <w:r>
-              <w:rPr>
-                <w:rFonts w:ascii="Times New Roman" w:eastAsia="Times New Roman" w:hAnsi="Times New Roman" w:cs="Times New Roman"/>
-                <w:noProof/>
-                <w:color w:val="000000"/>
-                <w:sz w:val="20"/>
-                <w:szCs w:val="20"/>
-                <w:lang w:val="en-GB"/>
-              </w:rPr>
-              <w:t>SHA-256</w:t>
+              <w:t>Functional Requirement</w:t>
             </w:r>
           </w:p>
         </w:tc>
@@ -2242,12 +2221,13 @@
             <w:r>
               <w:rPr>
                 <w:rFonts w:ascii="Times New Roman" w:eastAsia="Times New Roman" w:hAnsi="Times New Roman" w:cs="Times New Roman"/>
-                <w:color w:val="000000"/>
-                <w:sz w:val="20"/>
-                <w:szCs w:val="20"/>
-                <w:lang w:val="en-GB"/>
-              </w:rPr>
-              <w:t>HTML</w:t>
+                <w:noProof/>
+                <w:color w:val="000000"/>
+                <w:sz w:val="20"/>
+                <w:szCs w:val="20"/>
+                <w:lang w:val="en-GB"/>
+              </w:rPr>
+              <w:t>HS256</w:t>
             </w:r>
           </w:p>
         </w:tc>
@@ -2274,7 +2254,18 @@
                 <w:szCs w:val="20"/>
                 <w:lang w:val="en-GB"/>
               </w:rPr>
-              <w:t>Hypertext Markup Language</w:t>
+              <w:t xml:space="preserve">Hash-based message authentication code with </w:t>
+            </w:r>
+            <w:r>
+              <w:rPr>
+                <w:rFonts w:ascii="Times New Roman" w:eastAsia="Times New Roman" w:hAnsi="Times New Roman" w:cs="Times New Roman"/>
+                <w:noProof/>
+                <w:color w:val="000000"/>
+                <w:sz w:val="20"/>
+                <w:szCs w:val="20"/>
+                <w:lang w:val="en-GB"/>
+              </w:rPr>
+              <w:t>SHA-256</w:t>
             </w:r>
           </w:p>
         </w:tc>
@@ -2306,7 +2297,7 @@
                 <w:szCs w:val="20"/>
                 <w:lang w:val="en-GB"/>
               </w:rPr>
-              <w:t>HTTPS</w:t>
+              <w:t>HTML</w:t>
             </w:r>
           </w:p>
         </w:tc>
@@ -2333,7 +2324,7 @@
                 <w:szCs w:val="20"/>
                 <w:lang w:val="en-GB"/>
               </w:rPr>
-              <w:t>Hypertext Transfer Protocol Secure</w:t>
+              <w:t>Hypertext Markup Language</w:t>
             </w:r>
           </w:p>
         </w:tc>
@@ -2360,13 +2351,12 @@
             <w:r>
               <w:rPr>
                 <w:rFonts w:ascii="Times New Roman" w:eastAsia="Times New Roman" w:hAnsi="Times New Roman" w:cs="Times New Roman"/>
-                <w:noProof/>
-                <w:color w:val="000000"/>
-                <w:sz w:val="20"/>
-                <w:szCs w:val="20"/>
-                <w:lang w:val="en-GB"/>
-              </w:rPr>
-              <w:t>ISO/IEC</w:t>
+                <w:color w:val="000000"/>
+                <w:sz w:val="20"/>
+                <w:szCs w:val="20"/>
+                <w:lang w:val="en-GB"/>
+              </w:rPr>
+              <w:t>HTTPS</w:t>
             </w:r>
           </w:p>
         </w:tc>
@@ -2393,28 +2383,7 @@
                 <w:szCs w:val="20"/>
                 <w:lang w:val="en-GB"/>
               </w:rPr>
-              <w:t xml:space="preserve">International Organization for Standardization </w:t>
-            </w:r>
-            <w:r>
-              <w:rPr>
-                <w:rFonts w:ascii="Times New Roman" w:eastAsia="Times New Roman" w:hAnsi="Times New Roman" w:cs="Times New Roman"/>
-                <w:noProof/>
-                <w:color w:val="000000"/>
-                <w:sz w:val="20"/>
-                <w:szCs w:val="20"/>
-                <w:lang w:val="en-GB"/>
-              </w:rPr>
-              <w:t xml:space="preserve">/ </w:t>
-            </w:r>
-            <w:r>
-              <w:rPr>
-                <w:rFonts w:ascii="Times New Roman" w:eastAsia="Times New Roman" w:hAnsi="Times New Roman" w:cs="Times New Roman"/>
-                <w:color w:val="000000"/>
-                <w:sz w:val="20"/>
-                <w:szCs w:val="20"/>
-                <w:lang w:val="en-GB"/>
-              </w:rPr>
-              <w:t>International Electrotechnical Commission</w:t>
+              <w:t>Hypertext Transfer Protocol Secure</w:t>
             </w:r>
           </w:p>
         </w:tc>
@@ -2447,7 +2416,7 @@
                 <w:szCs w:val="20"/>
                 <w:lang w:val="en-GB"/>
               </w:rPr>
-              <w:t>JSON</w:t>
+              <w:t>ID</w:t>
             </w:r>
           </w:p>
         </w:tc>
@@ -2469,23 +2438,12 @@
             <w:r>
               <w:rPr>
                 <w:rFonts w:ascii="Times New Roman" w:eastAsia="Times New Roman" w:hAnsi="Times New Roman" w:cs="Times New Roman"/>
-                <w:noProof/>
-                <w:color w:val="000000"/>
-                <w:sz w:val="20"/>
-                <w:szCs w:val="20"/>
-                <w:lang w:val="en-GB"/>
-              </w:rPr>
-              <w:t xml:space="preserve">JavaScript </w:t>
-            </w:r>
-            <w:r>
-              <w:rPr>
-                <w:rFonts w:ascii="Times New Roman" w:eastAsia="Times New Roman" w:hAnsi="Times New Roman" w:cs="Times New Roman"/>
-                <w:color w:val="000000"/>
-                <w:sz w:val="20"/>
-                <w:szCs w:val="20"/>
-                <w:lang w:val="en-GB"/>
-              </w:rPr>
-              <w:t>Object Notation</w:t>
+                <w:color w:val="000000"/>
+                <w:sz w:val="20"/>
+                <w:szCs w:val="20"/>
+                <w:lang w:val="en-GB"/>
+              </w:rPr>
+              <w:t>Identifier</w:t>
             </w:r>
           </w:p>
         </w:tc>
@@ -2518,7 +2476,7 @@
                 <w:szCs w:val="20"/>
                 <w:lang w:val="en-GB"/>
               </w:rPr>
-              <w:t>JWT</w:t>
+              <w:t>ISO/IEC</w:t>
             </w:r>
           </w:p>
         </w:tc>
@@ -2540,23 +2498,33 @@
             <w:r>
               <w:rPr>
                 <w:rFonts w:ascii="Times New Roman" w:eastAsia="Times New Roman" w:hAnsi="Times New Roman" w:cs="Times New Roman"/>
+                <w:color w:val="000000"/>
+                <w:sz w:val="20"/>
+                <w:szCs w:val="20"/>
+                <w:lang w:val="en-GB"/>
+              </w:rPr>
+              <w:t xml:space="preserve">International Organization for Standardization </w:t>
+            </w:r>
+            <w:r>
+              <w:rPr>
+                <w:rFonts w:ascii="Times New Roman" w:eastAsia="Times New Roman" w:hAnsi="Times New Roman" w:cs="Times New Roman"/>
                 <w:noProof/>
                 <w:color w:val="000000"/>
                 <w:sz w:val="20"/>
                 <w:szCs w:val="20"/>
                 <w:lang w:val="en-GB"/>
               </w:rPr>
-              <w:t xml:space="preserve">JSON </w:t>
-            </w:r>
-            <w:r>
-              <w:rPr>
-                <w:rFonts w:ascii="Times New Roman" w:eastAsia="Times New Roman" w:hAnsi="Times New Roman" w:cs="Times New Roman"/>
-                <w:color w:val="000000"/>
-                <w:sz w:val="20"/>
-                <w:szCs w:val="20"/>
-                <w:lang w:val="en-GB"/>
-              </w:rPr>
-              <w:t>Web Token</w:t>
+              <w:t xml:space="preserve">/ </w:t>
+            </w:r>
+            <w:r>
+              <w:rPr>
+                <w:rFonts w:ascii="Times New Roman" w:eastAsia="Times New Roman" w:hAnsi="Times New Roman" w:cs="Times New Roman"/>
+                <w:color w:val="000000"/>
+                <w:sz w:val="20"/>
+                <w:szCs w:val="20"/>
+                <w:lang w:val="en-GB"/>
+              </w:rPr>
+              <w:t>International Electrotechnical Commission</w:t>
             </w:r>
           </w:p>
         </w:tc>
@@ -2589,7 +2557,7 @@
                 <w:szCs w:val="20"/>
                 <w:lang w:val="en-GB"/>
               </w:rPr>
-              <w:t>MoSCoW</w:t>
+              <w:t>JSON</w:t>
             </w:r>
           </w:p>
         </w:tc>
@@ -2611,12 +2579,23 @@
             <w:r>
               <w:rPr>
                 <w:rFonts w:ascii="Times New Roman" w:eastAsia="Times New Roman" w:hAnsi="Times New Roman" w:cs="Times New Roman"/>
-                <w:color w:val="000000"/>
-                <w:sz w:val="20"/>
-                <w:szCs w:val="20"/>
-                <w:lang w:val="en-GB"/>
-              </w:rPr>
-              <w:t>Must, Should, Could, Won’t (a way to rank requirements)</w:t>
+                <w:noProof/>
+                <w:color w:val="000000"/>
+                <w:sz w:val="20"/>
+                <w:szCs w:val="20"/>
+                <w:lang w:val="en-GB"/>
+              </w:rPr>
+              <w:t xml:space="preserve">JavaScript </w:t>
+            </w:r>
+            <w:r>
+              <w:rPr>
+                <w:rFonts w:ascii="Times New Roman" w:eastAsia="Times New Roman" w:hAnsi="Times New Roman" w:cs="Times New Roman"/>
+                <w:color w:val="000000"/>
+                <w:sz w:val="20"/>
+                <w:szCs w:val="20"/>
+                <w:lang w:val="en-GB"/>
+              </w:rPr>
+              <w:t>Object Notation</w:t>
             </w:r>
           </w:p>
         </w:tc>
@@ -2643,12 +2622,13 @@
             <w:r>
               <w:rPr>
                 <w:rFonts w:ascii="Times New Roman" w:eastAsia="Times New Roman" w:hAnsi="Times New Roman" w:cs="Times New Roman"/>
-                <w:color w:val="000000"/>
-                <w:sz w:val="20"/>
-                <w:szCs w:val="20"/>
-                <w:lang w:val="en-GB"/>
-              </w:rPr>
-              <w:t>NFR</w:t>
+                <w:noProof/>
+                <w:color w:val="000000"/>
+                <w:sz w:val="20"/>
+                <w:szCs w:val="20"/>
+                <w:lang w:val="en-GB"/>
+              </w:rPr>
+              <w:t>JWT</w:t>
             </w:r>
           </w:p>
         </w:tc>
@@ -2670,12 +2650,23 @@
             <w:r>
               <w:rPr>
                 <w:rFonts w:ascii="Times New Roman" w:eastAsia="Times New Roman" w:hAnsi="Times New Roman" w:cs="Times New Roman"/>
-                <w:color w:val="000000"/>
-                <w:sz w:val="20"/>
-                <w:szCs w:val="20"/>
-                <w:lang w:val="en-GB"/>
-              </w:rPr>
-              <w:t>Non-Functional Requirement</w:t>
+                <w:noProof/>
+                <w:color w:val="000000"/>
+                <w:sz w:val="20"/>
+                <w:szCs w:val="20"/>
+                <w:lang w:val="en-GB"/>
+              </w:rPr>
+              <w:t xml:space="preserve">JSON </w:t>
+            </w:r>
+            <w:r>
+              <w:rPr>
+                <w:rFonts w:ascii="Times New Roman" w:eastAsia="Times New Roman" w:hAnsi="Times New Roman" w:cs="Times New Roman"/>
+                <w:color w:val="000000"/>
+                <w:sz w:val="20"/>
+                <w:szCs w:val="20"/>
+                <w:lang w:val="en-GB"/>
+              </w:rPr>
+              <w:t>Web Token</w:t>
             </w:r>
           </w:p>
         </w:tc>
@@ -2708,7 +2699,7 @@
                 <w:szCs w:val="20"/>
                 <w:lang w:val="en-GB"/>
               </w:rPr>
-              <w:t>PDF</w:t>
+              <w:t>MoSCoW</w:t>
             </w:r>
           </w:p>
         </w:tc>
@@ -2735,7 +2726,7 @@
                 <w:szCs w:val="20"/>
                 <w:lang w:val="en-GB"/>
               </w:rPr>
-              <w:t>Portable Document Format</w:t>
+              <w:t>Must, Should, Could, Won’t (a way to rank requirements)</w:t>
             </w:r>
           </w:p>
         </w:tc>
@@ -2767,7 +2758,7 @@
                 <w:szCs w:val="20"/>
                 <w:lang w:val="en-GB"/>
               </w:rPr>
-              <w:t>SME</w:t>
+              <w:t>NFR</w:t>
             </w:r>
           </w:p>
         </w:tc>
@@ -2794,7 +2785,7 @@
                 <w:szCs w:val="20"/>
                 <w:lang w:val="en-GB"/>
               </w:rPr>
-              <w:t>Small and Medium-sized Enterprise</w:t>
+              <w:t>Non-Functional Requirement</w:t>
             </w:r>
           </w:p>
         </w:tc>
@@ -2827,7 +2818,7 @@
                 <w:szCs w:val="20"/>
                 <w:lang w:val="en-GB"/>
               </w:rPr>
-              <w:t>SMTP</w:t>
+              <w:t>PDF</w:t>
             </w:r>
           </w:p>
         </w:tc>
@@ -2854,7 +2845,7 @@
                 <w:szCs w:val="20"/>
                 <w:lang w:val="en-GB"/>
               </w:rPr>
-              <w:t>Simple Mail Transfer Protocol</w:t>
+              <w:t>Portable Document Format</w:t>
             </w:r>
           </w:p>
         </w:tc>
@@ -2881,12 +2872,13 @@
             <w:r>
               <w:rPr>
                 <w:rFonts w:ascii="Times New Roman" w:eastAsia="Times New Roman" w:hAnsi="Times New Roman" w:cs="Times New Roman"/>
-                <w:color w:val="000000"/>
-                <w:sz w:val="20"/>
-                <w:szCs w:val="20"/>
-                <w:lang w:val="en-GB"/>
-              </w:rPr>
-              <w:t>TC</w:t>
+                <w:noProof/>
+                <w:color w:val="000000"/>
+                <w:sz w:val="20"/>
+                <w:szCs w:val="20"/>
+                <w:lang w:val="en-GB"/>
+              </w:rPr>
+              <w:t>PK</w:t>
             </w:r>
           </w:p>
         </w:tc>
@@ -2913,7 +2905,7 @@
                 <w:szCs w:val="20"/>
                 <w:lang w:val="en-GB"/>
               </w:rPr>
-              <w:t>Test Case</w:t>
+              <w:t>Primary Key</w:t>
             </w:r>
           </w:p>
         </w:tc>
@@ -2940,13 +2932,12 @@
             <w:r>
               <w:rPr>
                 <w:rFonts w:ascii="Times New Roman" w:eastAsia="Times New Roman" w:hAnsi="Times New Roman" w:cs="Times New Roman"/>
-                <w:noProof/>
-                <w:color w:val="000000"/>
-                <w:sz w:val="20"/>
-                <w:szCs w:val="20"/>
-                <w:lang w:val="en-GB"/>
-              </w:rPr>
-              <w:t>TLS</w:t>
+                <w:color w:val="000000"/>
+                <w:sz w:val="20"/>
+                <w:szCs w:val="20"/>
+                <w:lang w:val="en-GB"/>
+              </w:rPr>
+              <w:t>SME</w:t>
             </w:r>
           </w:p>
         </w:tc>
@@ -2973,7 +2964,7 @@
                 <w:szCs w:val="20"/>
                 <w:lang w:val="en-GB"/>
               </w:rPr>
-              <w:t>Transport Layer Security</w:t>
+              <w:t>Small and Medium-sized Enterprise</w:t>
             </w:r>
           </w:p>
         </w:tc>
@@ -3000,12 +2991,13 @@
             <w:r>
               <w:rPr>
                 <w:rFonts w:ascii="Times New Roman" w:eastAsia="Times New Roman" w:hAnsi="Times New Roman" w:cs="Times New Roman"/>
-                <w:color w:val="000000"/>
-                <w:sz w:val="20"/>
-                <w:szCs w:val="20"/>
-                <w:lang w:val="en-GB"/>
-              </w:rPr>
-              <w:t>UAE</w:t>
+                <w:noProof/>
+                <w:color w:val="000000"/>
+                <w:sz w:val="20"/>
+                <w:szCs w:val="20"/>
+                <w:lang w:val="en-GB"/>
+              </w:rPr>
+              <w:t>SMTP</w:t>
             </w:r>
           </w:p>
         </w:tc>
@@ -3032,7 +3024,7 @@
                 <w:szCs w:val="20"/>
                 <w:lang w:val="en-GB"/>
               </w:rPr>
-              <w:t>United Arab Emirates</w:t>
+              <w:t>Simple Mail Transfer Protocol</w:t>
             </w:r>
           </w:p>
         </w:tc>
@@ -3059,13 +3051,12 @@
             <w:r>
               <w:rPr>
                 <w:rFonts w:ascii="Times New Roman" w:eastAsia="Times New Roman" w:hAnsi="Times New Roman" w:cs="Times New Roman"/>
-                <w:noProof/>
-                <w:color w:val="000000"/>
-                <w:sz w:val="20"/>
-                <w:szCs w:val="20"/>
-                <w:lang w:val="en-GB"/>
-              </w:rPr>
-              <w:t>UML</w:t>
+                <w:color w:val="000000"/>
+                <w:sz w:val="20"/>
+                <w:szCs w:val="20"/>
+                <w:lang w:val="en-GB"/>
+              </w:rPr>
+              <w:t>TC</w:t>
             </w:r>
           </w:p>
         </w:tc>
@@ -3092,7 +3083,7 @@
                 <w:szCs w:val="20"/>
                 <w:lang w:val="en-GB"/>
               </w:rPr>
-              <w:t>Unified Modelling Language</w:t>
+              <w:t>Test Case</w:t>
             </w:r>
           </w:p>
         </w:tc>
@@ -3125,7 +3116,7 @@
                 <w:szCs w:val="20"/>
                 <w:lang w:val="en-GB"/>
               </w:rPr>
-              <w:t>WCAG</w:t>
+              <w:t>TLS</w:t>
             </w:r>
           </w:p>
         </w:tc>
@@ -3152,7 +3143,7 @@
                 <w:szCs w:val="20"/>
                 <w:lang w:val="en-GB"/>
               </w:rPr>
-              <w:t>Web Content Accessibility Guidelines</w:t>
+              <w:t>Transport Layer Security</w:t>
             </w:r>
           </w:p>
         </w:tc>
@@ -3185,6 +3176,245 @@
                 <w:szCs w:val="20"/>
                 <w:lang w:val="en-GB"/>
               </w:rPr>
+              <w:t>TTL</w:t>
+            </w:r>
+          </w:p>
+        </w:tc>
+        <w:tc>
+          <w:tcPr>
+            <w:tcW w:w="7160" w:type="dxa"/>
+          </w:tcPr>
+          <w:p>
+            <w:pPr>
+              <w:spacing w:before="40" w:after="40"/>
+              <w:rPr>
+                <w:rFonts w:ascii="Times New Roman" w:eastAsia="Times New Roman" w:hAnsi="Times New Roman" w:cs="Times New Roman"/>
+                <w:color w:val="000000"/>
+                <w:sz w:val="20"/>
+                <w:szCs w:val="20"/>
+                <w:lang w:val="en-GB"/>
+              </w:rPr>
+            </w:pPr>
+            <w:r>
+              <w:rPr>
+                <w:rFonts w:ascii="Times New Roman" w:eastAsia="Times New Roman" w:hAnsi="Times New Roman" w:cs="Times New Roman"/>
+                <w:color w:val="000000"/>
+                <w:sz w:val="20"/>
+                <w:szCs w:val="20"/>
+                <w:lang w:val="en-GB"/>
+              </w:rPr>
+              <w:t>Time to Live</w:t>
+            </w:r>
+          </w:p>
+        </w:tc>
+      </w:tr>
+      <w:tr>
+        <w:trPr>
+          <w:cantSplit/>
+        </w:trPr>
+        <w:tc>
+          <w:tcPr>
+            <w:tcW w:w="2200" w:type="dxa"/>
+          </w:tcPr>
+          <w:p>
+            <w:pPr>
+              <w:spacing w:before="40" w:after="40"/>
+              <w:rPr>
+                <w:rFonts w:ascii="Times New Roman" w:eastAsia="Times New Roman" w:hAnsi="Times New Roman" w:cs="Times New Roman"/>
+                <w:color w:val="000000"/>
+                <w:sz w:val="20"/>
+                <w:szCs w:val="20"/>
+                <w:lang w:val="en-GB"/>
+              </w:rPr>
+            </w:pPr>
+            <w:r>
+              <w:rPr>
+                <w:rFonts w:ascii="Times New Roman" w:eastAsia="Times New Roman" w:hAnsi="Times New Roman" w:cs="Times New Roman"/>
+                <w:color w:val="000000"/>
+                <w:sz w:val="20"/>
+                <w:szCs w:val="20"/>
+                <w:lang w:val="en-GB"/>
+              </w:rPr>
+              <w:t>UAE</w:t>
+            </w:r>
+          </w:p>
+        </w:tc>
+        <w:tc>
+          <w:tcPr>
+            <w:tcW w:w="7160" w:type="dxa"/>
+          </w:tcPr>
+          <w:p>
+            <w:pPr>
+              <w:spacing w:before="40" w:after="40"/>
+              <w:rPr>
+                <w:rFonts w:ascii="Times New Roman" w:eastAsia="Times New Roman" w:hAnsi="Times New Roman" w:cs="Times New Roman"/>
+                <w:color w:val="000000"/>
+                <w:sz w:val="20"/>
+                <w:szCs w:val="20"/>
+                <w:lang w:val="en-GB"/>
+              </w:rPr>
+            </w:pPr>
+            <w:r>
+              <w:rPr>
+                <w:rFonts w:ascii="Times New Roman" w:eastAsia="Times New Roman" w:hAnsi="Times New Roman" w:cs="Times New Roman"/>
+                <w:color w:val="000000"/>
+                <w:sz w:val="20"/>
+                <w:szCs w:val="20"/>
+                <w:lang w:val="en-GB"/>
+              </w:rPr>
+              <w:t>United Arab Emirates</w:t>
+            </w:r>
+          </w:p>
+        </w:tc>
+      </w:tr>
+      <w:tr>
+        <w:trPr>
+          <w:cantSplit/>
+        </w:trPr>
+        <w:tc>
+          <w:tcPr>
+            <w:tcW w:w="2200" w:type="dxa"/>
+          </w:tcPr>
+          <w:p>
+            <w:pPr>
+              <w:spacing w:before="40" w:after="40"/>
+              <w:rPr>
+                <w:rFonts w:ascii="Times New Roman" w:eastAsia="Times New Roman" w:hAnsi="Times New Roman" w:cs="Times New Roman"/>
+                <w:color w:val="000000"/>
+                <w:sz w:val="20"/>
+                <w:szCs w:val="20"/>
+                <w:lang w:val="en-GB"/>
+              </w:rPr>
+            </w:pPr>
+            <w:r>
+              <w:rPr>
+                <w:rFonts w:ascii="Times New Roman" w:eastAsia="Times New Roman" w:hAnsi="Times New Roman" w:cs="Times New Roman"/>
+                <w:noProof/>
+                <w:color w:val="000000"/>
+                <w:sz w:val="20"/>
+                <w:szCs w:val="20"/>
+                <w:lang w:val="en-GB"/>
+              </w:rPr>
+              <w:t>UML</w:t>
+            </w:r>
+          </w:p>
+        </w:tc>
+        <w:tc>
+          <w:tcPr>
+            <w:tcW w:w="7160" w:type="dxa"/>
+          </w:tcPr>
+          <w:p>
+            <w:pPr>
+              <w:spacing w:before="40" w:after="40"/>
+              <w:rPr>
+                <w:rFonts w:ascii="Times New Roman" w:eastAsia="Times New Roman" w:hAnsi="Times New Roman" w:cs="Times New Roman"/>
+                <w:color w:val="000000"/>
+                <w:sz w:val="20"/>
+                <w:szCs w:val="20"/>
+                <w:lang w:val="en-GB"/>
+              </w:rPr>
+            </w:pPr>
+            <w:r>
+              <w:rPr>
+                <w:rFonts w:ascii="Times New Roman" w:eastAsia="Times New Roman" w:hAnsi="Times New Roman" w:cs="Times New Roman"/>
+                <w:color w:val="000000"/>
+                <w:sz w:val="20"/>
+                <w:szCs w:val="20"/>
+                <w:lang w:val="en-GB"/>
+              </w:rPr>
+              <w:t>Unified Modeling Language</w:t>
+            </w:r>
+          </w:p>
+        </w:tc>
+      </w:tr>
+      <w:tr>
+        <w:trPr>
+          <w:cantSplit/>
+        </w:trPr>
+        <w:tc>
+          <w:tcPr>
+            <w:tcW w:w="2200" w:type="dxa"/>
+          </w:tcPr>
+          <w:p>
+            <w:pPr>
+              <w:spacing w:before="40" w:after="40"/>
+              <w:rPr>
+                <w:rFonts w:ascii="Times New Roman" w:eastAsia="Times New Roman" w:hAnsi="Times New Roman" w:cs="Times New Roman"/>
+                <w:color w:val="000000"/>
+                <w:sz w:val="20"/>
+                <w:szCs w:val="20"/>
+                <w:lang w:val="en-GB"/>
+              </w:rPr>
+            </w:pPr>
+            <w:r>
+              <w:rPr>
+                <w:rFonts w:ascii="Times New Roman" w:eastAsia="Times New Roman" w:hAnsi="Times New Roman" w:cs="Times New Roman"/>
+                <w:noProof/>
+                <w:color w:val="000000"/>
+                <w:sz w:val="20"/>
+                <w:szCs w:val="20"/>
+                <w:lang w:val="en-GB"/>
+              </w:rPr>
+              <w:t>WCAG</w:t>
+            </w:r>
+          </w:p>
+        </w:tc>
+        <w:tc>
+          <w:tcPr>
+            <w:tcW w:w="7160" w:type="dxa"/>
+          </w:tcPr>
+          <w:p>
+            <w:pPr>
+              <w:spacing w:before="40" w:after="40"/>
+              <w:rPr>
+                <w:rFonts w:ascii="Times New Roman" w:eastAsia="Times New Roman" w:hAnsi="Times New Roman" w:cs="Times New Roman"/>
+                <w:color w:val="000000"/>
+                <w:sz w:val="20"/>
+                <w:szCs w:val="20"/>
+                <w:lang w:val="en-GB"/>
+              </w:rPr>
+            </w:pPr>
+            <w:r>
+              <w:rPr>
+                <w:rFonts w:ascii="Times New Roman" w:eastAsia="Times New Roman" w:hAnsi="Times New Roman" w:cs="Times New Roman"/>
+                <w:color w:val="000000"/>
+                <w:sz w:val="20"/>
+                <w:szCs w:val="20"/>
+                <w:lang w:val="en-GB"/>
+              </w:rPr>
+              <w:t>Web Content Accessibility Guidelines</w:t>
+            </w:r>
+          </w:p>
+        </w:tc>
+      </w:tr>
+      <w:tr>
+        <w:trPr>
+          <w:cantSplit/>
+        </w:trPr>
+        <w:tc>
+          <w:tcPr>
+            <w:tcW w:w="2200" w:type="dxa"/>
+          </w:tcPr>
+          <w:p>
+            <w:pPr>
+              <w:spacing w:before="40" w:after="40"/>
+              <w:rPr>
+                <w:rFonts w:ascii="Times New Roman" w:eastAsia="Times New Roman" w:hAnsi="Times New Roman" w:cs="Times New Roman"/>
+                <w:color w:val="000000"/>
+                <w:sz w:val="20"/>
+                <w:szCs w:val="20"/>
+                <w:lang w:val="en-GB"/>
+              </w:rPr>
+            </w:pPr>
+            <w:r>
+              <w:rPr>
+                <w:rFonts w:ascii="Times New Roman" w:eastAsia="Times New Roman" w:hAnsi="Times New Roman" w:cs="Times New Roman"/>
+                <w:noProof/>
+                <w:color w:val="000000"/>
+                <w:sz w:val="20"/>
+                <w:szCs w:val="20"/>
+                <w:lang w:val="en-GB"/>
+              </w:rPr>
               <w:t>XSS</w:t>
             </w:r>
           </w:p>
@@ -3263,7 +3493,7 @@
       <w:r>
         <w:fldChar w:fldCharType="separate"/>
       </w:r>
-      <w:hyperlink w:anchor="_Toc242774482" w:history="1">
+      <w:hyperlink w:anchor="_Toc242989521" w:history="1">
         <w:r>
           <w:rPr>
             <w:rStyle w:val="Hyperlink"/>
@@ -3292,7 +3522,7 @@
             <w:noProof/>
             <w:webHidden/>
           </w:rPr>
-          <w:instrText xml:space="preserve"> PAGEREF _Toc242774482 \h </w:instrText>
+          <w:instrText xml:space="preserve"> PAGEREF _Toc242989521 \h </w:instrText>
         </w:r>
         <w:r>
           <w:rPr>
@@ -3338,7 +3568,7 @@
           <w14:ligatures w14:val="standardContextual"/>
         </w:rPr>
       </w:pPr>
-      <w:hyperlink w:anchor="_Toc242774483" w:history="1">
+      <w:hyperlink w:anchor="_Toc242989522" w:history="1">
         <w:r>
           <w:rPr>
             <w:rStyle w:val="Hyperlink"/>
@@ -3367,7 +3597,7 @@
             <w:noProof/>
             <w:webHidden/>
           </w:rPr>
-          <w:instrText xml:space="preserve"> PAGEREF _Toc242774483 \h </w:instrText>
+          <w:instrText xml:space="preserve"> PAGEREF _Toc242989522 \h </w:instrText>
         </w:r>
         <w:r>
           <w:rPr>
@@ -3413,7 +3643,7 @@
           <w14:ligatures w14:val="standardContextual"/>
         </w:rPr>
       </w:pPr>
-      <w:hyperlink w:anchor="_Toc242774484" w:history="1">
+      <w:hyperlink w:anchor="_Toc242989523" w:history="1">
         <w:r>
           <w:rPr>
             <w:rStyle w:val="Hyperlink"/>
@@ -3442,7 +3672,7 @@
             <w:noProof/>
             <w:webHidden/>
           </w:rPr>
-          <w:instrText xml:space="preserve"> PAGEREF _Toc242774484 \h </w:instrText>
+          <w:instrText xml:space="preserve"> PAGEREF _Toc242989523 \h </w:instrText>
         </w:r>
         <w:r>
           <w:rPr>
@@ -3488,7 +3718,7 @@
           <w14:ligatures w14:val="standardContextual"/>
         </w:rPr>
       </w:pPr>
-      <w:hyperlink w:anchor="_Toc242774485" w:history="1">
+      <w:hyperlink w:anchor="_Toc242989524" w:history="1">
         <w:r>
           <w:rPr>
             <w:rStyle w:val="Hyperlink"/>
@@ -3517,7 +3747,7 @@
             <w:noProof/>
             <w:webHidden/>
           </w:rPr>
-          <w:instrText xml:space="preserve"> PAGEREF _Toc242774485 \h </w:instrText>
+          <w:instrText xml:space="preserve"> PAGEREF _Toc242989524 \h </w:instrText>
         </w:r>
         <w:r>
           <w:rPr>
@@ -3563,7 +3793,7 @@
           <w14:ligatures w14:val="standardContextual"/>
         </w:rPr>
       </w:pPr>
-      <w:hyperlink w:anchor="_Toc242774486" w:history="1">
+      <w:hyperlink w:anchor="_Toc242989525" w:history="1">
         <w:r>
           <w:rPr>
             <w:rStyle w:val="Hyperlink"/>
@@ -3592,7 +3822,7 @@
             <w:noProof/>
             <w:webHidden/>
           </w:rPr>
-          <w:instrText xml:space="preserve"> PAGEREF _Toc242774486 \h </w:instrText>
+          <w:instrText xml:space="preserve"> PAGEREF _Toc242989525 \h </w:instrText>
         </w:r>
         <w:r>
           <w:rPr>
@@ -3638,7 +3868,7 @@
           <w14:ligatures w14:val="standardContextual"/>
         </w:rPr>
       </w:pPr>
-      <w:hyperlink w:anchor="_Toc242774487" w:history="1">
+      <w:hyperlink w:anchor="_Toc242989526" w:history="1">
         <w:r>
           <w:rPr>
             <w:rStyle w:val="Hyperlink"/>
@@ -3667,7 +3897,7 @@
             <w:noProof/>
             <w:webHidden/>
           </w:rPr>
-          <w:instrText xml:space="preserve"> PAGEREF _Toc242774487 \h </w:instrText>
+          <w:instrText xml:space="preserve"> PAGEREF _Toc242989526 \h </w:instrText>
         </w:r>
         <w:r>
           <w:rPr>
@@ -3713,7 +3943,7 @@
           <w14:ligatures w14:val="standardContextual"/>
         </w:rPr>
       </w:pPr>
-      <w:hyperlink w:anchor="_Toc242774488" w:history="1">
+      <w:hyperlink w:anchor="_Toc242989527" w:history="1">
         <w:r>
           <w:rPr>
             <w:rStyle w:val="Hyperlink"/>
@@ -3742,7 +3972,7 @@
             <w:noProof/>
             <w:webHidden/>
           </w:rPr>
-          <w:instrText xml:space="preserve"> PAGEREF _Toc242774488 \h </w:instrText>
+          <w:instrText xml:space="preserve"> PAGEREF _Toc242989527 \h </w:instrText>
         </w:r>
         <w:r>
           <w:rPr>
@@ -3788,7 +4018,7 @@
           <w14:ligatures w14:val="standardContextual"/>
         </w:rPr>
       </w:pPr>
-      <w:hyperlink w:anchor="_Toc242774489" w:history="1">
+      <w:hyperlink w:anchor="_Toc242989528" w:history="1">
         <w:r>
           <w:rPr>
             <w:rStyle w:val="Hyperlink"/>
@@ -3817,7 +4047,7 @@
             <w:noProof/>
             <w:webHidden/>
           </w:rPr>
-          <w:instrText xml:space="preserve"> PAGEREF _Toc242774489 \h </w:instrText>
+          <w:instrText xml:space="preserve"> PAGEREF _Toc242989528 \h </w:instrText>
         </w:r>
         <w:r>
           <w:rPr>
@@ -3863,7 +4093,7 @@
           <w14:ligatures w14:val="standardContextual"/>
         </w:rPr>
       </w:pPr>
-      <w:hyperlink w:anchor="_Toc242774490" w:history="1">
+      <w:hyperlink w:anchor="_Toc242989529" w:history="1">
         <w:r>
           <w:rPr>
             <w:rStyle w:val="Hyperlink"/>
@@ -3892,7 +4122,7 @@
             <w:noProof/>
             <w:webHidden/>
           </w:rPr>
-          <w:instrText xml:space="preserve"> PAGEREF _Toc242774490 \h </w:instrText>
+          <w:instrText xml:space="preserve"> PAGEREF _Toc242989529 \h </w:instrText>
         </w:r>
         <w:r>
           <w:rPr>
@@ -3938,7 +4168,7 @@
           <w14:ligatures w14:val="standardContextual"/>
         </w:rPr>
       </w:pPr>
-      <w:hyperlink w:anchor="_Toc242774491" w:history="1">
+      <w:hyperlink w:anchor="_Toc242989530" w:history="1">
         <w:r>
           <w:rPr>
             <w:rStyle w:val="Hyperlink"/>
@@ -3967,7 +4197,7 @@
             <w:noProof/>
             <w:webHidden/>
           </w:rPr>
-          <w:instrText xml:space="preserve"> PAGEREF _Toc242774491 \h </w:instrText>
+          <w:instrText xml:space="preserve"> PAGEREF _Toc242989530 \h </w:instrText>
         </w:r>
         <w:r>
           <w:rPr>
@@ -4013,7 +4243,7 @@
           <w14:ligatures w14:val="standardContextual"/>
         </w:rPr>
       </w:pPr>
-      <w:hyperlink w:anchor="_Toc242774492" w:history="1">
+      <w:hyperlink w:anchor="_Toc242989531" w:history="1">
         <w:r>
           <w:rPr>
             <w:rStyle w:val="Hyperlink"/>
@@ -4042,7 +4272,7 @@
             <w:noProof/>
             <w:webHidden/>
           </w:rPr>
-          <w:instrText xml:space="preserve"> PAGEREF _Toc242774492 \h </w:instrText>
+          <w:instrText xml:space="preserve"> PAGEREF _Toc242989531 \h </w:instrText>
         </w:r>
         <w:r>
           <w:rPr>
@@ -4088,7 +4318,7 @@
           <w14:ligatures w14:val="standardContextual"/>
         </w:rPr>
       </w:pPr>
-      <w:hyperlink w:anchor="_Toc242774493" w:history="1">
+      <w:hyperlink w:anchor="_Toc242989532" w:history="1">
         <w:r>
           <w:rPr>
             <w:rStyle w:val="Hyperlink"/>
@@ -4117,7 +4347,7 @@
             <w:noProof/>
             <w:webHidden/>
           </w:rPr>
-          <w:instrText xml:space="preserve"> PAGEREF _Toc242774493 \h </w:instrText>
+          <w:instrText xml:space="preserve"> PAGEREF _Toc242989532 \h </w:instrText>
         </w:r>
         <w:r>
           <w:rPr>
@@ -4163,7 +4393,7 @@
           <w14:ligatures w14:val="standardContextual"/>
         </w:rPr>
       </w:pPr>
-      <w:hyperlink w:anchor="_Toc242774494" w:history="1">
+      <w:hyperlink w:anchor="_Toc242989533" w:history="1">
         <w:r>
           <w:rPr>
             <w:rStyle w:val="Hyperlink"/>
@@ -4192,7 +4422,7 @@
             <w:noProof/>
             <w:webHidden/>
           </w:rPr>
-          <w:instrText xml:space="preserve"> PAGEREF _Toc242774494 \h </w:instrText>
+          <w:instrText xml:space="preserve"> PAGEREF _Toc242989533 \h </w:instrText>
         </w:r>
         <w:r>
           <w:rPr>
@@ -4238,7 +4468,7 @@
           <w14:ligatures w14:val="standardContextual"/>
         </w:rPr>
       </w:pPr>
-      <w:hyperlink w:anchor="_Toc242774495" w:history="1">
+      <w:hyperlink w:anchor="_Toc242989534" w:history="1">
         <w:r>
           <w:rPr>
             <w:rStyle w:val="Hyperlink"/>
@@ -4267,7 +4497,7 @@
             <w:noProof/>
             <w:webHidden/>
           </w:rPr>
-          <w:instrText xml:space="preserve"> PAGEREF _Toc242774495 \h </w:instrText>
+          <w:instrText xml:space="preserve"> PAGEREF _Toc242989534 \h </w:instrText>
         </w:r>
         <w:r>
           <w:rPr>
@@ -4313,7 +4543,7 @@
           <w14:ligatures w14:val="standardContextual"/>
         </w:rPr>
       </w:pPr>
-      <w:hyperlink w:anchor="_Toc242774496" w:history="1">
+      <w:hyperlink w:anchor="_Toc242989535" w:history="1">
         <w:r>
           <w:rPr>
             <w:rStyle w:val="Hyperlink"/>
@@ -4342,7 +4572,7 @@
             <w:noProof/>
             <w:webHidden/>
           </w:rPr>
-          <w:instrText xml:space="preserve"> PAGEREF _Toc242774496 \h </w:instrText>
+          <w:instrText xml:space="preserve"> PAGEREF _Toc242989535 \h </w:instrText>
         </w:r>
         <w:r>
           <w:rPr>
@@ -4388,7 +4618,7 @@
           <w14:ligatures w14:val="standardContextual"/>
         </w:rPr>
       </w:pPr>
-      <w:hyperlink w:anchor="_Toc242774497" w:history="1">
+      <w:hyperlink w:anchor="_Toc242989536" w:history="1">
         <w:r>
           <w:rPr>
             <w:rStyle w:val="Hyperlink"/>
@@ -4417,7 +4647,7 @@
             <w:noProof/>
             <w:webHidden/>
           </w:rPr>
-          <w:instrText xml:space="preserve"> PAGEREF _Toc242774497 \h </w:instrText>
+          <w:instrText xml:space="preserve"> PAGEREF _Toc242989536 \h </w:instrText>
         </w:r>
         <w:r>
           <w:rPr>
@@ -4463,7 +4693,7 @@
           <w14:ligatures w14:val="standardContextual"/>
         </w:rPr>
       </w:pPr>
-      <w:hyperlink w:anchor="_Toc242774498" w:history="1">
+      <w:hyperlink w:anchor="_Toc242989537" w:history="1">
         <w:r>
           <w:rPr>
             <w:rStyle w:val="Hyperlink"/>
@@ -4492,7 +4722,7 @@
             <w:noProof/>
             <w:webHidden/>
           </w:rPr>
-          <w:instrText xml:space="preserve"> PAGEREF _Toc242774498 \h </w:instrText>
+          <w:instrText xml:space="preserve"> PAGEREF _Toc242989537 \h </w:instrText>
         </w:r>
         <w:r>
           <w:rPr>
@@ -4538,7 +4768,7 @@
           <w14:ligatures w14:val="standardContextual"/>
         </w:rPr>
       </w:pPr>
-      <w:hyperlink w:anchor="_Toc242774499" w:history="1">
+      <w:hyperlink w:anchor="_Toc242989538" w:history="1">
         <w:r>
           <w:rPr>
             <w:rStyle w:val="Hyperlink"/>
@@ -4567,7 +4797,7 @@
             <w:noProof/>
             <w:webHidden/>
           </w:rPr>
-          <w:instrText xml:space="preserve"> PAGEREF _Toc242774499 \h </w:instrText>
+          <w:instrText xml:space="preserve"> PAGEREF _Toc242989538 \h </w:instrText>
         </w:r>
         <w:r>
           <w:rPr>
@@ -4587,7 +4817,7 @@
             <w:noProof/>
             <w:webHidden/>
           </w:rPr>
-          <w:t>3</w:t>
+          <w:t>4</w:t>
         </w:r>
         <w:r>
           <w:rPr>
@@ -4613,7 +4843,7 @@
           <w14:ligatures w14:val="standardContextual"/>
         </w:rPr>
       </w:pPr>
-      <w:hyperlink w:anchor="_Toc242774500" w:history="1">
+      <w:hyperlink w:anchor="_Toc242989539" w:history="1">
         <w:r>
           <w:rPr>
             <w:rStyle w:val="Hyperlink"/>
@@ -4642,7 +4872,7 @@
             <w:noProof/>
             <w:webHidden/>
           </w:rPr>
-          <w:instrText xml:space="preserve"> PAGEREF _Toc242774500 \h </w:instrText>
+          <w:instrText xml:space="preserve"> PAGEREF _Toc242989539 \h </w:instrText>
         </w:r>
         <w:r>
           <w:rPr>
@@ -4688,7 +4918,7 @@
           <w14:ligatures w14:val="standardContextual"/>
         </w:rPr>
       </w:pPr>
-      <w:hyperlink w:anchor="_Toc242774501" w:history="1">
+      <w:hyperlink w:anchor="_Toc242989540" w:history="1">
         <w:r>
           <w:rPr>
             <w:rStyle w:val="Hyperlink"/>
@@ -4717,7 +4947,7 @@
             <w:noProof/>
             <w:webHidden/>
           </w:rPr>
-          <w:instrText xml:space="preserve"> PAGEREF _Toc242774501 \h </w:instrText>
+          <w:instrText xml:space="preserve"> PAGEREF _Toc242989540 \h </w:instrText>
         </w:r>
         <w:r>
           <w:rPr>
@@ -4763,7 +4993,7 @@
           <w14:ligatures w14:val="standardContextual"/>
         </w:rPr>
       </w:pPr>
-      <w:hyperlink w:anchor="_Toc242774502" w:history="1">
+      <w:hyperlink w:anchor="_Toc242989541" w:history="1">
         <w:r>
           <w:rPr>
             <w:rStyle w:val="Hyperlink"/>
@@ -4792,7 +5022,7 @@
             <w:noProof/>
             <w:webHidden/>
           </w:rPr>
-          <w:instrText xml:space="preserve"> PAGEREF _Toc242774502 \h </w:instrText>
+          <w:instrText xml:space="preserve"> PAGEREF _Toc242989541 \h </w:instrText>
         </w:r>
         <w:r>
           <w:rPr>
@@ -4838,7 +5068,7 @@
           <w14:ligatures w14:val="standardContextual"/>
         </w:rPr>
       </w:pPr>
-      <w:hyperlink w:anchor="_Toc242774503" w:history="1">
+      <w:hyperlink w:anchor="_Toc242989542" w:history="1">
         <w:r>
           <w:rPr>
             <w:rStyle w:val="Hyperlink"/>
@@ -4867,7 +5097,7 @@
             <w:noProof/>
             <w:webHidden/>
           </w:rPr>
-          <w:instrText xml:space="preserve"> PAGEREF _Toc242774503 \h </w:instrText>
+          <w:instrText xml:space="preserve"> PAGEREF _Toc242989542 \h </w:instrText>
         </w:r>
         <w:r>
           <w:rPr>
@@ -4913,7 +5143,7 @@
           <w14:ligatures w14:val="standardContextual"/>
         </w:rPr>
       </w:pPr>
-      <w:hyperlink w:anchor="_Toc242774504" w:history="1">
+      <w:hyperlink w:anchor="_Toc242989543" w:history="1">
         <w:r>
           <w:rPr>
             <w:rStyle w:val="Hyperlink"/>
@@ -4942,7 +5172,7 @@
             <w:noProof/>
             <w:webHidden/>
           </w:rPr>
-          <w:instrText xml:space="preserve"> PAGEREF _Toc242774504 \h </w:instrText>
+          <w:instrText xml:space="preserve"> PAGEREF _Toc242989543 \h </w:instrText>
         </w:r>
         <w:r>
           <w:rPr>
@@ -4988,7 +5218,7 @@
           <w14:ligatures w14:val="standardContextual"/>
         </w:rPr>
       </w:pPr>
-      <w:hyperlink w:anchor="_Toc242774505" w:history="1">
+      <w:hyperlink w:anchor="_Toc242989544" w:history="1">
         <w:r>
           <w:rPr>
             <w:rStyle w:val="Hyperlink"/>
@@ -5017,7 +5247,7 @@
             <w:noProof/>
             <w:webHidden/>
           </w:rPr>
-          <w:instrText xml:space="preserve"> PAGEREF _Toc242774505 \h </w:instrText>
+          <w:instrText xml:space="preserve"> PAGEREF _Toc242989544 \h </w:instrText>
         </w:r>
         <w:r>
           <w:rPr>
@@ -5063,7 +5293,7 @@
           <w14:ligatures w14:val="standardContextual"/>
         </w:rPr>
       </w:pPr>
-      <w:hyperlink w:anchor="_Toc242774506" w:history="1">
+      <w:hyperlink w:anchor="_Toc242989545" w:history="1">
         <w:r>
           <w:rPr>
             <w:rStyle w:val="Hyperlink"/>
@@ -5092,7 +5322,7 @@
             <w:noProof/>
             <w:webHidden/>
           </w:rPr>
-          <w:instrText xml:space="preserve"> PAGEREF _Toc242774506 \h </w:instrText>
+          <w:instrText xml:space="preserve"> PAGEREF _Toc242989545 \h </w:instrText>
         </w:r>
         <w:r>
           <w:rPr>
@@ -5138,7 +5368,7 @@
           <w14:ligatures w14:val="standardContextual"/>
         </w:rPr>
       </w:pPr>
-      <w:hyperlink w:anchor="_Toc242774507" w:history="1">
+      <w:hyperlink w:anchor="_Toc242989546" w:history="1">
         <w:r>
           <w:rPr>
             <w:rStyle w:val="Hyperlink"/>
@@ -5167,7 +5397,7 @@
             <w:noProof/>
             <w:webHidden/>
           </w:rPr>
-          <w:instrText xml:space="preserve"> PAGEREF _Toc242774507 \h </w:instrText>
+          <w:instrText xml:space="preserve"> PAGEREF _Toc242989546 \h </w:instrText>
         </w:r>
         <w:r>
           <w:rPr>
@@ -5213,7 +5443,7 @@
           <w14:ligatures w14:val="standardContextual"/>
         </w:rPr>
       </w:pPr>
-      <w:hyperlink w:anchor="_Toc242774508" w:history="1">
+      <w:hyperlink w:anchor="_Toc242989547" w:history="1">
         <w:r>
           <w:rPr>
             <w:rStyle w:val="Hyperlink"/>
@@ -5242,7 +5472,7 @@
             <w:noProof/>
             <w:webHidden/>
           </w:rPr>
-          <w:instrText xml:space="preserve"> PAGEREF _Toc242774508 \h </w:instrText>
+          <w:instrText xml:space="preserve"> PAGEREF _Toc242989547 \h </w:instrText>
         </w:r>
         <w:r>
           <w:rPr>
@@ -5288,7 +5518,7 @@
           <w14:ligatures w14:val="standardContextual"/>
         </w:rPr>
       </w:pPr>
-      <w:hyperlink w:anchor="_Toc242774509" w:history="1">
+      <w:hyperlink w:anchor="_Toc242989548" w:history="1">
         <w:r>
           <w:rPr>
             <w:rStyle w:val="Hyperlink"/>
@@ -5317,7 +5547,7 @@
             <w:noProof/>
             <w:webHidden/>
           </w:rPr>
-          <w:instrText xml:space="preserve"> PAGEREF _Toc242774509 \h </w:instrText>
+          <w:instrText xml:space="preserve"> PAGEREF _Toc242989548 \h </w:instrText>
         </w:r>
         <w:r>
           <w:rPr>
@@ -5363,7 +5593,7 @@
           <w14:ligatures w14:val="standardContextual"/>
         </w:rPr>
       </w:pPr>
-      <w:hyperlink w:anchor="_Toc242774510" w:history="1">
+      <w:hyperlink w:anchor="_Toc242989549" w:history="1">
         <w:r>
           <w:rPr>
             <w:rStyle w:val="Hyperlink"/>
@@ -5392,7 +5622,7 @@
             <w:noProof/>
             <w:webHidden/>
           </w:rPr>
-          <w:instrText xml:space="preserve"> PAGEREF _Toc242774510 \h </w:instrText>
+          <w:instrText xml:space="preserve"> PAGEREF _Toc242989549 \h </w:instrText>
         </w:r>
         <w:r>
           <w:rPr>
@@ -5438,7 +5668,7 @@
           <w14:ligatures w14:val="standardContextual"/>
         </w:rPr>
       </w:pPr>
-      <w:hyperlink w:anchor="_Toc242774511" w:history="1">
+      <w:hyperlink w:anchor="_Toc242989550" w:history="1">
         <w:r>
           <w:rPr>
             <w:rStyle w:val="Hyperlink"/>
@@ -5467,7 +5697,7 @@
             <w:noProof/>
             <w:webHidden/>
           </w:rPr>
-          <w:instrText xml:space="preserve"> PAGEREF _Toc242774511 \h </w:instrText>
+          <w:instrText xml:space="preserve"> PAGEREF _Toc242989550 \h </w:instrText>
         </w:r>
         <w:r>
           <w:rPr>
@@ -5513,7 +5743,7 @@
           <w14:ligatures w14:val="standardContextual"/>
         </w:rPr>
       </w:pPr>
-      <w:hyperlink w:anchor="_Toc242774512" w:history="1">
+      <w:hyperlink w:anchor="_Toc242989551" w:history="1">
         <w:r>
           <w:rPr>
             <w:rStyle w:val="Hyperlink"/>
@@ -5542,7 +5772,7 @@
             <w:noProof/>
             <w:webHidden/>
           </w:rPr>
-          <w:instrText xml:space="preserve"> PAGEREF _Toc242774512 \h </w:instrText>
+          <w:instrText xml:space="preserve"> PAGEREF _Toc242989551 \h </w:instrText>
         </w:r>
         <w:r>
           <w:rPr>
@@ -5588,7 +5818,7 @@
           <w14:ligatures w14:val="standardContextual"/>
         </w:rPr>
       </w:pPr>
-      <w:hyperlink w:anchor="_Toc242774513" w:history="1">
+      <w:hyperlink w:anchor="_Toc242989552" w:history="1">
         <w:r>
           <w:rPr>
             <w:rStyle w:val="Hyperlink"/>
@@ -5617,7 +5847,7 @@
             <w:noProof/>
             <w:webHidden/>
           </w:rPr>
-          <w:instrText xml:space="preserve"> PAGEREF _Toc242774513 \h </w:instrText>
+          <w:instrText xml:space="preserve"> PAGEREF _Toc242989552 \h </w:instrText>
         </w:r>
         <w:r>
           <w:rPr>
@@ -5663,7 +5893,7 @@
           <w14:ligatures w14:val="standardContextual"/>
         </w:rPr>
       </w:pPr>
-      <w:hyperlink w:anchor="_Toc242774514" w:history="1">
+      <w:hyperlink w:anchor="_Toc242989553" w:history="1">
         <w:r>
           <w:rPr>
             <w:rStyle w:val="Hyperlink"/>
@@ -5692,7 +5922,7 @@
             <w:noProof/>
             <w:webHidden/>
           </w:rPr>
-          <w:instrText xml:space="preserve"> PAGEREF _Toc242774514 \h </w:instrText>
+          <w:instrText xml:space="preserve"> PAGEREF _Toc242989553 \h </w:instrText>
         </w:r>
         <w:r>
           <w:rPr>
@@ -5738,7 +5968,7 @@
           <w14:ligatures w14:val="standardContextual"/>
         </w:rPr>
       </w:pPr>
-      <w:hyperlink w:anchor="_Toc242774515" w:history="1">
+      <w:hyperlink w:anchor="_Toc242989554" w:history="1">
         <w:r>
           <w:rPr>
             <w:rStyle w:val="Hyperlink"/>
@@ -5767,7 +5997,7 @@
             <w:noProof/>
             <w:webHidden/>
           </w:rPr>
-          <w:instrText xml:space="preserve"> PAGEREF _Toc242774515 \h </w:instrText>
+          <w:instrText xml:space="preserve"> PAGEREF _Toc242989554 \h </w:instrText>
         </w:r>
         <w:r>
           <w:rPr>
@@ -5813,7 +6043,7 @@
           <w14:ligatures w14:val="standardContextual"/>
         </w:rPr>
       </w:pPr>
-      <w:hyperlink w:anchor="_Toc242774516" w:history="1">
+      <w:hyperlink w:anchor="_Toc242989555" w:history="1">
         <w:r>
           <w:rPr>
             <w:rStyle w:val="Hyperlink"/>
@@ -5842,7 +6072,7 @@
             <w:noProof/>
             <w:webHidden/>
           </w:rPr>
-          <w:instrText xml:space="preserve"> PAGEREF _Toc242774516 \h </w:instrText>
+          <w:instrText xml:space="preserve"> PAGEREF _Toc242989555 \h </w:instrText>
         </w:r>
         <w:r>
           <w:rPr>
@@ -5888,7 +6118,7 @@
           <w14:ligatures w14:val="standardContextual"/>
         </w:rPr>
       </w:pPr>
-      <w:hyperlink w:anchor="_Toc242774517" w:history="1">
+      <w:hyperlink w:anchor="_Toc242989556" w:history="1">
         <w:r>
           <w:rPr>
             <w:rStyle w:val="Hyperlink"/>
@@ -5917,7 +6147,7 @@
             <w:noProof/>
             <w:webHidden/>
           </w:rPr>
-          <w:instrText xml:space="preserve"> PAGEREF _Toc242774517 \h </w:instrText>
+          <w:instrText xml:space="preserve"> PAGEREF _Toc242989556 \h </w:instrText>
         </w:r>
         <w:r>
           <w:rPr>
@@ -5963,7 +6193,7 @@
           <w14:ligatures w14:val="standardContextual"/>
         </w:rPr>
       </w:pPr>
-      <w:hyperlink w:anchor="_Toc242774518" w:history="1">
+      <w:hyperlink w:anchor="_Toc242989557" w:history="1">
         <w:r>
           <w:rPr>
             <w:rStyle w:val="Hyperlink"/>
@@ -5992,7 +6222,7 @@
             <w:noProof/>
             <w:webHidden/>
           </w:rPr>
-          <w:instrText xml:space="preserve"> PAGEREF _Toc242774518 \h </w:instrText>
+          <w:instrText xml:space="preserve"> PAGEREF _Toc242989557 \h </w:instrText>
         </w:r>
         <w:r>
           <w:rPr>
@@ -6038,7 +6268,7 @@
           <w14:ligatures w14:val="standardContextual"/>
         </w:rPr>
       </w:pPr>
-      <w:hyperlink w:anchor="_Toc242774519" w:history="1">
+      <w:hyperlink w:anchor="_Toc242989558" w:history="1">
         <w:r>
           <w:rPr>
             <w:rStyle w:val="Hyperlink"/>
@@ -6067,7 +6297,7 @@
             <w:noProof/>
             <w:webHidden/>
           </w:rPr>
-          <w:instrText xml:space="preserve"> PAGEREF _Toc242774519 \h </w:instrText>
+          <w:instrText xml:space="preserve"> PAGEREF _Toc242989558 \h </w:instrText>
         </w:r>
         <w:r>
           <w:rPr>
@@ -6113,7 +6343,7 @@
           <w14:ligatures w14:val="standardContextual"/>
         </w:rPr>
       </w:pPr>
-      <w:hyperlink w:anchor="_Toc242774520" w:history="1">
+      <w:hyperlink w:anchor="_Toc242989559" w:history="1">
         <w:r>
           <w:rPr>
             <w:rStyle w:val="Hyperlink"/>
@@ -6142,7 +6372,7 @@
             <w:noProof/>
             <w:webHidden/>
           </w:rPr>
-          <w:instrText xml:space="preserve"> PAGEREF _Toc242774520 \h </w:instrText>
+          <w:instrText xml:space="preserve"> PAGEREF _Toc242989559 \h </w:instrText>
         </w:r>
         <w:r>
           <w:rPr>
@@ -6188,7 +6418,7 @@
           <w14:ligatures w14:val="standardContextual"/>
         </w:rPr>
       </w:pPr>
-      <w:hyperlink w:anchor="_Toc242774521" w:history="1">
+      <w:hyperlink w:anchor="_Toc242989560" w:history="1">
         <w:r>
           <w:rPr>
             <w:rStyle w:val="Hyperlink"/>
@@ -6217,7 +6447,7 @@
             <w:noProof/>
             <w:webHidden/>
           </w:rPr>
-          <w:instrText xml:space="preserve"> PAGEREF _Toc242774521 \h </w:instrText>
+          <w:instrText xml:space="preserve"> PAGEREF _Toc242989560 \h </w:instrText>
         </w:r>
         <w:r>
           <w:rPr>
@@ -6237,7 +6467,7 @@
             <w:noProof/>
             <w:webHidden/>
           </w:rPr>
-          <w:t>14</w:t>
+          <w:t>13</w:t>
         </w:r>
         <w:r>
           <w:rPr>
@@ -6263,7 +6493,7 @@
           <w14:ligatures w14:val="standardContextual"/>
         </w:rPr>
       </w:pPr>
-      <w:hyperlink w:anchor="_Toc242774522" w:history="1">
+      <w:hyperlink w:anchor="_Toc242989561" w:history="1">
         <w:r>
           <w:rPr>
             <w:rStyle w:val="Hyperlink"/>
@@ -6292,7 +6522,7 @@
             <w:noProof/>
             <w:webHidden/>
           </w:rPr>
-          <w:instrText xml:space="preserve"> PAGEREF _Toc242774522 \h </w:instrText>
+          <w:instrText xml:space="preserve"> PAGEREF _Toc242989561 \h </w:instrText>
         </w:r>
         <w:r>
           <w:rPr>
@@ -6312,7 +6542,7 @@
             <w:noProof/>
             <w:webHidden/>
           </w:rPr>
-          <w:t>14</w:t>
+          <w:t>13</w:t>
         </w:r>
         <w:r>
           <w:rPr>
@@ -6338,7 +6568,7 @@
           <w14:ligatures w14:val="standardContextual"/>
         </w:rPr>
       </w:pPr>
-      <w:hyperlink w:anchor="_Toc242774523" w:history="1">
+      <w:hyperlink w:anchor="_Toc242989562" w:history="1">
         <w:r>
           <w:rPr>
             <w:rStyle w:val="Hyperlink"/>
@@ -6367,7 +6597,7 @@
             <w:noProof/>
             <w:webHidden/>
           </w:rPr>
-          <w:instrText xml:space="preserve"> PAGEREF _Toc242774523 \h </w:instrText>
+          <w:instrText xml:space="preserve"> PAGEREF _Toc242989562 \h </w:instrText>
         </w:r>
         <w:r>
           <w:rPr>
@@ -6387,7 +6617,7 @@
             <w:noProof/>
             <w:webHidden/>
           </w:rPr>
-          <w:t>15</w:t>
+          <w:t>14</w:t>
         </w:r>
         <w:r>
           <w:rPr>
@@ -6413,7 +6643,7 @@
           <w14:ligatures w14:val="standardContextual"/>
         </w:rPr>
       </w:pPr>
-      <w:hyperlink w:anchor="_Toc242774524" w:history="1">
+      <w:hyperlink w:anchor="_Toc242989563" w:history="1">
         <w:r>
           <w:rPr>
             <w:rStyle w:val="Hyperlink"/>
@@ -6442,7 +6672,7 @@
             <w:noProof/>
             <w:webHidden/>
           </w:rPr>
-          <w:instrText xml:space="preserve"> PAGEREF _Toc242774524 \h </w:instrText>
+          <w:instrText xml:space="preserve"> PAGEREF _Toc242989563 \h </w:instrText>
         </w:r>
         <w:r>
           <w:rPr>
@@ -6462,7 +6692,7 @@
             <w:noProof/>
             <w:webHidden/>
           </w:rPr>
-          <w:t>16</w:t>
+          <w:t>15</w:t>
         </w:r>
         <w:r>
           <w:rPr>
@@ -6488,7 +6718,7 @@
           <w14:ligatures w14:val="standardContextual"/>
         </w:rPr>
       </w:pPr>
-      <w:hyperlink w:anchor="_Toc242774525" w:history="1">
+      <w:hyperlink w:anchor="_Toc242989564" w:history="1">
         <w:r>
           <w:rPr>
             <w:rStyle w:val="Hyperlink"/>
@@ -6517,7 +6747,7 @@
             <w:noProof/>
             <w:webHidden/>
           </w:rPr>
-          <w:instrText xml:space="preserve"> PAGEREF _Toc242774525 \h </w:instrText>
+          <w:instrText xml:space="preserve"> PAGEREF _Toc242989564 \h </w:instrText>
         </w:r>
         <w:r>
           <w:rPr>
@@ -6537,7 +6767,7 @@
             <w:noProof/>
             <w:webHidden/>
           </w:rPr>
-          <w:t>17</w:t>
+          <w:t>16</w:t>
         </w:r>
         <w:r>
           <w:rPr>
@@ -6563,7 +6793,7 @@
           <w14:ligatures w14:val="standardContextual"/>
         </w:rPr>
       </w:pPr>
-      <w:hyperlink w:anchor="_Toc242774526" w:history="1">
+      <w:hyperlink w:anchor="_Toc242989565" w:history="1">
         <w:r>
           <w:rPr>
             <w:rStyle w:val="Hyperlink"/>
@@ -6592,7 +6822,7 @@
             <w:noProof/>
             <w:webHidden/>
           </w:rPr>
-          <w:instrText xml:space="preserve"> PAGEREF _Toc242774526 \h </w:instrText>
+          <w:instrText xml:space="preserve"> PAGEREF _Toc242989565 \h </w:instrText>
         </w:r>
         <w:r>
           <w:rPr>
@@ -6612,7 +6842,7 @@
             <w:noProof/>
             <w:webHidden/>
           </w:rPr>
-          <w:t>18</w:t>
+          <w:t>17</w:t>
         </w:r>
         <w:r>
           <w:rPr>
@@ -6638,7 +6868,7 @@
           <w14:ligatures w14:val="standardContextual"/>
         </w:rPr>
       </w:pPr>
-      <w:hyperlink w:anchor="_Toc242774527" w:history="1">
+      <w:hyperlink w:anchor="_Toc242989566" w:history="1">
         <w:r>
           <w:rPr>
             <w:rStyle w:val="Hyperlink"/>
@@ -6667,7 +6897,7 @@
             <w:noProof/>
             <w:webHidden/>
           </w:rPr>
-          <w:instrText xml:space="preserve"> PAGEREF _Toc242774527 \h </w:instrText>
+          <w:instrText xml:space="preserve"> PAGEREF _Toc242989566 \h </w:instrText>
         </w:r>
         <w:r>
           <w:rPr>
@@ -6687,7 +6917,7 @@
             <w:noProof/>
             <w:webHidden/>
           </w:rPr>
-          <w:t>18</w:t>
+          <w:t>17</w:t>
         </w:r>
         <w:r>
           <w:rPr>
@@ -6713,7 +6943,7 @@
           <w14:ligatures w14:val="standardContextual"/>
         </w:rPr>
       </w:pPr>
-      <w:hyperlink w:anchor="_Toc242774528" w:history="1">
+      <w:hyperlink w:anchor="_Toc242989567" w:history="1">
         <w:r>
           <w:rPr>
             <w:rStyle w:val="Hyperlink"/>
@@ -6742,7 +6972,7 @@
             <w:noProof/>
             <w:webHidden/>
           </w:rPr>
-          <w:instrText xml:space="preserve"> PAGEREF _Toc242774528 \h </w:instrText>
+          <w:instrText xml:space="preserve"> PAGEREF _Toc242989567 \h </w:instrText>
         </w:r>
         <w:r>
           <w:rPr>
@@ -6762,7 +6992,7 @@
             <w:noProof/>
             <w:webHidden/>
           </w:rPr>
-          <w:t>19</w:t>
+          <w:t>18</w:t>
         </w:r>
         <w:r>
           <w:rPr>
@@ -6788,7 +7018,7 @@
           <w14:ligatures w14:val="standardContextual"/>
         </w:rPr>
       </w:pPr>
-      <w:hyperlink w:anchor="_Toc242774529" w:history="1">
+      <w:hyperlink w:anchor="_Toc242989568" w:history="1">
         <w:r>
           <w:rPr>
             <w:rStyle w:val="Hyperlink"/>
@@ -6817,7 +7047,7 @@
             <w:noProof/>
             <w:webHidden/>
           </w:rPr>
-          <w:instrText xml:space="preserve"> PAGEREF _Toc242774529 \h </w:instrText>
+          <w:instrText xml:space="preserve"> PAGEREF _Toc242989568 \h </w:instrText>
         </w:r>
         <w:r>
           <w:rPr>
@@ -6837,7 +7067,7 @@
             <w:noProof/>
             <w:webHidden/>
           </w:rPr>
-          <w:t>20</w:t>
+          <w:t>19</w:t>
         </w:r>
         <w:r>
           <w:rPr>
@@ -6863,7 +7093,7 @@
           <w14:ligatures w14:val="standardContextual"/>
         </w:rPr>
       </w:pPr>
-      <w:hyperlink w:anchor="_Toc242774530" w:history="1">
+      <w:hyperlink w:anchor="_Toc242989569" w:history="1">
         <w:r>
           <w:rPr>
             <w:rStyle w:val="Hyperlink"/>
@@ -6892,7 +7122,7 @@
             <w:noProof/>
             <w:webHidden/>
           </w:rPr>
-          <w:instrText xml:space="preserve"> PAGEREF _Toc242774530 \h </w:instrText>
+          <w:instrText xml:space="preserve"> PAGEREF _Toc242989569 \h </w:instrText>
         </w:r>
         <w:r>
           <w:rPr>
@@ -6912,7 +7142,7 @@
             <w:noProof/>
             <w:webHidden/>
           </w:rPr>
-          <w:t>23</w:t>
+          <w:t>22</w:t>
         </w:r>
         <w:r>
           <w:rPr>
@@ -6938,7 +7168,7 @@
           <w14:ligatures w14:val="standardContextual"/>
         </w:rPr>
       </w:pPr>
-      <w:hyperlink w:anchor="_Toc242774531" w:history="1">
+      <w:hyperlink w:anchor="_Toc242989570" w:history="1">
         <w:r>
           <w:rPr>
             <w:rStyle w:val="Hyperlink"/>
@@ -6967,7 +7197,7 @@
             <w:noProof/>
             <w:webHidden/>
           </w:rPr>
-          <w:instrText xml:space="preserve"> PAGEREF _Toc242774531 \h </w:instrText>
+          <w:instrText xml:space="preserve"> PAGEREF _Toc242989570 \h </w:instrText>
         </w:r>
         <w:r>
           <w:rPr>
@@ -6987,7 +7217,7 @@
             <w:noProof/>
             <w:webHidden/>
           </w:rPr>
-          <w:t>23</w:t>
+          <w:t>22</w:t>
         </w:r>
         <w:r>
           <w:rPr>
@@ -7013,7 +7243,7 @@
           <w14:ligatures w14:val="standardContextual"/>
         </w:rPr>
       </w:pPr>
-      <w:hyperlink w:anchor="_Toc242774532" w:history="1">
+      <w:hyperlink w:anchor="_Toc242989571" w:history="1">
         <w:r>
           <w:rPr>
             <w:rStyle w:val="Hyperlink"/>
@@ -7042,7 +7272,7 @@
             <w:noProof/>
             <w:webHidden/>
           </w:rPr>
-          <w:instrText xml:space="preserve"> PAGEREF _Toc242774532 \h </w:instrText>
+          <w:instrText xml:space="preserve"> PAGEREF _Toc242989571 \h </w:instrText>
         </w:r>
         <w:r>
           <w:rPr>
@@ -7062,7 +7292,7 @@
             <w:noProof/>
             <w:webHidden/>
           </w:rPr>
-          <w:t>24</w:t>
+          <w:t>23</w:t>
         </w:r>
         <w:r>
           <w:rPr>
@@ -7088,7 +7318,7 @@
           <w14:ligatures w14:val="standardContextual"/>
         </w:rPr>
       </w:pPr>
-      <w:hyperlink w:anchor="_Toc242774533" w:history="1">
+      <w:hyperlink w:anchor="_Toc242989572" w:history="1">
         <w:r>
           <w:rPr>
             <w:rStyle w:val="Hyperlink"/>
@@ -7117,7 +7347,7 @@
             <w:noProof/>
             <w:webHidden/>
           </w:rPr>
-          <w:instrText xml:space="preserve"> PAGEREF _Toc242774533 \h </w:instrText>
+          <w:instrText xml:space="preserve"> PAGEREF _Toc242989572 \h </w:instrText>
         </w:r>
         <w:r>
           <w:rPr>
@@ -7137,7 +7367,7 @@
             <w:noProof/>
             <w:webHidden/>
           </w:rPr>
-          <w:t>24</w:t>
+          <w:t>23</w:t>
         </w:r>
         <w:r>
           <w:rPr>
@@ -7163,7 +7393,7 @@
           <w14:ligatures w14:val="standardContextual"/>
         </w:rPr>
       </w:pPr>
-      <w:hyperlink w:anchor="_Toc242774534" w:history="1">
+      <w:hyperlink w:anchor="_Toc242989573" w:history="1">
         <w:r>
           <w:rPr>
             <w:rStyle w:val="Hyperlink"/>
@@ -7192,7 +7422,7 @@
             <w:noProof/>
             <w:webHidden/>
           </w:rPr>
-          <w:instrText xml:space="preserve"> PAGEREF _Toc242774534 \h </w:instrText>
+          <w:instrText xml:space="preserve"> PAGEREF _Toc242989573 \h </w:instrText>
         </w:r>
         <w:r>
           <w:rPr>
@@ -7212,7 +7442,7 @@
             <w:noProof/>
             <w:webHidden/>
           </w:rPr>
-          <w:t>24</w:t>
+          <w:t>23</w:t>
         </w:r>
         <w:r>
           <w:rPr>
@@ -7238,7 +7468,7 @@
           <w14:ligatures w14:val="standardContextual"/>
         </w:rPr>
       </w:pPr>
-      <w:hyperlink w:anchor="_Toc242774535" w:history="1">
+      <w:hyperlink w:anchor="_Toc242989574" w:history="1">
         <w:r>
           <w:rPr>
             <w:rStyle w:val="Hyperlink"/>
@@ -7267,7 +7497,7 @@
             <w:noProof/>
             <w:webHidden/>
           </w:rPr>
-          <w:instrText xml:space="preserve"> PAGEREF _Toc242774535 \h </w:instrText>
+          <w:instrText xml:space="preserve"> PAGEREF _Toc242989574 \h </w:instrText>
         </w:r>
         <w:r>
           <w:rPr>
@@ -7287,7 +7517,7 @@
             <w:noProof/>
             <w:webHidden/>
           </w:rPr>
-          <w:t>24</w:t>
+          <w:t>23</w:t>
         </w:r>
         <w:r>
           <w:rPr>
@@ -7313,7 +7543,7 @@
           <w14:ligatures w14:val="standardContextual"/>
         </w:rPr>
       </w:pPr>
-      <w:hyperlink w:anchor="_Toc242774536" w:history="1">
+      <w:hyperlink w:anchor="_Toc242989575" w:history="1">
         <w:r>
           <w:rPr>
             <w:rStyle w:val="Hyperlink"/>
@@ -7342,7 +7572,7 @@
             <w:noProof/>
             <w:webHidden/>
           </w:rPr>
-          <w:instrText xml:space="preserve"> PAGEREF _Toc242774536 \h </w:instrText>
+          <w:instrText xml:space="preserve"> PAGEREF _Toc242989575 \h </w:instrText>
         </w:r>
         <w:r>
           <w:rPr>
@@ -7362,7 +7592,7 @@
             <w:noProof/>
             <w:webHidden/>
           </w:rPr>
-          <w:t>24</w:t>
+          <w:t>23</w:t>
         </w:r>
         <w:r>
           <w:rPr>
@@ -7388,7 +7618,7 @@
           <w14:ligatures w14:val="standardContextual"/>
         </w:rPr>
       </w:pPr>
-      <w:hyperlink w:anchor="_Toc242774537" w:history="1">
+      <w:hyperlink w:anchor="_Toc242989576" w:history="1">
         <w:r>
           <w:rPr>
             <w:rStyle w:val="Hyperlink"/>
@@ -7417,7 +7647,7 @@
             <w:noProof/>
             <w:webHidden/>
           </w:rPr>
-          <w:instrText xml:space="preserve"> PAGEREF _Toc242774537 \h </w:instrText>
+          <w:instrText xml:space="preserve"> PAGEREF _Toc242989576 \h </w:instrText>
         </w:r>
         <w:r>
           <w:rPr>
@@ -7437,7 +7667,7 @@
             <w:noProof/>
             <w:webHidden/>
           </w:rPr>
-          <w:t>25</w:t>
+          <w:t>24</w:t>
         </w:r>
         <w:r>
           <w:rPr>
@@ -7463,7 +7693,7 @@
           <w14:ligatures w14:val="standardContextual"/>
         </w:rPr>
       </w:pPr>
-      <w:hyperlink w:anchor="_Toc242774538" w:history="1">
+      <w:hyperlink w:anchor="_Toc242989577" w:history="1">
         <w:r>
           <w:rPr>
             <w:rStyle w:val="Hyperlink"/>
@@ -7492,7 +7722,7 @@
             <w:noProof/>
             <w:webHidden/>
           </w:rPr>
-          <w:instrText xml:space="preserve"> PAGEREF _Toc242774538 \h </w:instrText>
+          <w:instrText xml:space="preserve"> PAGEREF _Toc242989577 \h </w:instrText>
         </w:r>
         <w:r>
           <w:rPr>
@@ -7512,7 +7742,7 @@
             <w:noProof/>
             <w:webHidden/>
           </w:rPr>
-          <w:t>25</w:t>
+          <w:t>24</w:t>
         </w:r>
         <w:r>
           <w:rPr>
@@ -7538,7 +7768,7 @@
           <w14:ligatures w14:val="standardContextual"/>
         </w:rPr>
       </w:pPr>
-      <w:hyperlink w:anchor="_Toc242774539" w:history="1">
+      <w:hyperlink w:anchor="_Toc242989578" w:history="1">
         <w:r>
           <w:rPr>
             <w:rStyle w:val="Hyperlink"/>
@@ -7567,7 +7797,7 @@
             <w:noProof/>
             <w:webHidden/>
           </w:rPr>
-          <w:instrText xml:space="preserve"> PAGEREF _Toc242774539 \h </w:instrText>
+          <w:instrText xml:space="preserve"> PAGEREF _Toc242989578 \h </w:instrText>
         </w:r>
         <w:r>
           <w:rPr>
@@ -7587,7 +7817,7 @@
             <w:noProof/>
             <w:webHidden/>
           </w:rPr>
-          <w:t>25</w:t>
+          <w:t>24</w:t>
         </w:r>
         <w:r>
           <w:rPr>
@@ -7613,7 +7843,7 @@
           <w14:ligatures w14:val="standardContextual"/>
         </w:rPr>
       </w:pPr>
-      <w:hyperlink w:anchor="_Toc242774540" w:history="1">
+      <w:hyperlink w:anchor="_Toc242989579" w:history="1">
         <w:r>
           <w:rPr>
             <w:rStyle w:val="Hyperlink"/>
@@ -7642,7 +7872,7 @@
             <w:noProof/>
             <w:webHidden/>
           </w:rPr>
-          <w:instrText xml:space="preserve"> PAGEREF _Toc242774540 \h </w:instrText>
+          <w:instrText xml:space="preserve"> PAGEREF _Toc242989579 \h </w:instrText>
         </w:r>
         <w:r>
           <w:rPr>
@@ -7688,7 +7918,7 @@
           <w14:ligatures w14:val="standardContextual"/>
         </w:rPr>
       </w:pPr>
-      <w:hyperlink w:anchor="_Toc242774541" w:history="1">
+      <w:hyperlink w:anchor="_Toc242989580" w:history="1">
         <w:r>
           <w:rPr>
             <w:rStyle w:val="Hyperlink"/>
@@ -7717,7 +7947,7 @@
             <w:noProof/>
             <w:webHidden/>
           </w:rPr>
-          <w:instrText xml:space="preserve"> PAGEREF _Toc242774541 \h </w:instrText>
+          <w:instrText xml:space="preserve"> PAGEREF _Toc242989580 \h </w:instrText>
         </w:r>
         <w:r>
           <w:rPr>
@@ -7737,7 +7967,7 @@
             <w:noProof/>
             <w:webHidden/>
           </w:rPr>
-          <w:t>26</w:t>
+          <w:t>25</w:t>
         </w:r>
         <w:r>
           <w:rPr>
@@ -7763,7 +7993,7 @@
           <w14:ligatures w14:val="standardContextual"/>
         </w:rPr>
       </w:pPr>
-      <w:hyperlink w:anchor="_Toc242774542" w:history="1">
+      <w:hyperlink w:anchor="_Toc242989581" w:history="1">
         <w:r>
           <w:rPr>
             <w:rStyle w:val="Hyperlink"/>
@@ -7792,7 +8022,7 @@
             <w:noProof/>
             <w:webHidden/>
           </w:rPr>
-          <w:instrText xml:space="preserve"> PAGEREF _Toc242774542 \h </w:instrText>
+          <w:instrText xml:space="preserve"> PAGEREF _Toc242989581 \h </w:instrText>
         </w:r>
         <w:r>
           <w:rPr>
@@ -7812,7 +8042,7 @@
             <w:noProof/>
             <w:webHidden/>
           </w:rPr>
-          <w:t>26</w:t>
+          <w:t>25</w:t>
         </w:r>
         <w:r>
           <w:rPr>
@@ -7838,7 +8068,7 @@
           <w14:ligatures w14:val="standardContextual"/>
         </w:rPr>
       </w:pPr>
-      <w:hyperlink w:anchor="_Toc242774543" w:history="1">
+      <w:hyperlink w:anchor="_Toc242989582" w:history="1">
         <w:r>
           <w:rPr>
             <w:rStyle w:val="Hyperlink"/>
@@ -7867,7 +8097,7 @@
             <w:noProof/>
             <w:webHidden/>
           </w:rPr>
-          <w:instrText xml:space="preserve"> PAGEREF _Toc242774543 \h </w:instrText>
+          <w:instrText xml:space="preserve"> PAGEREF _Toc242989582 \h </w:instrText>
         </w:r>
         <w:r>
           <w:rPr>
@@ -7887,7 +8117,7 @@
             <w:noProof/>
             <w:webHidden/>
           </w:rPr>
-          <w:t>27</w:t>
+          <w:t>26</w:t>
         </w:r>
         <w:r>
           <w:rPr>
@@ -7913,7 +8143,7 @@
           <w14:ligatures w14:val="standardContextual"/>
         </w:rPr>
       </w:pPr>
-      <w:hyperlink w:anchor="_Toc242774544" w:history="1">
+      <w:hyperlink w:anchor="_Toc242989583" w:history="1">
         <w:r>
           <w:rPr>
             <w:rStyle w:val="Hyperlink"/>
@@ -7942,7 +8172,7 @@
             <w:noProof/>
             <w:webHidden/>
           </w:rPr>
-          <w:instrText xml:space="preserve"> PAGEREF _Toc242774544 \h </w:instrText>
+          <w:instrText xml:space="preserve"> PAGEREF _Toc242989583 \h </w:instrText>
         </w:r>
         <w:r>
           <w:rPr>
@@ -7962,7 +8192,7 @@
             <w:noProof/>
             <w:webHidden/>
           </w:rPr>
-          <w:t>27</w:t>
+          <w:t>26</w:t>
         </w:r>
         <w:r>
           <w:rPr>
@@ -7988,7 +8218,7 @@
           <w14:ligatures w14:val="standardContextual"/>
         </w:rPr>
       </w:pPr>
-      <w:hyperlink w:anchor="_Toc242774545" w:history="1">
+      <w:hyperlink w:anchor="_Toc242989584" w:history="1">
         <w:r>
           <w:rPr>
             <w:rStyle w:val="Hyperlink"/>
@@ -8017,7 +8247,7 @@
             <w:noProof/>
             <w:webHidden/>
           </w:rPr>
-          <w:instrText xml:space="preserve"> PAGEREF _Toc242774545 \h </w:instrText>
+          <w:instrText xml:space="preserve"> PAGEREF _Toc242989584 \h </w:instrText>
         </w:r>
         <w:r>
           <w:rPr>
@@ -8037,7 +8267,7 @@
             <w:noProof/>
             <w:webHidden/>
           </w:rPr>
-          <w:t>27</w:t>
+          <w:t>26</w:t>
         </w:r>
         <w:r>
           <w:rPr>
@@ -8063,7 +8293,7 @@
           <w14:ligatures w14:val="standardContextual"/>
         </w:rPr>
       </w:pPr>
-      <w:hyperlink w:anchor="_Toc242774546" w:history="1">
+      <w:hyperlink w:anchor="_Toc242989585" w:history="1">
         <w:r>
           <w:rPr>
             <w:rStyle w:val="Hyperlink"/>
@@ -8092,7 +8322,7 @@
             <w:noProof/>
             <w:webHidden/>
           </w:rPr>
-          <w:instrText xml:space="preserve"> PAGEREF _Toc242774546 \h </w:instrText>
+          <w:instrText xml:space="preserve"> PAGEREF _Toc242989585 \h </w:instrText>
         </w:r>
         <w:r>
           <w:rPr>
@@ -8112,7 +8342,7 @@
             <w:noProof/>
             <w:webHidden/>
           </w:rPr>
-          <w:t>28</w:t>
+          <w:t>27</w:t>
         </w:r>
         <w:r>
           <w:rPr>
@@ -8138,7 +8368,7 @@
           <w14:ligatures w14:val="standardContextual"/>
         </w:rPr>
       </w:pPr>
-      <w:hyperlink w:anchor="_Toc242774547" w:history="1">
+      <w:hyperlink w:anchor="_Toc242989586" w:history="1">
         <w:r>
           <w:rPr>
             <w:rStyle w:val="Hyperlink"/>
@@ -8167,7 +8397,7 @@
             <w:noProof/>
             <w:webHidden/>
           </w:rPr>
-          <w:instrText xml:space="preserve"> PAGEREF _Toc242774547 \h </w:instrText>
+          <w:instrText xml:space="preserve"> PAGEREF _Toc242989586 \h </w:instrText>
         </w:r>
         <w:r>
           <w:rPr>
@@ -8187,7 +8417,7 @@
             <w:noProof/>
             <w:webHidden/>
           </w:rPr>
-          <w:t>28</w:t>
+          <w:t>27</w:t>
         </w:r>
         <w:r>
           <w:rPr>
@@ -8213,7 +8443,7 @@
           <w14:ligatures w14:val="standardContextual"/>
         </w:rPr>
       </w:pPr>
-      <w:hyperlink w:anchor="_Toc242774548" w:history="1">
+      <w:hyperlink w:anchor="_Toc242989587" w:history="1">
         <w:r>
           <w:rPr>
             <w:rStyle w:val="Hyperlink"/>
@@ -8242,7 +8472,7 @@
             <w:noProof/>
             <w:webHidden/>
           </w:rPr>
-          <w:instrText xml:space="preserve"> PAGEREF _Toc242774548 \h </w:instrText>
+          <w:instrText xml:space="preserve"> PAGEREF _Toc242989587 \h </w:instrText>
         </w:r>
         <w:r>
           <w:rPr>
@@ -8262,7 +8492,7 @@
             <w:noProof/>
             <w:webHidden/>
           </w:rPr>
-          <w:t>29</w:t>
+          <w:t>28</w:t>
         </w:r>
         <w:r>
           <w:rPr>
@@ -8288,7 +8518,7 @@
           <w14:ligatures w14:val="standardContextual"/>
         </w:rPr>
       </w:pPr>
-      <w:hyperlink w:anchor="_Toc242774549" w:history="1">
+      <w:hyperlink w:anchor="_Toc242989588" w:history="1">
         <w:r>
           <w:rPr>
             <w:rStyle w:val="Hyperlink"/>
@@ -8317,7 +8547,7 @@
             <w:noProof/>
             <w:webHidden/>
           </w:rPr>
-          <w:instrText xml:space="preserve"> PAGEREF _Toc242774549 \h </w:instrText>
+          <w:instrText xml:space="preserve"> PAGEREF _Toc242989588 \h </w:instrText>
         </w:r>
         <w:r>
           <w:rPr>
@@ -8337,7 +8567,7 @@
             <w:noProof/>
             <w:webHidden/>
           </w:rPr>
-          <w:t>29</w:t>
+          <w:t>28</w:t>
         </w:r>
         <w:r>
           <w:rPr>
@@ -8363,7 +8593,7 @@
           <w14:ligatures w14:val="standardContextual"/>
         </w:rPr>
       </w:pPr>
-      <w:hyperlink w:anchor="_Toc242774550" w:history="1">
+      <w:hyperlink w:anchor="_Toc242989589" w:history="1">
         <w:r>
           <w:rPr>
             <w:rStyle w:val="Hyperlink"/>
@@ -8392,7 +8622,7 @@
             <w:noProof/>
             <w:webHidden/>
           </w:rPr>
-          <w:instrText xml:space="preserve"> PAGEREF _Toc242774550 \h </w:instrText>
+          <w:instrText xml:space="preserve"> PAGEREF _Toc242989589 \h </w:instrText>
         </w:r>
         <w:r>
           <w:rPr>
@@ -8412,7 +8642,7 @@
             <w:noProof/>
             <w:webHidden/>
           </w:rPr>
-          <w:t>29</w:t>
+          <w:t>28</w:t>
         </w:r>
         <w:r>
           <w:rPr>
@@ -8438,7 +8668,7 @@
           <w14:ligatures w14:val="standardContextual"/>
         </w:rPr>
       </w:pPr>
-      <w:hyperlink w:anchor="_Toc242774551" w:history="1">
+      <w:hyperlink w:anchor="_Toc242989590" w:history="1">
         <w:r>
           <w:rPr>
             <w:rStyle w:val="Hyperlink"/>
@@ -8467,7 +8697,7 @@
             <w:noProof/>
             <w:webHidden/>
           </w:rPr>
-          <w:instrText xml:space="preserve"> PAGEREF _Toc242774551 \h </w:instrText>
+          <w:instrText xml:space="preserve"> PAGEREF _Toc242989590 \h </w:instrText>
         </w:r>
         <w:r>
           <w:rPr>
@@ -8487,7 +8717,7 @@
             <w:noProof/>
             <w:webHidden/>
           </w:rPr>
-          <w:t>29</w:t>
+          <w:t>28</w:t>
         </w:r>
         <w:r>
           <w:rPr>
@@ -8513,7 +8743,7 @@
           <w14:ligatures w14:val="standardContextual"/>
         </w:rPr>
       </w:pPr>
-      <w:hyperlink w:anchor="_Toc242774552" w:history="1">
+      <w:hyperlink w:anchor="_Toc242989591" w:history="1">
         <w:r>
           <w:rPr>
             <w:rStyle w:val="Hyperlink"/>
@@ -8542,7 +8772,7 @@
             <w:noProof/>
             <w:webHidden/>
           </w:rPr>
-          <w:instrText xml:space="preserve"> PAGEREF _Toc242774552 \h </w:instrText>
+          <w:instrText xml:space="preserve"> PAGEREF _Toc242989591 \h </w:instrText>
         </w:r>
         <w:r>
           <w:rPr>
@@ -8562,7 +8792,7 @@
             <w:noProof/>
             <w:webHidden/>
           </w:rPr>
-          <w:t>30</w:t>
+          <w:t>29</w:t>
         </w:r>
         <w:r>
           <w:rPr>
@@ -8588,7 +8818,7 @@
           <w14:ligatures w14:val="standardContextual"/>
         </w:rPr>
       </w:pPr>
-      <w:hyperlink w:anchor="_Toc242774553" w:history="1">
+      <w:hyperlink w:anchor="_Toc242989592" w:history="1">
         <w:r>
           <w:rPr>
             <w:rStyle w:val="Hyperlink"/>
@@ -8617,7 +8847,7 @@
             <w:noProof/>
             <w:webHidden/>
           </w:rPr>
-          <w:instrText xml:space="preserve"> PAGEREF _Toc242774553 \h </w:instrText>
+          <w:instrText xml:space="preserve"> PAGEREF _Toc242989592 \h </w:instrText>
         </w:r>
         <w:r>
           <w:rPr>
@@ -8637,7 +8867,7 @@
             <w:noProof/>
             <w:webHidden/>
           </w:rPr>
-          <w:t>30</w:t>
+          <w:t>29</w:t>
         </w:r>
         <w:r>
           <w:rPr>
@@ -8663,7 +8893,7 @@
           <w14:ligatures w14:val="standardContextual"/>
         </w:rPr>
       </w:pPr>
-      <w:hyperlink w:anchor="_Toc242774554" w:history="1">
+      <w:hyperlink w:anchor="_Toc242989593" w:history="1">
         <w:r>
           <w:rPr>
             <w:rStyle w:val="Hyperlink"/>
@@ -8692,7 +8922,7 @@
             <w:noProof/>
             <w:webHidden/>
           </w:rPr>
-          <w:instrText xml:space="preserve"> PAGEREF _Toc242774554 \h </w:instrText>
+          <w:instrText xml:space="preserve"> PAGEREF _Toc242989593 \h </w:instrText>
         </w:r>
         <w:r>
           <w:rPr>
@@ -8712,7 +8942,7 @@
             <w:noProof/>
             <w:webHidden/>
           </w:rPr>
-          <w:t>30</w:t>
+          <w:t>29</w:t>
         </w:r>
         <w:r>
           <w:rPr>
@@ -8738,7 +8968,7 @@
           <w14:ligatures w14:val="standardContextual"/>
         </w:rPr>
       </w:pPr>
-      <w:hyperlink w:anchor="_Toc242774555" w:history="1">
+      <w:hyperlink w:anchor="_Toc242989594" w:history="1">
         <w:r>
           <w:rPr>
             <w:rStyle w:val="Hyperlink"/>
@@ -8767,7 +8997,7 @@
             <w:noProof/>
             <w:webHidden/>
           </w:rPr>
-          <w:instrText xml:space="preserve"> PAGEREF _Toc242774555 \h </w:instrText>
+          <w:instrText xml:space="preserve"> PAGEREF _Toc242989594 \h </w:instrText>
         </w:r>
         <w:r>
           <w:rPr>
@@ -8787,7 +9017,7 @@
             <w:noProof/>
             <w:webHidden/>
           </w:rPr>
-          <w:t>30</w:t>
+          <w:t>29</w:t>
         </w:r>
         <w:r>
           <w:rPr>
@@ -8813,7 +9043,7 @@
           <w14:ligatures w14:val="standardContextual"/>
         </w:rPr>
       </w:pPr>
-      <w:hyperlink w:anchor="_Toc242774556" w:history="1">
+      <w:hyperlink w:anchor="_Toc242989595" w:history="1">
         <w:r>
           <w:rPr>
             <w:rStyle w:val="Hyperlink"/>
@@ -8842,7 +9072,7 @@
             <w:noProof/>
             <w:webHidden/>
           </w:rPr>
-          <w:instrText xml:space="preserve"> PAGEREF _Toc242774556 \h </w:instrText>
+          <w:instrText xml:space="preserve"> PAGEREF _Toc242989595 \h </w:instrText>
         </w:r>
         <w:r>
           <w:rPr>
@@ -8862,7 +9092,7 @@
             <w:noProof/>
             <w:webHidden/>
           </w:rPr>
-          <w:t>30</w:t>
+          <w:t>29</w:t>
         </w:r>
         <w:r>
           <w:rPr>
@@ -8888,7 +9118,7 @@
           <w14:ligatures w14:val="standardContextual"/>
         </w:rPr>
       </w:pPr>
-      <w:hyperlink w:anchor="_Toc242774557" w:history="1">
+      <w:hyperlink w:anchor="_Toc242989596" w:history="1">
         <w:r>
           <w:rPr>
             <w:rStyle w:val="Hyperlink"/>
@@ -8917,7 +9147,7 @@
             <w:noProof/>
             <w:webHidden/>
           </w:rPr>
-          <w:instrText xml:space="preserve"> PAGEREF _Toc242774557 \h </w:instrText>
+          <w:instrText xml:space="preserve"> PAGEREF _Toc242989596 \h </w:instrText>
         </w:r>
         <w:r>
           <w:rPr>
@@ -8937,7 +9167,7 @@
             <w:noProof/>
             <w:webHidden/>
           </w:rPr>
-          <w:t>30</w:t>
+          <w:t>29</w:t>
         </w:r>
         <w:r>
           <w:rPr>
@@ -8963,7 +9193,7 @@
           <w14:ligatures w14:val="standardContextual"/>
         </w:rPr>
       </w:pPr>
-      <w:hyperlink w:anchor="_Toc242774558" w:history="1">
+      <w:hyperlink w:anchor="_Toc242989597" w:history="1">
         <w:r>
           <w:rPr>
             <w:rStyle w:val="Hyperlink"/>
@@ -8992,7 +9222,7 @@
             <w:noProof/>
             <w:webHidden/>
           </w:rPr>
-          <w:instrText xml:space="preserve"> PAGEREF _Toc242774558 \h </w:instrText>
+          <w:instrText xml:space="preserve"> PAGEREF _Toc242989597 \h </w:instrText>
         </w:r>
         <w:r>
           <w:rPr>
@@ -9012,7 +9242,7 @@
             <w:noProof/>
             <w:webHidden/>
           </w:rPr>
-          <w:t>30</w:t>
+          <w:t>29</w:t>
         </w:r>
         <w:r>
           <w:rPr>
@@ -9038,7 +9268,7 @@
           <w14:ligatures w14:val="standardContextual"/>
         </w:rPr>
       </w:pPr>
-      <w:hyperlink w:anchor="_Toc242774559" w:history="1">
+      <w:hyperlink w:anchor="_Toc242989598" w:history="1">
         <w:r>
           <w:rPr>
             <w:rStyle w:val="Hyperlink"/>
@@ -9067,7 +9297,7 @@
             <w:noProof/>
             <w:webHidden/>
           </w:rPr>
-          <w:instrText xml:space="preserve"> PAGEREF _Toc242774559 \h </w:instrText>
+          <w:instrText xml:space="preserve"> PAGEREF _Toc242989598 \h </w:instrText>
         </w:r>
         <w:r>
           <w:rPr>
@@ -9087,7 +9317,7 @@
             <w:noProof/>
             <w:webHidden/>
           </w:rPr>
-          <w:t>30</w:t>
+          <w:t>29</w:t>
         </w:r>
         <w:r>
           <w:rPr>
@@ -9113,7 +9343,7 @@
           <w14:ligatures w14:val="standardContextual"/>
         </w:rPr>
       </w:pPr>
-      <w:hyperlink w:anchor="_Toc242774560" w:history="1">
+      <w:hyperlink w:anchor="_Toc242989599" w:history="1">
         <w:r>
           <w:rPr>
             <w:rStyle w:val="Hyperlink"/>
@@ -9142,7 +9372,7 @@
             <w:noProof/>
             <w:webHidden/>
           </w:rPr>
-          <w:instrText xml:space="preserve"> PAGEREF _Toc242774560 \h </w:instrText>
+          <w:instrText xml:space="preserve"> PAGEREF _Toc242989599 \h </w:instrText>
         </w:r>
         <w:r>
           <w:rPr>
@@ -9162,7 +9392,7 @@
             <w:noProof/>
             <w:webHidden/>
           </w:rPr>
-          <w:t>30</w:t>
+          <w:t>29</w:t>
         </w:r>
         <w:r>
           <w:rPr>
@@ -9188,7 +9418,7 @@
           <w14:ligatures w14:val="standardContextual"/>
         </w:rPr>
       </w:pPr>
-      <w:hyperlink w:anchor="_Toc242774561" w:history="1">
+      <w:hyperlink w:anchor="_Toc242989600" w:history="1">
         <w:r>
           <w:rPr>
             <w:rStyle w:val="Hyperlink"/>
@@ -9217,7 +9447,7 @@
             <w:noProof/>
             <w:webHidden/>
           </w:rPr>
-          <w:instrText xml:space="preserve"> PAGEREF _Toc242774561 \h </w:instrText>
+          <w:instrText xml:space="preserve"> PAGEREF _Toc242989600 \h </w:instrText>
         </w:r>
         <w:r>
           <w:rPr>
@@ -9237,7 +9467,7 @@
             <w:noProof/>
             <w:webHidden/>
           </w:rPr>
-          <w:t>31</w:t>
+          <w:t>30</w:t>
         </w:r>
         <w:r>
           <w:rPr>
@@ -9263,7 +9493,7 @@
           <w14:ligatures w14:val="standardContextual"/>
         </w:rPr>
       </w:pPr>
-      <w:hyperlink w:anchor="_Toc242774562" w:history="1">
+      <w:hyperlink w:anchor="_Toc242989601" w:history="1">
         <w:r>
           <w:rPr>
             <w:rStyle w:val="Hyperlink"/>
@@ -9292,7 +9522,7 @@
             <w:noProof/>
             <w:webHidden/>
           </w:rPr>
-          <w:instrText xml:space="preserve"> PAGEREF _Toc242774562 \h </w:instrText>
+          <w:instrText xml:space="preserve"> PAGEREF _Toc242989601 \h </w:instrText>
         </w:r>
         <w:r>
           <w:rPr>
@@ -9312,7 +9542,7 @@
             <w:noProof/>
             <w:webHidden/>
           </w:rPr>
-          <w:t>31</w:t>
+          <w:t>30</w:t>
         </w:r>
         <w:r>
           <w:rPr>
@@ -9338,7 +9568,7 @@
           <w14:ligatures w14:val="standardContextual"/>
         </w:rPr>
       </w:pPr>
-      <w:hyperlink w:anchor="_Toc242774563" w:history="1">
+      <w:hyperlink w:anchor="_Toc242989602" w:history="1">
         <w:r>
           <w:rPr>
             <w:rStyle w:val="Hyperlink"/>
@@ -9367,7 +9597,7 @@
             <w:noProof/>
             <w:webHidden/>
           </w:rPr>
-          <w:instrText xml:space="preserve"> PAGEREF _Toc242774563 \h </w:instrText>
+          <w:instrText xml:space="preserve"> PAGEREF _Toc242989602 \h </w:instrText>
         </w:r>
         <w:r>
           <w:rPr>
@@ -9387,7 +9617,7 @@
             <w:noProof/>
             <w:webHidden/>
           </w:rPr>
-          <w:t>31</w:t>
+          <w:t>30</w:t>
         </w:r>
         <w:r>
           <w:rPr>
@@ -9413,7 +9643,7 @@
           <w14:ligatures w14:val="standardContextual"/>
         </w:rPr>
       </w:pPr>
-      <w:hyperlink w:anchor="_Toc242774564" w:history="1">
+      <w:hyperlink w:anchor="_Toc242989603" w:history="1">
         <w:r>
           <w:rPr>
             <w:rStyle w:val="Hyperlink"/>
@@ -9442,7 +9672,7 @@
             <w:noProof/>
             <w:webHidden/>
           </w:rPr>
-          <w:instrText xml:space="preserve"> PAGEREF _Toc242774564 \h </w:instrText>
+          <w:instrText xml:space="preserve"> PAGEREF _Toc242989603 \h </w:instrText>
         </w:r>
         <w:r>
           <w:rPr>
@@ -9462,7 +9692,7 @@
             <w:noProof/>
             <w:webHidden/>
           </w:rPr>
-          <w:t>31</w:t>
+          <w:t>30</w:t>
         </w:r>
         <w:r>
           <w:rPr>
@@ -9488,7 +9718,7 @@
           <w14:ligatures w14:val="standardContextual"/>
         </w:rPr>
       </w:pPr>
-      <w:hyperlink w:anchor="_Toc242774565" w:history="1">
+      <w:hyperlink w:anchor="_Toc242989604" w:history="1">
         <w:r>
           <w:rPr>
             <w:rStyle w:val="Hyperlink"/>
@@ -9517,7 +9747,7 @@
             <w:noProof/>
             <w:webHidden/>
           </w:rPr>
-          <w:instrText xml:space="preserve"> PAGEREF _Toc242774565 \h </w:instrText>
+          <w:instrText xml:space="preserve"> PAGEREF _Toc242989604 \h </w:instrText>
         </w:r>
         <w:r>
           <w:rPr>
@@ -9537,7 +9767,7 @@
             <w:noProof/>
             <w:webHidden/>
           </w:rPr>
-          <w:t>32</w:t>
+          <w:t>31</w:t>
         </w:r>
         <w:r>
           <w:rPr>
@@ -9563,7 +9793,7 @@
           <w14:ligatures w14:val="standardContextual"/>
         </w:rPr>
       </w:pPr>
-      <w:hyperlink w:anchor="_Toc242774566" w:history="1">
+      <w:hyperlink w:anchor="_Toc242989605" w:history="1">
         <w:r>
           <w:rPr>
             <w:rStyle w:val="Hyperlink"/>
@@ -9592,7 +9822,7 @@
             <w:noProof/>
             <w:webHidden/>
           </w:rPr>
-          <w:instrText xml:space="preserve"> PAGEREF _Toc242774566 \h </w:instrText>
+          <w:instrText xml:space="preserve"> PAGEREF _Toc242989605 \h </w:instrText>
         </w:r>
         <w:r>
           <w:rPr>
@@ -9612,7 +9842,7 @@
             <w:noProof/>
             <w:webHidden/>
           </w:rPr>
-          <w:t>32</w:t>
+          <w:t>31</w:t>
         </w:r>
         <w:r>
           <w:rPr>
@@ -9638,7 +9868,7 @@
           <w14:ligatures w14:val="standardContextual"/>
         </w:rPr>
       </w:pPr>
-      <w:hyperlink w:anchor="_Toc242774567" w:history="1">
+      <w:hyperlink w:anchor="_Toc242989606" w:history="1">
         <w:r>
           <w:rPr>
             <w:rStyle w:val="Hyperlink"/>
@@ -9667,7 +9897,7 @@
             <w:noProof/>
             <w:webHidden/>
           </w:rPr>
-          <w:instrText xml:space="preserve"> PAGEREF _Toc242774567 \h </w:instrText>
+          <w:instrText xml:space="preserve"> PAGEREF _Toc242989606 \h </w:instrText>
         </w:r>
         <w:r>
           <w:rPr>
@@ -9687,7 +9917,7 @@
             <w:noProof/>
             <w:webHidden/>
           </w:rPr>
-          <w:t>32</w:t>
+          <w:t>31</w:t>
         </w:r>
         <w:r>
           <w:rPr>
@@ -9713,7 +9943,7 @@
           <w14:ligatures w14:val="standardContextual"/>
         </w:rPr>
       </w:pPr>
-      <w:hyperlink w:anchor="_Toc242774568" w:history="1">
+      <w:hyperlink w:anchor="_Toc242989607" w:history="1">
         <w:r>
           <w:rPr>
             <w:rStyle w:val="Hyperlink"/>
@@ -9742,7 +9972,7 @@
             <w:noProof/>
             <w:webHidden/>
           </w:rPr>
-          <w:instrText xml:space="preserve"> PAGEREF _Toc242774568 \h </w:instrText>
+          <w:instrText xml:space="preserve"> PAGEREF _Toc242989607 \h </w:instrText>
         </w:r>
         <w:r>
           <w:rPr>
@@ -9762,7 +9992,7 @@
             <w:noProof/>
             <w:webHidden/>
           </w:rPr>
-          <w:t>33</w:t>
+          <w:t>32</w:t>
         </w:r>
         <w:r>
           <w:rPr>
@@ -9788,7 +10018,7 @@
           <w14:ligatures w14:val="standardContextual"/>
         </w:rPr>
       </w:pPr>
-      <w:hyperlink w:anchor="_Toc242774569" w:history="1">
+      <w:hyperlink w:anchor="_Toc242989608" w:history="1">
         <w:r>
           <w:rPr>
             <w:rStyle w:val="Hyperlink"/>
@@ -9817,7 +10047,7 @@
             <w:noProof/>
             <w:webHidden/>
           </w:rPr>
-          <w:instrText xml:space="preserve"> PAGEREF _Toc242774569 \h </w:instrText>
+          <w:instrText xml:space="preserve"> PAGEREF _Toc242989608 \h </w:instrText>
         </w:r>
         <w:r>
           <w:rPr>
@@ -9837,7 +10067,7 @@
             <w:noProof/>
             <w:webHidden/>
           </w:rPr>
-          <w:t>35</w:t>
+          <w:t>34</w:t>
         </w:r>
         <w:r>
           <w:rPr>
@@ -9863,7 +10093,7 @@
           <w14:ligatures w14:val="standardContextual"/>
         </w:rPr>
       </w:pPr>
-      <w:hyperlink w:anchor="_Toc242774570" w:history="1">
+      <w:hyperlink w:anchor="_Toc242989609" w:history="1">
         <w:r>
           <w:rPr>
             <w:rStyle w:val="Hyperlink"/>
@@ -9892,7 +10122,7 @@
             <w:noProof/>
             <w:webHidden/>
           </w:rPr>
-          <w:instrText xml:space="preserve"> PAGEREF _Toc242774570 \h </w:instrText>
+          <w:instrText xml:space="preserve"> PAGEREF _Toc242989609 \h </w:instrText>
         </w:r>
         <w:r>
           <w:rPr>
@@ -9912,7 +10142,7 @@
             <w:noProof/>
             <w:webHidden/>
           </w:rPr>
-          <w:t>35</w:t>
+          <w:t>34</w:t>
         </w:r>
         <w:r>
           <w:rPr>
@@ -9938,7 +10168,7 @@
           <w14:ligatures w14:val="standardContextual"/>
         </w:rPr>
       </w:pPr>
-      <w:hyperlink w:anchor="_Toc242774571" w:history="1">
+      <w:hyperlink w:anchor="_Toc242989610" w:history="1">
         <w:r>
           <w:rPr>
             <w:rStyle w:val="Hyperlink"/>
@@ -9967,7 +10197,7 @@
             <w:noProof/>
             <w:webHidden/>
           </w:rPr>
-          <w:instrText xml:space="preserve"> PAGEREF _Toc242774571 \h </w:instrText>
+          <w:instrText xml:space="preserve"> PAGEREF _Toc242989610 \h </w:instrText>
         </w:r>
         <w:r>
           <w:rPr>
@@ -9987,7 +10217,7 @@
             <w:noProof/>
             <w:webHidden/>
           </w:rPr>
-          <w:t>35</w:t>
+          <w:t>34</w:t>
         </w:r>
         <w:r>
           <w:rPr>
@@ -10013,7 +10243,7 @@
           <w14:ligatures w14:val="standardContextual"/>
         </w:rPr>
       </w:pPr>
-      <w:hyperlink w:anchor="_Toc242774572" w:history="1">
+      <w:hyperlink w:anchor="_Toc242989611" w:history="1">
         <w:r>
           <w:rPr>
             <w:rStyle w:val="Hyperlink"/>
@@ -10042,7 +10272,7 @@
             <w:noProof/>
             <w:webHidden/>
           </w:rPr>
-          <w:instrText xml:space="preserve"> PAGEREF _Toc242774572 \h </w:instrText>
+          <w:instrText xml:space="preserve"> PAGEREF _Toc242989611 \h </w:instrText>
         </w:r>
         <w:r>
           <w:rPr>
@@ -10062,7 +10292,7 @@
             <w:noProof/>
             <w:webHidden/>
           </w:rPr>
-          <w:t>35</w:t>
+          <w:t>34</w:t>
         </w:r>
         <w:r>
           <w:rPr>
@@ -10088,7 +10318,7 @@
           <w14:ligatures w14:val="standardContextual"/>
         </w:rPr>
       </w:pPr>
-      <w:hyperlink w:anchor="_Toc242774573" w:history="1">
+      <w:hyperlink w:anchor="_Toc242989612" w:history="1">
         <w:r>
           <w:rPr>
             <w:rStyle w:val="Hyperlink"/>
@@ -10117,7 +10347,7 @@
             <w:noProof/>
             <w:webHidden/>
           </w:rPr>
-          <w:instrText xml:space="preserve"> PAGEREF _Toc242774573 \h </w:instrText>
+          <w:instrText xml:space="preserve"> PAGEREF _Toc242989612 \h </w:instrText>
         </w:r>
         <w:r>
           <w:rPr>
@@ -10137,7 +10367,7 @@
             <w:noProof/>
             <w:webHidden/>
           </w:rPr>
-          <w:t>36</w:t>
+          <w:t>35</w:t>
         </w:r>
         <w:r>
           <w:rPr>
@@ -10177,7 +10407,7 @@
           <w:lang w:val="en-GB"/>
         </w:rPr>
       </w:pPr>
-      <w:bookmarkStart w:id="26" w:name="_Toc242774485"/>
+      <w:bookmarkStart w:id="26" w:name="_Toc242989524"/>
       <w:r>
         <w:rPr>
           <w:bCs/>
@@ -10212,7 +10442,7 @@
       <w:r>
         <w:fldChar w:fldCharType="separate"/>
       </w:r>
-      <w:hyperlink w:anchor="_Toc242774574" w:history="1">
+      <w:hyperlink w:anchor="_Toc242989613" w:history="1">
         <w:r>
           <w:rPr>
             <w:rStyle w:val="Hyperlink"/>
@@ -10243,7 +10473,7 @@
             <w:noProof/>
             <w:webHidden/>
           </w:rPr>
-          <w:instrText xml:space="preserve"> PAGEREF _Toc242774574 \h </w:instrText>
+          <w:instrText xml:space="preserve"> PAGEREF _Toc242989613 \h </w:instrText>
         </w:r>
         <w:r>
           <w:rPr>
@@ -10289,7 +10519,7 @@
           <w14:ligatures w14:val="standardContextual"/>
         </w:rPr>
       </w:pPr>
-      <w:hyperlink w:anchor="_Toc242774575" w:history="1">
+      <w:hyperlink w:anchor="_Toc242989614" w:history="1">
         <w:r>
           <w:rPr>
             <w:rStyle w:val="Hyperlink"/>
@@ -10320,7 +10550,7 @@
             <w:noProof/>
             <w:webHidden/>
           </w:rPr>
-          <w:instrText xml:space="preserve"> PAGEREF _Toc242774575 \h </w:instrText>
+          <w:instrText xml:space="preserve"> PAGEREF _Toc242989614 \h </w:instrText>
         </w:r>
         <w:r>
           <w:rPr>
@@ -10340,7 +10570,7 @@
             <w:noProof/>
             <w:webHidden/>
           </w:rPr>
-          <w:t>13</w:t>
+          <w:t>12</w:t>
         </w:r>
         <w:r>
           <w:rPr>
@@ -10366,7 +10596,7 @@
           <w14:ligatures w14:val="standardContextual"/>
         </w:rPr>
       </w:pPr>
-      <w:hyperlink w:anchor="_Toc242774576" w:history="1">
+      <w:hyperlink w:anchor="_Toc242989615" w:history="1">
         <w:r>
           <w:rPr>
             <w:rStyle w:val="Hyperlink"/>
@@ -10397,7 +10627,7 @@
             <w:noProof/>
             <w:webHidden/>
           </w:rPr>
-          <w:instrText xml:space="preserve"> PAGEREF _Toc242774576 \h </w:instrText>
+          <w:instrText xml:space="preserve"> PAGEREF _Toc242989615 \h </w:instrText>
         </w:r>
         <w:r>
           <w:rPr>
@@ -10417,7 +10647,7 @@
             <w:noProof/>
             <w:webHidden/>
           </w:rPr>
-          <w:t>14</w:t>
+          <w:t>13</w:t>
         </w:r>
         <w:r>
           <w:rPr>
@@ -10443,7 +10673,7 @@
           <w14:ligatures w14:val="standardContextual"/>
         </w:rPr>
       </w:pPr>
-      <w:hyperlink w:anchor="_Toc242774577" w:history="1">
+      <w:hyperlink w:anchor="_Toc242989616" w:history="1">
         <w:r>
           <w:rPr>
             <w:rStyle w:val="Hyperlink"/>
@@ -10474,7 +10704,7 @@
             <w:noProof/>
             <w:webHidden/>
           </w:rPr>
-          <w:instrText xml:space="preserve"> PAGEREF _Toc242774577 \h </w:instrText>
+          <w:instrText xml:space="preserve"> PAGEREF _Toc242989616 \h </w:instrText>
         </w:r>
         <w:r>
           <w:rPr>
@@ -10494,7 +10724,7 @@
             <w:noProof/>
             <w:webHidden/>
           </w:rPr>
-          <w:t>15</w:t>
+          <w:t>14</w:t>
         </w:r>
         <w:r>
           <w:rPr>
@@ -10520,7 +10750,7 @@
           <w14:ligatures w14:val="standardContextual"/>
         </w:rPr>
       </w:pPr>
-      <w:hyperlink w:anchor="_Toc242774578" w:history="1">
+      <w:hyperlink w:anchor="_Toc242989617" w:history="1">
         <w:r>
           <w:rPr>
             <w:rStyle w:val="Hyperlink"/>
@@ -10551,7 +10781,7 @@
             <w:noProof/>
             <w:webHidden/>
           </w:rPr>
-          <w:instrText xml:space="preserve"> PAGEREF _Toc242774578 \h </w:instrText>
+          <w:instrText xml:space="preserve"> PAGEREF _Toc242989617 \h </w:instrText>
         </w:r>
         <w:r>
           <w:rPr>
@@ -10571,7 +10801,7 @@
             <w:noProof/>
             <w:webHidden/>
           </w:rPr>
-          <w:t>16</w:t>
+          <w:t>15</w:t>
         </w:r>
         <w:r>
           <w:rPr>
@@ -10597,7 +10827,7 @@
           <w14:ligatures w14:val="standardContextual"/>
         </w:rPr>
       </w:pPr>
-      <w:hyperlink w:anchor="_Toc242774579" w:history="1">
+      <w:hyperlink w:anchor="_Toc242989618" w:history="1">
         <w:r>
           <w:rPr>
             <w:rStyle w:val="Hyperlink"/>
@@ -10628,7 +10858,7 @@
             <w:noProof/>
             <w:webHidden/>
           </w:rPr>
-          <w:instrText xml:space="preserve"> PAGEREF _Toc242774579 \h </w:instrText>
+          <w:instrText xml:space="preserve"> PAGEREF _Toc242989618 \h </w:instrText>
         </w:r>
         <w:r>
           <w:rPr>
@@ -10648,7 +10878,7 @@
             <w:noProof/>
             <w:webHidden/>
           </w:rPr>
-          <w:t>17</w:t>
+          <w:t>16</w:t>
         </w:r>
         <w:r>
           <w:rPr>
@@ -10674,7 +10904,7 @@
           <w14:ligatures w14:val="standardContextual"/>
         </w:rPr>
       </w:pPr>
-      <w:hyperlink w:anchor="_Toc242774580" w:history="1">
+      <w:hyperlink w:anchor="_Toc242989619" w:history="1">
         <w:r>
           <w:rPr>
             <w:rStyle w:val="Hyperlink"/>
@@ -10705,7 +10935,7 @@
             <w:noProof/>
             <w:webHidden/>
           </w:rPr>
-          <w:instrText xml:space="preserve"> PAGEREF _Toc242774580 \h </w:instrText>
+          <w:instrText xml:space="preserve"> PAGEREF _Toc242989619 \h </w:instrText>
         </w:r>
         <w:r>
           <w:rPr>
@@ -10725,7 +10955,7 @@
             <w:noProof/>
             <w:webHidden/>
           </w:rPr>
-          <w:t>18</w:t>
+          <w:t>17</w:t>
         </w:r>
         <w:r>
           <w:rPr>
@@ -10751,7 +10981,7 @@
           <w14:ligatures w14:val="standardContextual"/>
         </w:rPr>
       </w:pPr>
-      <w:hyperlink w:anchor="_Toc242774581" w:history="1">
+      <w:hyperlink w:anchor="_Toc242989620" w:history="1">
         <w:r>
           <w:rPr>
             <w:rStyle w:val="Hyperlink"/>
@@ -10782,7 +11012,7 @@
             <w:noProof/>
             <w:webHidden/>
           </w:rPr>
-          <w:instrText xml:space="preserve"> PAGEREF _Toc242774581 \h </w:instrText>
+          <w:instrText xml:space="preserve"> PAGEREF _Toc242989620 \h </w:instrText>
         </w:r>
         <w:r>
           <w:rPr>
@@ -10802,7 +11032,7 @@
             <w:noProof/>
             <w:webHidden/>
           </w:rPr>
-          <w:t>19</w:t>
+          <w:t>18</w:t>
         </w:r>
         <w:r>
           <w:rPr>
@@ -10828,7 +11058,7 @@
           <w14:ligatures w14:val="standardContextual"/>
         </w:rPr>
       </w:pPr>
-      <w:hyperlink w:anchor="_Toc242774582" w:history="1">
+      <w:hyperlink w:anchor="_Toc242989621" w:history="1">
         <w:r>
           <w:rPr>
             <w:rStyle w:val="Hyperlink"/>
@@ -10859,7 +11089,7 @@
             <w:noProof/>
             <w:webHidden/>
           </w:rPr>
-          <w:instrText xml:space="preserve"> PAGEREF _Toc242774582 \h </w:instrText>
+          <w:instrText xml:space="preserve"> PAGEREF _Toc242989621 \h </w:instrText>
         </w:r>
         <w:r>
           <w:rPr>
@@ -10879,7 +11109,7 @@
             <w:noProof/>
             <w:webHidden/>
           </w:rPr>
-          <w:t>21</w:t>
+          <w:t>20</w:t>
         </w:r>
         <w:r>
           <w:rPr>
@@ -10905,7 +11135,7 @@
           <w14:ligatures w14:val="standardContextual"/>
         </w:rPr>
       </w:pPr>
-      <w:hyperlink w:anchor="_Toc242774583" w:history="1">
+      <w:hyperlink w:anchor="_Toc242989622" w:history="1">
         <w:r>
           <w:rPr>
             <w:rStyle w:val="Hyperlink"/>
@@ -10936,7 +11166,7 @@
             <w:noProof/>
             <w:webHidden/>
           </w:rPr>
-          <w:instrText xml:space="preserve"> PAGEREF _Toc242774583 \h </w:instrText>
+          <w:instrText xml:space="preserve"> PAGEREF _Toc242989622 \h </w:instrText>
         </w:r>
         <w:r>
           <w:rPr>
@@ -10956,7 +11186,7 @@
             <w:noProof/>
             <w:webHidden/>
           </w:rPr>
-          <w:t>22</w:t>
+          <w:t>21</w:t>
         </w:r>
         <w:r>
           <w:rPr>
@@ -10982,7 +11212,7 @@
           <w14:ligatures w14:val="standardContextual"/>
         </w:rPr>
       </w:pPr>
-      <w:hyperlink w:anchor="_Toc242774584" w:history="1">
+      <w:hyperlink w:anchor="_Toc242989623" w:history="1">
         <w:r>
           <w:rPr>
             <w:rStyle w:val="Hyperlink"/>
@@ -11013,7 +11243,7 @@
             <w:noProof/>
             <w:webHidden/>
           </w:rPr>
-          <w:instrText xml:space="preserve"> PAGEREF _Toc242774584 \h </w:instrText>
+          <w:instrText xml:space="preserve"> PAGEREF _Toc242989623 \h </w:instrText>
         </w:r>
         <w:r>
           <w:rPr>
@@ -11033,7 +11263,7 @@
             <w:noProof/>
             <w:webHidden/>
           </w:rPr>
-          <w:t>22</w:t>
+          <w:t>21</w:t>
         </w:r>
         <w:r>
           <w:rPr>
@@ -11074,7 +11304,7 @@
           <w:lang w:val="en-GB"/>
         </w:rPr>
       </w:pPr>
-      <w:bookmarkStart w:id="27" w:name="_Toc242774486"/>
+      <w:bookmarkStart w:id="27" w:name="_Toc242989525"/>
       <w:r>
         <w:rPr>
           <w:bCs/>
@@ -11109,7 +11339,7 @@
       <w:r>
         <w:fldChar w:fldCharType="separate"/>
       </w:r>
-      <w:hyperlink w:anchor="_Toc242774585" w:history="1">
+      <w:hyperlink w:anchor="_Toc242989624" w:history="1">
         <w:r>
           <w:rPr>
             <w:rStyle w:val="Hyperlink"/>
@@ -11140,7 +11370,7 @@
             <w:noProof/>
             <w:webHidden/>
           </w:rPr>
-          <w:instrText xml:space="preserve"> PAGEREF _Toc242774585 \h </w:instrText>
+          <w:instrText xml:space="preserve"> PAGEREF _Toc242989624 \h </w:instrText>
         </w:r>
         <w:r>
           <w:rPr>
@@ -11186,7 +11416,7 @@
           <w14:ligatures w14:val="standardContextual"/>
         </w:rPr>
       </w:pPr>
-      <w:hyperlink w:anchor="_Toc242774586" w:history="1">
+      <w:hyperlink w:anchor="_Toc242989625" w:history="1">
         <w:r>
           <w:rPr>
             <w:rStyle w:val="Hyperlink"/>
@@ -11217,7 +11447,7 @@
             <w:noProof/>
             <w:webHidden/>
           </w:rPr>
-          <w:instrText xml:space="preserve"> PAGEREF _Toc242774586 \h </w:instrText>
+          <w:instrText xml:space="preserve"> PAGEREF _Toc242989625 \h </w:instrText>
         </w:r>
         <w:r>
           <w:rPr>
@@ -11263,7 +11493,7 @@
           <w14:ligatures w14:val="standardContextual"/>
         </w:rPr>
       </w:pPr>
-      <w:hyperlink w:anchor="_Toc242774587" w:history="1">
+      <w:hyperlink w:anchor="_Toc242989626" w:history="1">
         <w:r>
           <w:rPr>
             <w:rStyle w:val="Hyperlink"/>
@@ -11294,7 +11524,7 @@
             <w:noProof/>
             <w:webHidden/>
           </w:rPr>
-          <w:instrText xml:space="preserve"> PAGEREF _Toc242774587 \h </w:instrText>
+          <w:instrText xml:space="preserve"> PAGEREF _Toc242989626 \h </w:instrText>
         </w:r>
         <w:r>
           <w:rPr>
@@ -11340,7 +11570,7 @@
           <w14:ligatures w14:val="standardContextual"/>
         </w:rPr>
       </w:pPr>
-      <w:hyperlink w:anchor="_Toc242774588" w:history="1">
+      <w:hyperlink w:anchor="_Toc242989627" w:history="1">
         <w:r>
           <w:rPr>
             <w:rStyle w:val="Hyperlink"/>
@@ -11371,7 +11601,7 @@
             <w:noProof/>
             <w:webHidden/>
           </w:rPr>
-          <w:instrText xml:space="preserve"> PAGEREF _Toc242774588 \h </w:instrText>
+          <w:instrText xml:space="preserve"> PAGEREF _Toc242989627 \h </w:instrText>
         </w:r>
         <w:r>
           <w:rPr>
@@ -11417,7 +11647,7 @@
           <w14:ligatures w14:val="standardContextual"/>
         </w:rPr>
       </w:pPr>
-      <w:hyperlink w:anchor="_Toc242774589" w:history="1">
+      <w:hyperlink w:anchor="_Toc242989628" w:history="1">
         <w:r>
           <w:rPr>
             <w:rStyle w:val="Hyperlink"/>
@@ -11448,7 +11678,7 @@
             <w:noProof/>
             <w:webHidden/>
           </w:rPr>
-          <w:instrText xml:space="preserve"> PAGEREF _Toc242774589 \h </w:instrText>
+          <w:instrText xml:space="preserve"> PAGEREF _Toc242989628 \h </w:instrText>
         </w:r>
         <w:r>
           <w:rPr>
@@ -11494,7 +11724,7 @@
           <w14:ligatures w14:val="standardContextual"/>
         </w:rPr>
       </w:pPr>
-      <w:hyperlink w:anchor="_Toc242774590" w:history="1">
+      <w:hyperlink w:anchor="_Toc242989629" w:history="1">
         <w:r>
           <w:rPr>
             <w:rStyle w:val="Hyperlink"/>
@@ -11525,7 +11755,7 @@
             <w:noProof/>
             <w:webHidden/>
           </w:rPr>
-          <w:instrText xml:space="preserve"> PAGEREF _Toc242774590 \h </w:instrText>
+          <w:instrText xml:space="preserve"> PAGEREF _Toc242989629 \h </w:instrText>
         </w:r>
         <w:r>
           <w:rPr>
@@ -11571,7 +11801,7 @@
           <w14:ligatures w14:val="standardContextual"/>
         </w:rPr>
       </w:pPr>
-      <w:hyperlink w:anchor="_Toc242774591" w:history="1">
+      <w:hyperlink w:anchor="_Toc242989630" w:history="1">
         <w:r>
           <w:rPr>
             <w:rStyle w:val="Hyperlink"/>
@@ -11602,7 +11832,7 @@
             <w:noProof/>
             <w:webHidden/>
           </w:rPr>
-          <w:instrText xml:space="preserve"> PAGEREF _Toc242774591 \h </w:instrText>
+          <w:instrText xml:space="preserve"> PAGEREF _Toc242989630 \h </w:instrText>
         </w:r>
         <w:r>
           <w:rPr>
@@ -11648,7 +11878,7 @@
           <w14:ligatures w14:val="standardContextual"/>
         </w:rPr>
       </w:pPr>
-      <w:hyperlink w:anchor="_Toc242774592" w:history="1">
+      <w:hyperlink w:anchor="_Toc242989631" w:history="1">
         <w:r>
           <w:rPr>
             <w:rStyle w:val="Hyperlink"/>
@@ -11679,7 +11909,7 @@
             <w:noProof/>
             <w:webHidden/>
           </w:rPr>
-          <w:instrText xml:space="preserve"> PAGEREF _Toc242774592 \h </w:instrText>
+          <w:instrText xml:space="preserve"> PAGEREF _Toc242989631 \h </w:instrText>
         </w:r>
         <w:r>
           <w:rPr>
@@ -11725,7 +11955,7 @@
           <w14:ligatures w14:val="standardContextual"/>
         </w:rPr>
       </w:pPr>
-      <w:hyperlink w:anchor="_Toc242774593" w:history="1">
+      <w:hyperlink w:anchor="_Toc242989632" w:history="1">
         <w:r>
           <w:rPr>
             <w:rStyle w:val="Hyperlink"/>
@@ -11756,7 +11986,7 @@
             <w:noProof/>
             <w:webHidden/>
           </w:rPr>
-          <w:instrText xml:space="preserve"> PAGEREF _Toc242774593 \h </w:instrText>
+          <w:instrText xml:space="preserve"> PAGEREF _Toc242989632 \h </w:instrText>
         </w:r>
         <w:r>
           <w:rPr>
@@ -11802,7 +12032,7 @@
           <w14:ligatures w14:val="standardContextual"/>
         </w:rPr>
       </w:pPr>
-      <w:hyperlink w:anchor="_Toc242774594" w:history="1">
+      <w:hyperlink w:anchor="_Toc242989633" w:history="1">
         <w:r>
           <w:rPr>
             <w:rStyle w:val="Hyperlink"/>
@@ -11833,7 +12063,7 @@
             <w:noProof/>
             <w:webHidden/>
           </w:rPr>
-          <w:instrText xml:space="preserve"> PAGEREF _Toc242774594 \h </w:instrText>
+          <w:instrText xml:space="preserve"> PAGEREF _Toc242989633 \h </w:instrText>
         </w:r>
         <w:r>
           <w:rPr>
@@ -11879,7 +12109,7 @@
           <w14:ligatures w14:val="standardContextual"/>
         </w:rPr>
       </w:pPr>
-      <w:hyperlink w:anchor="_Toc242774595" w:history="1">
+      <w:hyperlink w:anchor="_Toc242989634" w:history="1">
         <w:r>
           <w:rPr>
             <w:rStyle w:val="Hyperlink"/>
@@ -11910,7 +12140,7 @@
             <w:noProof/>
             <w:webHidden/>
           </w:rPr>
-          <w:instrText xml:space="preserve"> PAGEREF _Toc242774595 \h </w:instrText>
+          <w:instrText xml:space="preserve"> PAGEREF _Toc242989634 \h </w:instrText>
         </w:r>
         <w:r>
           <w:rPr>
@@ -11930,7 +12160,7 @@
             <w:noProof/>
             <w:webHidden/>
           </w:rPr>
-          <w:t>20</w:t>
+          <w:t>19</w:t>
         </w:r>
         <w:r>
           <w:rPr>
@@ -11956,7 +12186,7 @@
           <w14:ligatures w14:val="standardContextual"/>
         </w:rPr>
       </w:pPr>
-      <w:hyperlink w:anchor="_Toc242774596" w:history="1">
+      <w:hyperlink w:anchor="_Toc242989635" w:history="1">
         <w:r>
           <w:rPr>
             <w:rStyle w:val="Hyperlink"/>
@@ -11987,7 +12217,7 @@
             <w:noProof/>
             <w:webHidden/>
           </w:rPr>
-          <w:instrText xml:space="preserve"> PAGEREF _Toc242774596 \h </w:instrText>
+          <w:instrText xml:space="preserve"> PAGEREF _Toc242989635 \h </w:instrText>
         </w:r>
         <w:r>
           <w:rPr>
@@ -12007,7 +12237,7 @@
             <w:noProof/>
             <w:webHidden/>
           </w:rPr>
-          <w:t>20</w:t>
+          <w:t>19</w:t>
         </w:r>
         <w:r>
           <w:rPr>
@@ -12033,7 +12263,7 @@
           <w14:ligatures w14:val="standardContextual"/>
         </w:rPr>
       </w:pPr>
-      <w:hyperlink w:anchor="_Toc242774597" w:history="1">
+      <w:hyperlink w:anchor="_Toc242989636" w:history="1">
         <w:r>
           <w:rPr>
             <w:rStyle w:val="Hyperlink"/>
@@ -12064,7 +12294,7 @@
             <w:noProof/>
             <w:webHidden/>
           </w:rPr>
-          <w:instrText xml:space="preserve"> PAGEREF _Toc242774597 \h </w:instrText>
+          <w:instrText xml:space="preserve"> PAGEREF _Toc242989636 \h </w:instrText>
         </w:r>
         <w:r>
           <w:rPr>
@@ -12084,7 +12314,7 @@
             <w:noProof/>
             <w:webHidden/>
           </w:rPr>
-          <w:t>23</w:t>
+          <w:t>22</w:t>
         </w:r>
         <w:r>
           <w:rPr>
@@ -12110,7 +12340,7 @@
           <w14:ligatures w14:val="standardContextual"/>
         </w:rPr>
       </w:pPr>
-      <w:hyperlink w:anchor="_Toc242774598" w:history="1">
+      <w:hyperlink w:anchor="_Toc242989637" w:history="1">
         <w:r>
           <w:rPr>
             <w:rStyle w:val="Hyperlink"/>
@@ -12141,7 +12371,7 @@
             <w:noProof/>
             <w:webHidden/>
           </w:rPr>
-          <w:instrText xml:space="preserve"> PAGEREF _Toc242774598 \h </w:instrText>
+          <w:instrText xml:space="preserve"> PAGEREF _Toc242989637 \h </w:instrText>
         </w:r>
         <w:r>
           <w:rPr>
@@ -12161,7 +12391,7 @@
             <w:noProof/>
             <w:webHidden/>
           </w:rPr>
-          <w:t>24</w:t>
+          <w:t>23</w:t>
         </w:r>
         <w:r>
           <w:rPr>
@@ -12187,7 +12417,7 @@
           <w14:ligatures w14:val="standardContextual"/>
         </w:rPr>
       </w:pPr>
-      <w:hyperlink w:anchor="_Toc242774599" w:history="1">
+      <w:hyperlink w:anchor="_Toc242989638" w:history="1">
         <w:r>
           <w:rPr>
             <w:rStyle w:val="Hyperlink"/>
@@ -12218,7 +12448,7 @@
             <w:noProof/>
             <w:webHidden/>
           </w:rPr>
-          <w:instrText xml:space="preserve"> PAGEREF _Toc242774599 \h </w:instrText>
+          <w:instrText xml:space="preserve"> PAGEREF _Toc242989638 \h </w:instrText>
         </w:r>
         <w:r>
           <w:rPr>
@@ -12238,7 +12468,7 @@
             <w:noProof/>
             <w:webHidden/>
           </w:rPr>
-          <w:t>26</w:t>
+          <w:t>25</w:t>
         </w:r>
         <w:r>
           <w:rPr>
@@ -12264,7 +12494,7 @@
           <w14:ligatures w14:val="standardContextual"/>
         </w:rPr>
       </w:pPr>
-      <w:hyperlink w:anchor="_Toc242774600" w:history="1">
+      <w:hyperlink w:anchor="_Toc242989639" w:history="1">
         <w:r>
           <w:rPr>
             <w:rStyle w:val="Hyperlink"/>
@@ -12295,7 +12525,7 @@
             <w:noProof/>
             <w:webHidden/>
           </w:rPr>
-          <w:instrText xml:space="preserve"> PAGEREF _Toc242774600 \h </w:instrText>
+          <w:instrText xml:space="preserve"> PAGEREF _Toc242989639 \h </w:instrText>
         </w:r>
         <w:r>
           <w:rPr>
@@ -12315,7 +12545,7 @@
             <w:noProof/>
             <w:webHidden/>
           </w:rPr>
-          <w:t>27</w:t>
+          <w:t>26</w:t>
         </w:r>
         <w:r>
           <w:rPr>
@@ -12341,7 +12571,7 @@
           <w14:ligatures w14:val="standardContextual"/>
         </w:rPr>
       </w:pPr>
-      <w:hyperlink w:anchor="_Toc242774601" w:history="1">
+      <w:hyperlink w:anchor="_Toc242989640" w:history="1">
         <w:r>
           <w:rPr>
             <w:rStyle w:val="Hyperlink"/>
@@ -12372,7 +12602,7 @@
             <w:noProof/>
             <w:webHidden/>
           </w:rPr>
-          <w:instrText xml:space="preserve"> PAGEREF _Toc242774601 \h </w:instrText>
+          <w:instrText xml:space="preserve"> PAGEREF _Toc242989640 \h </w:instrText>
         </w:r>
         <w:r>
           <w:rPr>
@@ -12392,7 +12622,7 @@
             <w:noProof/>
             <w:webHidden/>
           </w:rPr>
-          <w:t>28</w:t>
+          <w:t>27</w:t>
         </w:r>
         <w:r>
           <w:rPr>
@@ -12418,7 +12648,7 @@
           <w14:ligatures w14:val="standardContextual"/>
         </w:rPr>
       </w:pPr>
-      <w:hyperlink w:anchor="_Toc242774602" w:history="1">
+      <w:hyperlink w:anchor="_Toc242989641" w:history="1">
         <w:r>
           <w:rPr>
             <w:rStyle w:val="Hyperlink"/>
@@ -12449,7 +12679,7 @@
             <w:noProof/>
             <w:webHidden/>
           </w:rPr>
-          <w:instrText xml:space="preserve"> PAGEREF _Toc242774602 \h </w:instrText>
+          <w:instrText xml:space="preserve"> PAGEREF _Toc242989641 \h </w:instrText>
         </w:r>
         <w:r>
           <w:rPr>
@@ -12469,7 +12699,7 @@
             <w:noProof/>
             <w:webHidden/>
           </w:rPr>
-          <w:t>29</w:t>
+          <w:t>28</w:t>
         </w:r>
         <w:r>
           <w:rPr>
@@ -12495,7 +12725,7 @@
           <w14:ligatures w14:val="standardContextual"/>
         </w:rPr>
       </w:pPr>
-      <w:hyperlink w:anchor="_Toc242774603" w:history="1">
+      <w:hyperlink w:anchor="_Toc242989642" w:history="1">
         <w:r>
           <w:rPr>
             <w:rStyle w:val="Hyperlink"/>
@@ -12526,7 +12756,7 @@
             <w:noProof/>
             <w:webHidden/>
           </w:rPr>
-          <w:instrText xml:space="preserve"> PAGEREF _Toc242774603 \h </w:instrText>
+          <w:instrText xml:space="preserve"> PAGEREF _Toc242989642 \h </w:instrText>
         </w:r>
         <w:r>
           <w:rPr>
@@ -12546,7 +12776,7 @@
             <w:noProof/>
             <w:webHidden/>
           </w:rPr>
-          <w:t>31</w:t>
+          <w:t>30</w:t>
         </w:r>
         <w:r>
           <w:rPr>
@@ -12572,7 +12802,7 @@
           <w14:ligatures w14:val="standardContextual"/>
         </w:rPr>
       </w:pPr>
-      <w:hyperlink w:anchor="_Toc242774604" w:history="1">
+      <w:hyperlink w:anchor="_Toc242989643" w:history="1">
         <w:r>
           <w:rPr>
             <w:rStyle w:val="Hyperlink"/>
@@ -12603,7 +12833,7 @@
             <w:noProof/>
             <w:webHidden/>
           </w:rPr>
-          <w:instrText xml:space="preserve"> PAGEREF _Toc242774604 \h </w:instrText>
+          <w:instrText xml:space="preserve"> PAGEREF _Toc242989643 \h </w:instrText>
         </w:r>
         <w:r>
           <w:rPr>
@@ -12623,7 +12853,7 @@
             <w:noProof/>
             <w:webHidden/>
           </w:rPr>
-          <w:t>35</w:t>
+          <w:t>34</w:t>
         </w:r>
         <w:r>
           <w:rPr>
@@ -12684,7 +12914,7 @@
           <w:lang w:val="en-GB"/>
         </w:rPr>
       </w:pPr>
-      <w:bookmarkStart w:id="28" w:name="_Toc242774487"/>
+      <w:bookmarkStart w:id="28" w:name="_Toc242989526"/>
       <w:r>
         <w:rPr>
           <w:bCs/>
@@ -12705,7 +12935,7 @@
           <w:lang w:val="en-GB"/>
         </w:rPr>
       </w:pPr>
-      <w:bookmarkStart w:id="29" w:name="_Toc242774488"/>
+      <w:bookmarkStart w:id="29" w:name="_Toc242989527"/>
       <w:r>
         <w:rPr>
           <w:bCs/>
@@ -12800,7 +13030,7 @@
           <w:lang w:val="en-GB"/>
         </w:rPr>
       </w:pPr>
-      <w:bookmarkStart w:id="30" w:name="_Toc242774489"/>
+      <w:bookmarkStart w:id="30" w:name="_Toc242989528"/>
       <w:r>
         <w:rPr>
           <w:bCs/>
@@ -12852,7 +13082,7 @@
           <w:lang w:val="en-GB"/>
         </w:rPr>
       </w:pPr>
-      <w:bookmarkStart w:id="31" w:name="_Toc242774490"/>
+      <w:bookmarkStart w:id="31" w:name="_Toc242989529"/>
       <w:r>
         <w:rPr>
           <w:bCs/>
@@ -12904,7 +13134,7 @@
           <w:lang w:val="en-GB"/>
         </w:rPr>
       </w:pPr>
-      <w:bookmarkStart w:id="32" w:name="_Toc242774491"/>
+      <w:bookmarkStart w:id="32" w:name="_Toc242989530"/>
       <w:r>
         <w:rPr>
           <w:bCs/>
@@ -12956,7 +13186,7 @@
           <w:lang w:val="en-GB"/>
         </w:rPr>
       </w:pPr>
-      <w:bookmarkStart w:id="33" w:name="_Toc242774492"/>
+      <w:bookmarkStart w:id="33" w:name="_Toc242989531"/>
       <w:r>
         <w:rPr>
           <w:bCs/>
@@ -13161,7 +13391,7 @@
           <w:szCs w:val="24"/>
           <w:lang w:val="en-GB"/>
         </w:rPr>
-        <w:t xml:space="preserve">Let founders share a plan with approved funders, who can send interest and, once accepted, read the plan and message the owner.</w:t>
+        <w:t>Let founders share a plan with approved funders, who can send interest and, once accepted, read the plan and message the owner.</w:t>
       </w:r>
     </w:p>
     <w:p>
@@ -13227,7 +13457,7 @@
           <w:lang w:val="en-GB"/>
         </w:rPr>
       </w:pPr>
-      <w:bookmarkStart w:id="34" w:name="_Toc242774493"/>
+      <w:bookmarkStart w:id="34" w:name="_Toc242989532"/>
       <w:r>
         <w:rPr>
           <w:bCs/>
@@ -13400,7 +13630,7 @@
           <w:lang w:val="en-GB"/>
         </w:rPr>
       </w:pPr>
-      <w:bookmarkStart w:id="35" w:name="_Toc242774494"/>
+      <w:bookmarkStart w:id="35" w:name="_Toc242989533"/>
       <w:r>
         <w:rPr>
           <w:bCs/>
@@ -13579,7 +13809,7 @@
           <w:lang w:val="en-GB"/>
         </w:rPr>
       </w:pPr>
-      <w:bookmarkStart w:id="36" w:name="_Toc242774495"/>
+      <w:bookmarkStart w:id="36" w:name="_Toc242989534"/>
       <w:r>
         <w:rPr>
           <w:bCs/>
@@ -13631,7 +13861,7 @@
           <w:lang w:val="en-GB"/>
         </w:rPr>
       </w:pPr>
-      <w:bookmarkStart w:id="37" w:name="_Toc242774496"/>
+      <w:bookmarkStart w:id="37" w:name="_Toc242989535"/>
       <w:r>
         <w:rPr>
           <w:bCs/>
@@ -13675,7 +13905,7 @@
           <w:lang w:val="en-GB"/>
         </w:rPr>
       </w:pPr>
-      <w:bookmarkStart w:id="38" w:name="_Toc242774497"/>
+      <w:bookmarkStart w:id="38" w:name="_Toc242989536"/>
       <w:r>
         <w:rPr>
           <w:bCs/>
@@ -13957,7 +14187,7 @@
           <w:lang w:val="en-GB"/>
         </w:rPr>
       </w:pPr>
-      <w:bookmarkStart w:id="39" w:name="_Toc242774498"/>
+      <w:bookmarkStart w:id="39" w:name="_Toc242989537"/>
       <w:r>
         <w:rPr>
           <w:bCs/>
@@ -13976,6 +14206,28 @@
         <w:t>Existing Technologies, Systems, or Solutions</w:t>
       </w:r>
       <w:bookmarkEnd w:id="39"/>
+    </w:p>
+    <w:p>
+      <w:pPr>
+        <w:jc w:val="both"/>
+        <w:rPr>
+          <w:rFonts w:ascii="Times New Roman" w:eastAsia="Times New Roman" w:hAnsi="Times New Roman" w:cs="Times New Roman"/>
+          <w:color w:val="000000"/>
+          <w:sz w:val="24"/>
+          <w:szCs w:val="24"/>
+          <w:lang w:val="en-GB"/>
+        </w:rPr>
+      </w:pPr>
+      <w:r>
+        <w:rPr>
+          <w:rFonts w:ascii="Times New Roman" w:eastAsia="Times New Roman" w:hAnsi="Times New Roman" w:cs="Times New Roman"/>
+          <w:color w:val="000000"/>
+          <w:sz w:val="24"/>
+          <w:szCs w:val="24"/>
+          <w:lang w:val="en-GB"/>
+        </w:rPr>
+        <w:t>Table 1 compares the main existing solutions with what the project’s users need.</w:t>
+      </w:r>
     </w:p>
     <w:p>
       <w:pPr>
@@ -13992,7 +14244,7 @@
           <w:lang w:val="en-GB"/>
         </w:rPr>
       </w:pPr>
-      <w:bookmarkStart w:id="40" w:name="_Toc242774585"/>
+      <w:bookmarkStart w:id="40" w:name="_Toc242989624"/>
       <w:r>
         <w:rPr>
           <w:rFonts w:ascii="Times New Roman" w:eastAsia="Times New Roman" w:hAnsi="Times New Roman" w:cs="Times New Roman"/>
@@ -15150,7 +15402,7 @@
           <w:lang w:val="en-GB"/>
         </w:rPr>
       </w:pPr>
-      <w:bookmarkStart w:id="41" w:name="_Toc242774499"/>
+      <w:bookmarkStart w:id="41" w:name="_Toc242989538"/>
       <w:r>
         <w:rPr>
           <w:bCs/>
@@ -15158,6 +15410,7 @@
           <w:szCs w:val="28"/>
           <w:lang w:val="en-GB"/>
         </w:rPr>
+        <w:lastRenderedPageBreak/>
         <w:t xml:space="preserve">2.3 </w:t>
       </w:r>
       <w:r>
@@ -15202,7 +15455,7 @@
           <w:lang w:val="en-GB"/>
         </w:rPr>
       </w:pPr>
-      <w:bookmarkStart w:id="42" w:name="_Toc242774500"/>
+      <w:bookmarkStart w:id="42" w:name="_Toc242989539"/>
       <w:r>
         <w:rPr>
           <w:bCs/>
@@ -15210,7 +15463,6 @@
           <w:szCs w:val="28"/>
           <w:lang w:val="en-GB"/>
         </w:rPr>
-        <w:lastRenderedPageBreak/>
         <w:t xml:space="preserve">2.4 </w:t>
       </w:r>
       <w:r>
@@ -15255,7 +15507,7 @@
           <w:lang w:val="en-GB"/>
         </w:rPr>
       </w:pPr>
-      <w:bookmarkStart w:id="43" w:name="_Toc242774501"/>
+      <w:bookmarkStart w:id="43" w:name="_Toc242989540"/>
       <w:r>
         <w:rPr>
           <w:bCs/>
@@ -15299,7 +15551,7 @@
           <w:lang w:val="en-GB"/>
         </w:rPr>
       </w:pPr>
-      <w:bookmarkStart w:id="44" w:name="_Toc242774502"/>
+      <w:bookmarkStart w:id="44" w:name="_Toc242989541"/>
       <w:r>
         <w:rPr>
           <w:bCs/>
@@ -15372,7 +15624,7 @@
           <w:lang w:val="en-GB"/>
         </w:rPr>
       </w:pPr>
-      <w:bookmarkStart w:id="45" w:name="_Toc242774503"/>
+      <w:bookmarkStart w:id="45" w:name="_Toc242989542"/>
       <w:r>
         <w:rPr>
           <w:bCs/>
@@ -15428,7 +15680,7 @@
           <w:lang w:val="en-GB"/>
         </w:rPr>
       </w:pPr>
-      <w:bookmarkStart w:id="46" w:name="_Toc242774586"/>
+      <w:bookmarkStart w:id="46" w:name="_Toc242989625"/>
       <w:r>
         <w:rPr>
           <w:rFonts w:ascii="Times New Roman" w:eastAsia="Times New Roman" w:hAnsi="Times New Roman" w:cs="Times New Roman"/>
@@ -16232,7 +16484,7 @@
           <w:lang w:val="en-GB"/>
         </w:rPr>
       </w:pPr>
-      <w:bookmarkStart w:id="47" w:name="_Toc242774504"/>
+      <w:bookmarkStart w:id="47" w:name="_Toc242989543"/>
       <w:r>
         <w:rPr>
           <w:bCs/>
@@ -16288,7 +16540,7 @@
           <w:lang w:val="en-GB"/>
         </w:rPr>
       </w:pPr>
-      <w:bookmarkStart w:id="48" w:name="_Toc242774587"/>
+      <w:bookmarkStart w:id="48" w:name="_Toc242989626"/>
       <w:r>
         <w:rPr>
           <w:rFonts w:ascii="Times New Roman" w:eastAsia="Times New Roman" w:hAnsi="Times New Roman" w:cs="Times New Roman"/>
@@ -16909,28 +17161,7 @@
                 <w:szCs w:val="20"/>
                 <w:lang w:val="en-GB"/>
               </w:rPr>
-              <w:t xml:space="preserve">Fixes, checking fees and sources, paid hosting</w:t>
-            </w:r>
-            <w:r>
-              <w:rPr>
-                <w:rFonts w:ascii="Times New Roman" w:eastAsia="Times New Roman" w:hAnsi="Times New Roman" w:cs="Times New Roman"/>
-                <w:noProof/>
-                <w:color w:val="000000"/>
-                <w:sz w:val="20"/>
-                <w:szCs w:val="20"/>
-                <w:lang w:val="en-GB"/>
-              </w:rPr>
-              <w:t xml:space="preserve"/>
-            </w:r>
-            <w:r>
-              <w:rPr>
-                <w:rFonts w:ascii="Times New Roman" w:eastAsia="Times New Roman" w:hAnsi="Times New Roman" w:cs="Times New Roman"/>
-                <w:color w:val="000000"/>
-                <w:sz w:val="20"/>
-                <w:szCs w:val="20"/>
-                <w:lang w:val="en-GB"/>
-              </w:rPr>
-              <w:t xml:space="preserve"/>
+              <w:t>Fixes, checking fees and sources, paid hosting</w:t>
             </w:r>
           </w:p>
         </w:tc>
@@ -16984,7 +17215,7 @@
           <w:lang w:val="en-GB"/>
         </w:rPr>
       </w:pPr>
-      <w:bookmarkStart w:id="49" w:name="_Toc242774505"/>
+      <w:bookmarkStart w:id="49" w:name="_Toc242989544"/>
       <w:r>
         <w:rPr>
           <w:bCs/>
@@ -17304,7 +17535,7 @@
           <w:lang w:val="en-GB"/>
         </w:rPr>
       </w:pPr>
-      <w:bookmarkStart w:id="50" w:name="_Toc242774506"/>
+      <w:bookmarkStart w:id="50" w:name="_Toc242989545"/>
       <w:r>
         <w:rPr>
           <w:bCs/>
@@ -17362,7 +17593,7 @@
           <w:lang w:val="en-GB"/>
         </w:rPr>
       </w:pPr>
-      <w:bookmarkStart w:id="51" w:name="_Toc242774588"/>
+      <w:bookmarkStart w:id="51" w:name="_Toc242989627"/>
       <w:r>
         <w:rPr>
           <w:rFonts w:ascii="Times New Roman" w:eastAsia="Times New Roman" w:hAnsi="Times New Roman" w:cs="Times New Roman"/>
@@ -18094,7 +18325,7 @@
           <w:lang w:val="en-GB"/>
         </w:rPr>
       </w:pPr>
-      <w:bookmarkStart w:id="52" w:name="_Toc242774507"/>
+      <w:bookmarkStart w:id="52" w:name="_Toc242989546"/>
       <w:r>
         <w:rPr>
           <w:bCs/>
@@ -18156,27 +18387,29 @@
           <w:szCs w:val="24"/>
           <w:lang w:val="en-GB"/>
         </w:rPr>
-        <w:t xml:space="preserve">method [15]: Must, Should, Could or Won’t have. Must items are essential for the first release</w:t>
-      </w:r>
-      <w:r>
-        <w:rPr>
-          <w:rFonts w:ascii="Times New Roman" w:eastAsia="Times New Roman" w:hAnsi="Times New Roman" w:cs="Times New Roman"/>
-          <w:color w:val="000000"/>
-          <w:sz w:val="24"/>
-          <w:szCs w:val="24"/>
-          <w:lang w:val="en-GB"/>
-        </w:rPr>
-        <w:t xml:space="preserve"/>
-      </w:r>
-      <w:r>
-        <w:rPr>
-          <w:rFonts w:ascii="Times New Roman" w:eastAsia="Times New Roman" w:hAnsi="Times New Roman" w:cs="Times New Roman"/>
-          <w:color w:val="000000"/>
-          <w:sz w:val="24"/>
-          <w:szCs w:val="24"/>
-          <w:lang w:val="en-GB"/>
-        </w:rPr>
-        <w:t xml:space="preserve">; Should items can move to later work.</w:t>
+        <w:t xml:space="preserve">method [15]: Must, Should, Could or Won’t have. Must items </w:t>
+      </w:r>
+      <w:proofErr w:type="gramStart"/>
+      <w:r>
+        <w:rPr>
+          <w:rFonts w:ascii="Times New Roman" w:eastAsia="Times New Roman" w:hAnsi="Times New Roman" w:cs="Times New Roman"/>
+          <w:color w:val="000000"/>
+          <w:sz w:val="24"/>
+          <w:szCs w:val="24"/>
+          <w:lang w:val="en-GB"/>
+        </w:rPr>
+        <w:t>are</w:t>
+      </w:r>
+      <w:proofErr w:type="gramEnd"/>
+      <w:r>
+        <w:rPr>
+          <w:rFonts w:ascii="Times New Roman" w:eastAsia="Times New Roman" w:hAnsi="Times New Roman" w:cs="Times New Roman"/>
+          <w:color w:val="000000"/>
+          <w:sz w:val="24"/>
+          <w:szCs w:val="24"/>
+          <w:lang w:val="en-GB"/>
+        </w:rPr>
+        <w:t xml:space="preserve"> essential for the first release; Should items can move to later work.</w:t>
       </w:r>
     </w:p>
     <w:p>
@@ -18194,7 +18427,7 @@
           <w:lang w:val="en-GB"/>
         </w:rPr>
       </w:pPr>
-      <w:bookmarkStart w:id="53" w:name="_Toc242774589"/>
+      <w:bookmarkStart w:id="53" w:name="_Toc242989628"/>
       <w:r>
         <w:rPr>
           <w:rFonts w:ascii="Times New Roman" w:eastAsia="Times New Roman" w:hAnsi="Times New Roman" w:cs="Times New Roman"/>
@@ -21408,7 +21641,7 @@
           <w:lang w:val="en-GB"/>
         </w:rPr>
       </w:pPr>
-      <w:bookmarkStart w:id="54" w:name="_Toc242774508"/>
+      <w:bookmarkStart w:id="54" w:name="_Toc242989547"/>
       <w:r>
         <w:rPr>
           <w:bCs/>
@@ -21602,7 +21835,7 @@
           <w:lang w:val="en-GB"/>
         </w:rPr>
       </w:pPr>
-      <w:bookmarkStart w:id="55" w:name="_Toc242774509"/>
+      <w:bookmarkStart w:id="55" w:name="_Toc242989548"/>
       <w:r>
         <w:rPr>
           <w:bCs/>
@@ -21680,7 +21913,7 @@
           <w:lang w:val="en-GB"/>
         </w:rPr>
       </w:pPr>
-      <w:bookmarkStart w:id="56" w:name="_Toc242774590"/>
+      <w:bookmarkStart w:id="56" w:name="_Toc242989629"/>
       <w:r>
         <w:rPr>
           <w:rFonts w:ascii="Times New Roman" w:eastAsia="Times New Roman" w:hAnsi="Times New Roman" w:cs="Times New Roman"/>
@@ -22853,7 +23086,7 @@
                 <w:szCs w:val="20"/>
                 <w:lang w:val="en-GB"/>
               </w:rPr>
-              <w:t xml:space="preserve">The code has a clear folder structure, follows the coding standards and is checked with ESLint and the automated tests.</w:t>
+              <w:t>The code has a clear folder structure, follows the coding standards and is checked with ESLint and the automated tests.</w:t>
             </w:r>
           </w:p>
         </w:tc>
@@ -22989,7 +23222,7 @@
           <w:lang w:val="en-GB"/>
         </w:rPr>
       </w:pPr>
-      <w:bookmarkStart w:id="57" w:name="_Toc242774510"/>
+      <w:bookmarkStart w:id="57" w:name="_Toc242989549"/>
       <w:r>
         <w:rPr>
           <w:bCs/>
@@ -23092,7 +23325,7 @@
           <w:szCs w:val="24"/>
           <w:lang w:val="en-GB"/>
         </w:rPr>
-        <w:t xml:space="preserve">and nothing needs to be bought: even the optional ChatGPT API works on OpenAI’s free plan.</w:t>
+        <w:t>and nothing needs to be bought: even the optional ChatGPT API works on OpenAI’s free plan.</w:t>
       </w:r>
       <w:r>
         <w:rPr>
@@ -23131,7 +23364,7 @@
           <w:lang w:val="en-GB"/>
         </w:rPr>
       </w:pPr>
-      <w:bookmarkStart w:id="58" w:name="_Toc242774591"/>
+      <w:bookmarkStart w:id="58" w:name="_Toc242989630"/>
       <w:r>
         <w:rPr>
           <w:rFonts w:ascii="Times New Roman" w:eastAsia="Times New Roman" w:hAnsi="Times New Roman" w:cs="Times New Roman"/>
@@ -24090,38 +24323,7 @@
                 <w:szCs w:val="20"/>
                 <w:lang w:val="en-GB"/>
               </w:rPr>
-              <w:t xml:space="preserve">ChatGPT (gpt-6-luna by default) writes roadmaps and answers when a key is set</w:t>
-            </w:r>
-            <w:r>
-              <w:rPr>
-                <w:rFonts w:ascii="Times New Roman" w:eastAsia="Times New Roman" w:hAnsi="Times New Roman" w:cs="Times New Roman"/>
-                <w:color w:val="000000"/>
-                <w:sz w:val="20"/>
-                <w:szCs w:val="20"/>
-                <w:lang w:val="en-GB"/>
-              </w:rPr>
-              <w:t xml:space="preserve"/>
-            </w:r>
-            <w:r>
-              <w:rPr>
-                <w:rFonts w:ascii="Times New Roman" w:eastAsia="Times New Roman" w:hAnsi="Times New Roman" w:cs="Times New Roman"/>
-                <w:noProof/>
-                <w:color w:val="000000"/>
-                <w:sz w:val="20"/>
-                <w:szCs w:val="20"/>
-                <w:lang w:val="en-GB"/>
-              </w:rPr>
-              <w:t xml:space="preserve"/>
-            </w:r>
-            <w:r>
-              <w:rPr>
-                <w:rFonts w:ascii="Times New Roman" w:eastAsia="Times New Roman" w:hAnsi="Times New Roman" w:cs="Times New Roman"/>
-                <w:color w:val="000000"/>
-                <w:sz w:val="20"/>
-                <w:szCs w:val="20"/>
-                <w:lang w:val="en-GB"/>
-              </w:rPr>
-              <w:t xml:space="preserve"/>
+              <w:t>ChatGPT (gpt-6-luna by default) writes roadmaps and answers when a key is set</w:t>
             </w:r>
           </w:p>
         </w:tc>
@@ -24349,7 +24551,7 @@
           <w:lang w:val="en-GB"/>
         </w:rPr>
       </w:pPr>
-      <w:bookmarkStart w:id="59" w:name="_Toc242774511"/>
+      <w:bookmarkStart w:id="59" w:name="_Toc242989550"/>
       <w:r>
         <w:rPr>
           <w:bCs/>
@@ -24407,7 +24609,7 @@
           <w:lang w:val="en-GB"/>
         </w:rPr>
       </w:pPr>
-      <w:bookmarkStart w:id="60" w:name="_Toc242774592"/>
+      <w:bookmarkStart w:id="60" w:name="_Toc242989631"/>
       <w:r>
         <w:rPr>
           <w:rFonts w:ascii="Times New Roman" w:eastAsia="Times New Roman" w:hAnsi="Times New Roman" w:cs="Times New Roman"/>
@@ -26123,7 +26325,7 @@
           <w:lang w:val="en-GB"/>
         </w:rPr>
       </w:pPr>
-      <w:bookmarkStart w:id="61" w:name="_Toc242774512"/>
+      <w:bookmarkStart w:id="61" w:name="_Toc242989551"/>
       <w:r>
         <w:rPr>
           <w:bCs/>
@@ -26174,7 +26376,7 @@
           <w:lang w:val="en-GB"/>
         </w:rPr>
       </w:pPr>
-      <w:bookmarkStart w:id="62" w:name="_Toc242774513"/>
+      <w:bookmarkStart w:id="62" w:name="_Toc242989552"/>
       <w:r>
         <w:rPr>
           <w:bCs/>
@@ -26215,7 +26417,7 @@
           <w:lang w:val="en-GB"/>
         </w:rPr>
       </w:pPr>
-      <w:bookmarkStart w:id="63" w:name="_Toc242774593"/>
+      <w:bookmarkStart w:id="63" w:name="_Toc242989632"/>
       <w:r>
         <w:rPr>
           <w:rFonts w:ascii="Times New Roman" w:eastAsia="Times New Roman" w:hAnsi="Times New Roman" w:cs="Times New Roman"/>
@@ -27364,7 +27566,7 @@
           <w:lang w:val="en-GB"/>
         </w:rPr>
       </w:pPr>
-      <w:bookmarkStart w:id="64" w:name="_Toc242774514"/>
+      <w:bookmarkStart w:id="64" w:name="_Toc242989553"/>
       <w:r>
         <w:rPr>
           <w:bCs/>
@@ -27397,7 +27599,7 @@
           <w:lang w:val="en-GB"/>
         </w:rPr>
       </w:pPr>
-      <w:bookmarkStart w:id="65" w:name="_Toc242774594"/>
+      <w:bookmarkStart w:id="65" w:name="_Toc242989633"/>
       <w:r>
         <w:rPr>
           <w:rFonts w:ascii="Times New Roman" w:eastAsia="Times New Roman" w:hAnsi="Times New Roman" w:cs="Times New Roman"/>
@@ -28160,7 +28362,7 @@
           <w:lang w:val="en-GB"/>
         </w:rPr>
       </w:pPr>
-      <w:bookmarkStart w:id="66" w:name="_Toc242774515"/>
+      <w:bookmarkStart w:id="66" w:name="_Toc242989554"/>
       <w:r>
         <w:rPr>
           <w:bCs/>
@@ -28283,7 +28485,7 @@
           <w:lang w:val="en-GB"/>
         </w:rPr>
       </w:pPr>
-      <w:bookmarkStart w:id="67" w:name="_Toc242774574"/>
+      <w:bookmarkStart w:id="67" w:name="_Toc242989613"/>
       <w:r>
         <w:rPr>
           <w:rFonts w:ascii="Times New Roman" w:eastAsia="Times New Roman" w:hAnsi="Times New Roman" w:cs="Times New Roman"/>
@@ -28424,7 +28626,7 @@
           <w:lang w:val="en-GB"/>
         </w:rPr>
       </w:pPr>
-      <w:bookmarkStart w:id="68" w:name="_Toc242774516"/>
+      <w:bookmarkStart w:id="68" w:name="_Toc242989555"/>
       <w:r>
         <w:rPr>
           <w:bCs/>
@@ -28476,7 +28678,7 @@
           <w:lang w:val="en-GB"/>
         </w:rPr>
       </w:pPr>
-      <w:bookmarkStart w:id="69" w:name="_Toc242774517"/>
+      <w:bookmarkStart w:id="69" w:name="_Toc242989556"/>
       <w:r>
         <w:rPr>
           <w:bCs/>
@@ -28520,7 +28722,7 @@
           <w:lang w:val="en-GB"/>
         </w:rPr>
       </w:pPr>
-      <w:bookmarkStart w:id="70" w:name="_Toc242774518"/>
+      <w:bookmarkStart w:id="70" w:name="_Toc242989557"/>
       <w:r>
         <w:rPr>
           <w:bCs/>
@@ -28680,7 +28882,7 @@
           <w:lang w:val="en-GB"/>
         </w:rPr>
       </w:pPr>
-      <w:bookmarkStart w:id="71" w:name="_Toc242774519"/>
+      <w:bookmarkStart w:id="71" w:name="_Toc242989558"/>
       <w:r>
         <w:rPr>
           <w:bCs/>
@@ -28719,7 +28921,7 @@
           <w:szCs w:val="24"/>
           <w:lang w:val="en-GB"/>
         </w:rPr>
-        <w:t xml:space="preserve">UAE Venture Guide gives each founder a personal plan built from official sources, and a place to track it and get help. Mentors and funders join after the administrator approves them. A plan stays private, apart from the administrator, until a mentor accepts a request that has the plan attached, or the founder accepts a funder’s interest. Sharing a plan shows funders only a short pitch card.</w:t>
+        <w:t>UAE Venture Guide gives each founder a personal plan built from official sources, and a place to track it and get help. Mentors and funders join after the administrator approves them. A plan stays private, apart from the administrator, until a mentor accepts a request that has the plan attached, or the founder accepts a funder’s interest. Sharing a plan shows funders only a short pitch card.</w:t>
       </w:r>
     </w:p>
     <w:p>
@@ -28732,7 +28934,7 @@
           <w:lang w:val="en-GB"/>
         </w:rPr>
       </w:pPr>
-      <w:bookmarkStart w:id="72" w:name="_Toc242774520"/>
+      <w:bookmarkStart w:id="72" w:name="_Toc242989559"/>
       <w:r>
         <w:rPr>
           <w:bCs/>
@@ -28868,10 +29070,9 @@
         <w:rPr>
           <w:noProof/>
         </w:rPr>
-        <w:lastRenderedPageBreak/>
         <w:drawing>
           <wp:inline distT="0" distB="0" distL="0" distR="0" wp14:anchorId="3A5245FC" wp14:editId="01539DFB">
-            <wp:extent cx="5760720" cy="3142211"/>
+            <wp:extent cx="5760720" cy="2709588"/>
             <wp:effectExtent l="0" t="0" r="0" b="0"/>
             <wp:docPr id="533736556" name="Picture 533736556"/>
             <wp:cNvGraphicFramePr>
@@ -28893,7 +29094,7 @@
                   <pic:spPr>
                     <a:xfrm>
                       <a:off x="0" y="0"/>
-                      <a:ext cx="5760720" cy="3142211"/>
+                      <a:ext cx="5760720" cy="2709588"/>
                     </a:xfrm>
                     <a:prstGeom prst="rect">
                       <a:avLst/>
@@ -28920,7 +29121,7 @@
           <w:lang w:val="en-GB"/>
         </w:rPr>
       </w:pPr>
-      <w:bookmarkStart w:id="73" w:name="_Toc242774575"/>
+      <w:bookmarkStart w:id="73" w:name="_Toc242989614"/>
       <w:r>
         <w:rPr>
           <w:rFonts w:ascii="Times New Roman" w:eastAsia="Times New Roman" w:hAnsi="Times New Roman" w:cs="Times New Roman"/>
@@ -29046,6 +29247,7 @@
           <w:szCs w:val="24"/>
           <w:lang w:val="en-GB"/>
         </w:rPr>
+        <w:lastRenderedPageBreak/>
         <w:t>Private pages pass through the proxy, which sends anyone without a valid session to sign in.</w:t>
       </w:r>
     </w:p>
@@ -29293,7 +29495,7 @@
           <w:lang w:val="en-GB"/>
         </w:rPr>
       </w:pPr>
-      <w:bookmarkStart w:id="74" w:name="_Toc242774521"/>
+      <w:bookmarkStart w:id="74" w:name="_Toc242989560"/>
       <w:r>
         <w:rPr>
           <w:bCs/>
@@ -29301,7 +29503,6 @@
           <w:szCs w:val="28"/>
           <w:lang w:val="en-GB"/>
         </w:rPr>
-        <w:lastRenderedPageBreak/>
         <w:t xml:space="preserve">4.4 </w:t>
       </w:r>
       <w:r>
@@ -29340,7 +29541,7 @@
           <w:lang w:val="en-GB"/>
         </w:rPr>
       </w:pPr>
-      <w:bookmarkStart w:id="75" w:name="_Toc242774522"/>
+      <w:bookmarkStart w:id="75" w:name="_Toc242989561"/>
       <w:r>
         <w:rPr>
           <w:bCs/>
@@ -29414,7 +29615,7 @@
         </w:rPr>
         <w:drawing>
           <wp:inline distT="0" distB="0" distL="0" distR="0" wp14:anchorId="7FE059F5" wp14:editId="5CE7F98C">
-            <wp:extent cx="5486400" cy="5733288"/>
+            <wp:extent cx="5760720" cy="4873752"/>
             <wp:effectExtent l="0" t="0" r="0" b="0"/>
             <wp:docPr id="1263058131" name="Picture 1263058131"/>
             <wp:cNvGraphicFramePr>
@@ -29436,7 +29637,7 @@
                   <pic:spPr>
                     <a:xfrm>
                       <a:off x="0" y="0"/>
-                      <a:ext cx="5486400" cy="5733288"/>
+                      <a:ext cx="5760720" cy="4873752"/>
                     </a:xfrm>
                     <a:prstGeom prst="rect">
                       <a:avLst/>
@@ -29463,7 +29664,7 @@
           <w:lang w:val="en-GB"/>
         </w:rPr>
       </w:pPr>
-      <w:bookmarkStart w:id="76" w:name="_Toc242774576"/>
+      <w:bookmarkStart w:id="76" w:name="_Toc242989615"/>
       <w:r>
         <w:rPr>
           <w:rFonts w:ascii="Times New Roman" w:eastAsia="Times New Roman" w:hAnsi="Times New Roman" w:cs="Times New Roman"/>
@@ -29637,6 +29838,7 @@
           <w:szCs w:val="24"/>
           <w:lang w:val="en-GB"/>
         </w:rPr>
+        <w:lastRenderedPageBreak/>
         <w:t>The four roles are kinds of registered user, so each one signs in, edits its name and password, and resets a forgotten password in the same way.</w:t>
       </w:r>
     </w:p>
@@ -29690,7 +29892,6 @@
           <w:szCs w:val="24"/>
           <w:lang w:val="en-GB"/>
         </w:rPr>
-        <w:lastRenderedPageBreak/>
         <w:t>Messaging opens only after a request or an interest has been accepted.</w:t>
       </w:r>
     </w:p>
@@ -29703,7 +29904,7 @@
           <w:lang w:val="en-GB"/>
         </w:rPr>
       </w:pPr>
-      <w:bookmarkStart w:id="77" w:name="_Toc242774523"/>
+      <w:bookmarkStart w:id="77" w:name="_Toc242989562"/>
       <w:r>
         <w:rPr>
           <w:bCs/>
@@ -29847,7 +30048,7 @@
           <w:lang w:val="en-GB"/>
         </w:rPr>
       </w:pPr>
-      <w:bookmarkStart w:id="78" w:name="_Toc242774577"/>
+      <w:bookmarkStart w:id="78" w:name="_Toc242989616"/>
       <w:r>
         <w:rPr>
           <w:rFonts w:ascii="Times New Roman" w:eastAsia="Times New Roman" w:hAnsi="Times New Roman" w:cs="Times New Roman"/>
@@ -30026,6 +30227,7 @@
           <w:szCs w:val="24"/>
           <w:lang w:val="en-GB"/>
         </w:rPr>
+        <w:lastRenderedPageBreak/>
         <w:t xml:space="preserve">If the </w:t>
       </w:r>
       <w:r>
@@ -30059,14 +30261,13 @@
           <w:lang w:val="en-GB"/>
         </w:rPr>
       </w:pPr>
-      <w:bookmarkStart w:id="79" w:name="_Toc242774524"/>
+      <w:bookmarkStart w:id="79" w:name="_Toc242989563"/>
       <w:r>
         <w:rPr>
           <w:bCs/>
           <w:noProof/>
           <w:lang w:val="en-GB"/>
         </w:rPr>
-        <w:lastRenderedPageBreak/>
         <w:t xml:space="preserve">4.4.3 </w:t>
       </w:r>
       <w:r>
@@ -30162,7 +30363,7 @@
           <w:lang w:val="en-GB"/>
         </w:rPr>
       </w:pPr>
-      <w:bookmarkStart w:id="80" w:name="_Toc242774578"/>
+      <w:bookmarkStart w:id="80" w:name="_Toc242989617"/>
       <w:r>
         <w:rPr>
           <w:rFonts w:ascii="Times New Roman" w:eastAsia="Times New Roman" w:hAnsi="Times New Roman" w:cs="Times New Roman"/>
@@ -30315,7 +30516,7 @@
           <w:szCs w:val="24"/>
           <w:lang w:val="en-GB"/>
         </w:rPr>
-        <w:t>Steps 4 to 7: emails tell each person what happened, and the website shows the same status, so nothing is lost if an email fails.</w:t>
+        <w:t>Steps 4 to 7: the mentor is emailed, accepts with a reply, the status is saved as accepted and the founder is emailed. The website shows the same status, so nothing is lost if an email fails.</w:t>
       </w:r>
     </w:p>
     <w:p>
@@ -30353,7 +30554,7 @@
           <w:lang w:val="en-GB"/>
         </w:rPr>
       </w:pPr>
-      <w:bookmarkStart w:id="81" w:name="_Toc242774525"/>
+      <w:bookmarkStart w:id="81" w:name="_Toc242989564"/>
       <w:r>
         <w:rPr>
           <w:bCs/>
@@ -30477,7 +30678,7 @@
           <w:lang w:val="en-GB"/>
         </w:rPr>
       </w:pPr>
-      <w:bookmarkStart w:id="82" w:name="_Toc242774579"/>
+      <w:bookmarkStart w:id="82" w:name="_Toc242989618"/>
       <w:r>
         <w:rPr>
           <w:rFonts w:ascii="Times New Roman" w:eastAsia="Times New Roman" w:hAnsi="Times New Roman" w:cs="Times New Roman"/>
@@ -30710,7 +30911,7 @@
           <w:lang w:val="en-GB"/>
         </w:rPr>
       </w:pPr>
-      <w:bookmarkStart w:id="83" w:name="_Toc242774526"/>
+      <w:bookmarkStart w:id="83" w:name="_Toc242989565"/>
       <w:r>
         <w:rPr>
           <w:bCs/>
@@ -30813,7 +31014,7 @@
           <w:lang w:val="en-GB"/>
         </w:rPr>
       </w:pPr>
-      <w:bookmarkStart w:id="84" w:name="_Toc242774580"/>
+      <w:bookmarkStart w:id="84" w:name="_Toc242989619"/>
       <w:r>
         <w:rPr>
           <w:rFonts w:ascii="Times New Roman" w:eastAsia="Times New Roman" w:hAnsi="Times New Roman" w:cs="Times New Roman"/>
@@ -30966,60 +31167,7 @@
           <w:szCs w:val="24"/>
           <w:lang w:val="en-GB"/>
         </w:rPr>
-        <w:t xml:space="preserve">Code is pushed to GitHub and can then be deployed to Vercel.</w:t>
-      </w:r>
-      <w:r>
-        <w:rPr>
-          <w:rFonts w:ascii="Times New Roman" w:eastAsia="Times New Roman" w:hAnsi="Times New Roman" w:cs="Times New Roman"/>
-          <w:noProof/>
-          <w:color w:val="000000"/>
-          <w:sz w:val="24"/>
-          <w:szCs w:val="24"/>
-          <w:lang w:val="en-GB"/>
-        </w:rPr>
-        <w:t xml:space="preserve"/>
-      </w:r>
-      <w:r>
-        <w:rPr>
-          <w:rFonts w:ascii="Times New Roman" w:eastAsia="Times New Roman" w:hAnsi="Times New Roman" w:cs="Times New Roman"/>
-          <w:color w:val="000000"/>
-          <w:sz w:val="24"/>
-          <w:szCs w:val="24"/>
-          <w:lang w:val="en-GB"/>
-        </w:rPr>
-        <w:t xml:space="preserve"/>
-      </w:r>
-      <w:r>
-        <w:rPr>
-          <w:rFonts w:ascii="Times New Roman" w:eastAsia="Times New Roman" w:hAnsi="Times New Roman" w:cs="Times New Roman"/>
-          <w:noProof/>
-          <w:color w:val="000000"/>
-          <w:sz w:val="24"/>
-          <w:szCs w:val="24"/>
-          <w:lang w:val="en-GB"/>
-        </w:rPr>
-        <w:t xml:space="preserve"/>
-      </w:r>
-      <w:r>
-        <w:rPr>
-          <w:rFonts w:ascii="Times New Roman" w:eastAsia="Times New Roman" w:hAnsi="Times New Roman" w:cs="Times New Roman"/>
-          <w:color w:val="000000"/>
-          <w:sz w:val="24"/>
-          <w:szCs w:val="24"/>
-          <w:lang w:val="en-GB"/>
-        </w:rPr>
-        <w:t xml:space="preserve"/>
-      </w:r>
-      <w:r>
-        <w:rPr>
-          <w:rFonts w:ascii="Times New Roman" w:eastAsia="Times New Roman" w:hAnsi="Times New Roman" w:cs="Times New Roman"/>
-          <w:noProof/>
-          <w:color w:val="000000"/>
-          <w:sz w:val="24"/>
-          <w:szCs w:val="24"/>
-          <w:lang w:val="en-GB"/>
-        </w:rPr>
-        <w:t xml:space="preserve"/>
+        <w:t>Code is pushed to GitHub and can then be deployed to Vercel.</w:t>
       </w:r>
     </w:p>
     <w:p>
@@ -31120,7 +31268,7 @@
           <w:lang w:val="en-GB"/>
         </w:rPr>
       </w:pPr>
-      <w:bookmarkStart w:id="85" w:name="_Toc242774527"/>
+      <w:bookmarkStart w:id="85" w:name="_Toc242989566"/>
       <w:r>
         <w:rPr>
           <w:bCs/>
@@ -31306,7 +31454,7 @@
           <w:szCs w:val="24"/>
           <w:lang w:val="en-GB"/>
         </w:rPr>
-        <w:t>Changing a password signs out the user’s other devices.</w:t>
+        <w:t>Changing a password signs out the user’s other devices, and suspending an account signs it out everywhere.</w:t>
       </w:r>
     </w:p>
     <w:p>
@@ -31470,7 +31618,7 @@
           <w:szCs w:val="24"/>
           <w:lang w:val="en-GB"/>
         </w:rPr>
-        <w:t>Reset links store only a hash, work once and expire after one hour, and a reset also ends a sign-in lock.</w:t>
+        <w:t>Only a hash of each reset link is stored. A link works once and expires after one hour, a new one is emailed at most every five minutes, and a reset also ends a sign-in lock.</w:t>
       </w:r>
     </w:p>
     <w:p>
@@ -31483,7 +31631,7 @@
           <w:lang w:val="en-GB"/>
         </w:rPr>
       </w:pPr>
-      <w:bookmarkStart w:id="86" w:name="_Toc242774528"/>
+      <w:bookmarkStart w:id="86" w:name="_Toc242989567"/>
       <w:r>
         <w:rPr>
           <w:bCs/>
@@ -31640,7 +31788,7 @@
           <w:lang w:val="en-GB"/>
         </w:rPr>
       </w:pPr>
-      <w:bookmarkStart w:id="87" w:name="_Toc242774581"/>
+      <w:bookmarkStart w:id="87" w:name="_Toc242989620"/>
       <w:r>
         <w:rPr>
           <w:rFonts w:ascii="Times New Roman" w:eastAsia="Times New Roman" w:hAnsi="Times New Roman" w:cs="Times New Roman"/>
@@ -31858,17 +32006,7 @@
           <w:szCs w:val="24"/>
           <w:lang w:val="en-GB"/>
         </w:rPr>
-        <w:t xml:space="preserve">MongoDB deletes a sign-in record when its 15 minutes run out (tries during a lock do not extend them), and usage records after 180 days.</w:t>
-      </w:r>
-      <w:r>
-        <w:rPr>
-          <w:rFonts w:ascii="Times New Roman" w:eastAsia="Times New Roman" w:hAnsi="Times New Roman" w:cs="Times New Roman"/>
-          <w:color w:val="000000"/>
-          <w:sz w:val="24"/>
-          <w:szCs w:val="24"/>
-          <w:lang w:val="en-GB"/>
-        </w:rPr>
-        <w:t xml:space="preserve"/>
+        <w:t>MongoDB deletes a sign-in record when its 15 minutes run out (tries during a lock do not extend them), and usage records after 180 days.</w:t>
       </w:r>
     </w:p>
     <w:p>
@@ -31886,7 +32024,7 @@
           <w:lang w:val="en-GB"/>
         </w:rPr>
       </w:pPr>
-      <w:bookmarkStart w:id="88" w:name="_Toc242774595"/>
+      <w:bookmarkStart w:id="88" w:name="_Toc242989634"/>
       <w:r>
         <w:rPr>
           <w:rFonts w:ascii="Times New Roman" w:eastAsia="Times New Roman" w:hAnsi="Times New Roman" w:cs="Times New Roman"/>
@@ -34919,7 +35057,7 @@
           <w:lang w:val="en-GB"/>
         </w:rPr>
       </w:pPr>
-      <w:bookmarkStart w:id="89" w:name="_Toc242774529"/>
+      <w:bookmarkStart w:id="89" w:name="_Toc242989568"/>
       <w:r>
         <w:rPr>
           <w:bCs/>
@@ -34994,7 +35132,7 @@
           <w:lang w:val="en-GB"/>
         </w:rPr>
       </w:pPr>
-      <w:bookmarkStart w:id="90" w:name="_Toc242774596"/>
+      <w:bookmarkStart w:id="90" w:name="_Toc242989635"/>
       <w:r>
         <w:rPr>
           <w:rFonts w:ascii="Times New Roman" w:eastAsia="Times New Roman" w:hAnsi="Times New Roman" w:cs="Times New Roman"/>
@@ -35794,7 +35932,7 @@
           <w:szCs w:val="24"/>
           <w:lang w:val="en-GB"/>
         </w:rPr>
-        <w:t xml:space="preserve">Figures 9 to 11 are </w:t>
+        <w:t>Figures 9, 10 and 11 are wireframes</w:t>
       </w:r>
       <w:r>
         <w:rPr>
@@ -35805,7 +35943,7 @@
           <w:szCs w:val="24"/>
           <w:lang w:val="en-GB"/>
         </w:rPr>
-        <w:t xml:space="preserve">wireframes </w:t>
+        <w:t xml:space="preserve"> </w:t>
       </w:r>
       <w:r>
         <w:rPr>
@@ -35879,7 +36017,7 @@
           <w:lang w:val="en-GB"/>
         </w:rPr>
       </w:pPr>
-      <w:bookmarkStart w:id="91" w:name="_Toc242774582"/>
+      <w:bookmarkStart w:id="91" w:name="_Toc242989621"/>
       <w:r>
         <w:rPr>
           <w:rFonts w:ascii="Times New Roman" w:eastAsia="Times New Roman" w:hAnsi="Times New Roman" w:cs="Times New Roman"/>
@@ -36072,7 +36210,7 @@
           <w:lang w:val="en-GB"/>
         </w:rPr>
       </w:pPr>
-      <w:bookmarkStart w:id="92" w:name="_Toc242774583"/>
+      <w:bookmarkStart w:id="92" w:name="_Toc242989622"/>
       <w:r>
         <w:rPr>
           <w:rFonts w:ascii="Times New Roman" w:eastAsia="Times New Roman" w:hAnsi="Times New Roman" w:cs="Times New Roman"/>
@@ -36264,7 +36402,7 @@
           <w:lang w:val="en-GB"/>
         </w:rPr>
       </w:pPr>
-      <w:bookmarkStart w:id="93" w:name="_Toc242774584"/>
+      <w:bookmarkStart w:id="93" w:name="_Toc242989623"/>
       <w:r>
         <w:rPr>
           <w:rFonts w:ascii="Times New Roman" w:eastAsia="Times New Roman" w:hAnsi="Times New Roman" w:cs="Times New Roman"/>
@@ -36405,7 +36543,7 @@
           <w:lang w:val="en-GB"/>
         </w:rPr>
       </w:pPr>
-      <w:bookmarkStart w:id="94" w:name="_Toc242774530"/>
+      <w:bookmarkStart w:id="94" w:name="_Toc242989569"/>
       <w:r>
         <w:rPr>
           <w:bCs/>
@@ -36464,7 +36602,7 @@
           <w:lang w:val="en-GB"/>
         </w:rPr>
       </w:pPr>
-      <w:bookmarkStart w:id="95" w:name="_Toc242774597"/>
+      <w:bookmarkStart w:id="95" w:name="_Toc242989636"/>
       <w:r>
         <w:rPr>
           <w:rFonts w:ascii="Times New Roman" w:eastAsia="Times New Roman" w:hAnsi="Times New Roman" w:cs="Times New Roman"/>
@@ -37084,7 +37222,7 @@
                 <w:szCs w:val="20"/>
                 <w:lang w:val="en-GB"/>
               </w:rPr>
-              <w:t xml:space="preserve">The demo works without paid AI, and AI </w:t>
+              <w:t>The demo works without an OpenAI key, and AI roadmaps</w:t>
             </w:r>
             <w:r>
               <w:rPr>
@@ -37095,7 +37233,7 @@
                 <w:szCs w:val="20"/>
                 <w:lang w:val="en-GB"/>
               </w:rPr>
-              <w:t xml:space="preserve">roadmaps </w:t>
+              <w:t xml:space="preserve"> </w:t>
             </w:r>
             <w:r>
               <w:rPr>
@@ -37268,7 +37406,7 @@
           <w:lang w:val="en-GB"/>
         </w:rPr>
       </w:pPr>
-      <w:bookmarkStart w:id="96" w:name="_Toc242774531"/>
+      <w:bookmarkStart w:id="96" w:name="_Toc242989570"/>
       <w:r>
         <w:rPr>
           <w:bCs/>
@@ -37362,7 +37500,7 @@
           <w:lang w:val="en-GB"/>
         </w:rPr>
       </w:pPr>
-      <w:bookmarkStart w:id="97" w:name="_Toc242774532"/>
+      <w:bookmarkStart w:id="97" w:name="_Toc242989571"/>
       <w:r>
         <w:rPr>
           <w:bCs/>
@@ -37406,7 +37544,7 @@
           <w:lang w:val="en-GB"/>
         </w:rPr>
       </w:pPr>
-      <w:bookmarkStart w:id="98" w:name="_Toc242774533"/>
+      <w:bookmarkStart w:id="98" w:name="_Toc242989572"/>
       <w:r>
         <w:rPr>
           <w:bCs/>
@@ -37441,7 +37579,7 @@
           <w:lang w:val="en-GB"/>
         </w:rPr>
       </w:pPr>
-      <w:bookmarkStart w:id="99" w:name="_Toc242774598"/>
+      <w:bookmarkStart w:id="99" w:name="_Toc242989637"/>
       <w:r>
         <w:rPr>
           <w:rFonts w:ascii="Times New Roman" w:eastAsia="Times New Roman" w:hAnsi="Times New Roman" w:cs="Times New Roman"/>
@@ -38085,49 +38223,7 @@
                 <w:szCs w:val="20"/>
                 <w:lang w:val="en-GB"/>
               </w:rPr>
-              <w:t xml:space="preserve">VS Code, Git, GitHub, MongoDB Compass</w:t>
-            </w:r>
-            <w:r>
-              <w:rPr>
-                <w:rFonts w:ascii="Times New Roman" w:eastAsia="Times New Roman" w:hAnsi="Times New Roman" w:cs="Times New Roman"/>
-                <w:noProof/>
-                <w:color w:val="000000"/>
-                <w:sz w:val="20"/>
-                <w:szCs w:val="20"/>
-                <w:lang w:val="en-GB"/>
-              </w:rPr>
-              <w:t xml:space="preserve"/>
-            </w:r>
-            <w:r>
-              <w:rPr>
-                <w:rFonts w:ascii="Times New Roman" w:eastAsia="Times New Roman" w:hAnsi="Times New Roman" w:cs="Times New Roman"/>
-                <w:color w:val="000000"/>
-                <w:sz w:val="20"/>
-                <w:szCs w:val="20"/>
-                <w:lang w:val="en-GB"/>
-              </w:rPr>
-              <w:t xml:space="preserve"/>
-            </w:r>
-            <w:r>
-              <w:rPr>
-                <w:rFonts w:ascii="Times New Roman" w:eastAsia="Times New Roman" w:hAnsi="Times New Roman" w:cs="Times New Roman"/>
-                <w:noProof/>
-                <w:color w:val="000000"/>
-                <w:sz w:val="20"/>
-                <w:szCs w:val="20"/>
-                <w:lang w:val="en-GB"/>
-              </w:rPr>
-              <w:t xml:space="preserve"/>
-            </w:r>
-            <w:r>
-              <w:rPr>
-                <w:rFonts w:ascii="Times New Roman" w:eastAsia="Times New Roman" w:hAnsi="Times New Roman" w:cs="Times New Roman"/>
-                <w:color w:val="000000"/>
-                <w:sz w:val="20"/>
-                <w:szCs w:val="20"/>
-                <w:lang w:val="en-GB"/>
-              </w:rPr>
-              <w:t xml:space="preserve"/>
+              <w:t>VS Code, Git, GitHub, MongoDB Compass</w:t>
             </w:r>
           </w:p>
         </w:tc>
@@ -38327,7 +38423,7 @@
           <w:lang w:val="en-GB"/>
         </w:rPr>
       </w:pPr>
-      <w:bookmarkStart w:id="100" w:name="_Toc242774534"/>
+      <w:bookmarkStart w:id="100" w:name="_Toc242989573"/>
       <w:r>
         <w:rPr>
           <w:bCs/>
@@ -38704,7 +38800,7 @@
           <w:lang w:val="en-GB"/>
         </w:rPr>
       </w:pPr>
-      <w:bookmarkStart w:id="101" w:name="_Toc242774535"/>
+      <w:bookmarkStart w:id="101" w:name="_Toc242989574"/>
       <w:r>
         <w:rPr>
           <w:bCs/>
@@ -38733,7 +38829,7 @@
           <w:lang w:val="en-GB"/>
         </w:rPr>
       </w:pPr>
-      <w:bookmarkStart w:id="102" w:name="_Toc242774536"/>
+      <w:bookmarkStart w:id="102" w:name="_Toc242989575"/>
       <w:r>
         <w:rPr>
           <w:bCs/>
@@ -38975,28 +39071,7 @@
           <w:szCs w:val="24"/>
           <w:lang w:val="en-GB"/>
         </w:rPr>
-        <w:t xml:space="preserve">New version builds a fresh </w:t>
-      </w:r>
-      <w:r>
-        <w:rPr>
-          <w:rFonts w:ascii="Times New Roman" w:eastAsia="Times New Roman" w:hAnsi="Times New Roman" w:cs="Times New Roman"/>
-          <w:noProof/>
-          <w:color w:val="000000"/>
-          <w:sz w:val="24"/>
-          <w:szCs w:val="24"/>
-          <w:lang w:val="en-GB"/>
-        </w:rPr>
-        <w:t xml:space="preserve">roadmap </w:t>
-      </w:r>
-      <w:r>
-        <w:rPr>
-          <w:rFonts w:ascii="Times New Roman" w:eastAsia="Times New Roman" w:hAnsi="Times New Roman" w:cs="Times New Roman"/>
-          <w:color w:val="000000"/>
-          <w:sz w:val="24"/>
-          <w:szCs w:val="24"/>
-          <w:lang w:val="en-GB"/>
-        </w:rPr>
-        <w:t>from the same answers as a new plan, numbered (version 2), (version 3) and so on; Try again rebuilds a failed plan. Both count against the daily limit.</w:t>
+        <w:t>“New version” builds a fresh roadmap from the same answers as a new plan, numbered (version 2), (version 3) and so on; “Try again” rebuilds a failed plan. Both count against the daily limit.</w:t>
       </w:r>
     </w:p>
     <w:p>
@@ -39039,7 +39114,7 @@
           <w:szCs w:val="24"/>
           <w:lang w:val="en-GB"/>
         </w:rPr>
-        <w:t xml:space="preserve">key is set, the same fees and sources, each with its id, are sent to the </w:t>
+        <w:t xml:space="preserve">key is set, the same fees and sources, each with its ID, are sent to the </w:t>
       </w:r>
       <w:r>
         <w:rPr>
@@ -39102,28 +39177,7 @@
           <w:szCs w:val="24"/>
           <w:lang w:val="en-GB"/>
         </w:rPr>
-        <w:t xml:space="preserve">in a fixed shape through its structured outputs feature [21]. Every part is checked before anything is saved: a cost is official only when it cites one of the fees given, and its amounts then come from the fee, never from the model. Unknown </w:t>
-      </w:r>
-      <w:r>
-        <w:rPr>
-          <w:rFonts w:ascii="Times New Roman" w:eastAsia="Times New Roman" w:hAnsi="Times New Roman" w:cs="Times New Roman"/>
-          <w:noProof/>
-          <w:color w:val="000000"/>
-          <w:sz w:val="24"/>
-          <w:szCs w:val="24"/>
-          <w:lang w:val="en-GB"/>
-        </w:rPr>
-        <w:t xml:space="preserve">ids </w:t>
-      </w:r>
-      <w:r>
-        <w:rPr>
-          <w:rFonts w:ascii="Times New Roman" w:eastAsia="Times New Roman" w:hAnsi="Times New Roman" w:cs="Times New Roman"/>
-          <w:color w:val="000000"/>
-          <w:sz w:val="24"/>
-          <w:szCs w:val="24"/>
-          <w:lang w:val="en-GB"/>
-        </w:rPr>
-        <w:t>are dropped, and the founder’s own choice of mainland or free zone always wins. A part that fails a check is fixed or dropped: a cost that cites no given fee, or a fee for the other licence type, becomes an estimate. Only if the call fails, or the answer has no summary or usable steps, is the plan saved as failed, and the founder can try again.</w:t>
+        <w:t>in a fixed shape through its structured outputs feature [21]. Every part is checked before anything is saved: a cost is official only when it cites one of the fees given, and its amounts then come from the fee, never from the model. Unknown IDs are dropped, and the founder’s own choice of mainland or free zone always wins. A part that fails a check is fixed or dropped: a cost that cites no given fee, or a fee for the other licence type, becomes an estimate. Only if the call fails, or the answer has no summary or usable steps, is the plan saved as failed, and the founder can try again.</w:t>
       </w:r>
     </w:p>
     <w:p>
@@ -39135,7 +39189,7 @@
           <w:lang w:val="en-GB"/>
         </w:rPr>
       </w:pPr>
-      <w:bookmarkStart w:id="103" w:name="_Toc242774537"/>
+      <w:bookmarkStart w:id="103" w:name="_Toc242989576"/>
       <w:r>
         <w:rPr>
           <w:bCs/>
@@ -39268,7 +39322,7 @@
           <w:lang w:val="en-GB"/>
         </w:rPr>
       </w:pPr>
-      <w:bookmarkStart w:id="104" w:name="_Toc242774538"/>
+      <w:bookmarkStart w:id="104" w:name="_Toc242989577"/>
       <w:r>
         <w:rPr>
           <w:bCs/>
@@ -39317,7 +39371,7 @@
           <w:lang w:val="en-GB"/>
         </w:rPr>
       </w:pPr>
-      <w:bookmarkStart w:id="105" w:name="_Toc242774539"/>
+      <w:bookmarkStart w:id="105" w:name="_Toc242989578"/>
       <w:r>
         <w:rPr>
           <w:bCs/>
@@ -39417,49 +39471,7 @@
           <w:szCs w:val="24"/>
           <w:lang w:val="en-GB"/>
         </w:rPr>
-        <w:t xml:space="preserve">the optional OpenAI key and model (OPENAI_API_KEY, OPENAI_MODEL), optional email settings, and the administrator’s email and password for the seed script (ADMIN_EMAIL, ADMIN_PASSWORD). Without the OpenAI key, the app runs in sample mode.</w:t>
-      </w:r>
-      <w:r>
-        <w:rPr>
-          <w:rFonts w:ascii="Times New Roman" w:eastAsia="Times New Roman" w:hAnsi="Times New Roman" w:cs="Times New Roman"/>
-          <w:noProof/>
-          <w:color w:val="000000"/>
-          <w:sz w:val="24"/>
-          <w:szCs w:val="24"/>
-          <w:lang w:val="en-GB"/>
-        </w:rPr>
-        <w:t xml:space="preserve"/>
-      </w:r>
-      <w:r>
-        <w:rPr>
-          <w:rFonts w:ascii="Times New Roman" w:eastAsia="Times New Roman" w:hAnsi="Times New Roman" w:cs="Times New Roman"/>
-          <w:color w:val="000000"/>
-          <w:sz w:val="24"/>
-          <w:szCs w:val="24"/>
-          <w:lang w:val="en-GB"/>
-        </w:rPr>
-        <w:t xml:space="preserve"/>
-      </w:r>
-      <w:r>
-        <w:rPr>
-          <w:rFonts w:ascii="Times New Roman" w:eastAsia="Times New Roman" w:hAnsi="Times New Roman" w:cs="Times New Roman"/>
-          <w:noProof/>
-          <w:color w:val="000000"/>
-          <w:sz w:val="24"/>
-          <w:szCs w:val="24"/>
-          <w:lang w:val="en-GB"/>
-        </w:rPr>
-        <w:t xml:space="preserve"/>
-      </w:r>
-      <w:r>
-        <w:rPr>
-          <w:rFonts w:ascii="Times New Roman" w:eastAsia="Times New Roman" w:hAnsi="Times New Roman" w:cs="Times New Roman"/>
-          <w:color w:val="000000"/>
-          <w:sz w:val="24"/>
-          <w:szCs w:val="24"/>
-          <w:lang w:val="en-GB"/>
-        </w:rPr>
-        <w:t xml:space="preserve"> A template file </w:t>
+        <w:t xml:space="preserve">the optional OpenAI key and model (OPENAI_API_KEY, OPENAI_MODEL), optional email settings, and the administrator’s email and password for the seed script (ADMIN_EMAIL, ADMIN_PASSWORD). Without the OpenAI key, the app runs in sample mode. A template file </w:t>
       </w:r>
       <w:r>
         <w:rPr>
@@ -39493,7 +39505,7 @@
           <w:lang w:val="en-GB"/>
         </w:rPr>
       </w:pPr>
-      <w:bookmarkStart w:id="106" w:name="_Toc242774540"/>
+      <w:bookmarkStart w:id="106" w:name="_Toc242989579"/>
       <w:r>
         <w:rPr>
           <w:bCs/>
@@ -39501,6 +39513,7 @@
           <w:szCs w:val="28"/>
           <w:lang w:val="en-GB"/>
         </w:rPr>
+        <w:lastRenderedPageBreak/>
         <w:t xml:space="preserve">5.4 </w:t>
       </w:r>
       <w:r>
@@ -39627,7 +39640,6 @@
           <w:szCs w:val="24"/>
           <w:lang w:val="en-GB"/>
         </w:rPr>
-        <w:lastRenderedPageBreak/>
         <w:t xml:space="preserve">The </w:t>
       </w:r>
       <w:r>
@@ -39771,70 +39783,7 @@
           <w:szCs w:val="24"/>
           <w:lang w:val="en-GB"/>
         </w:rPr>
-        <w:t xml:space="preserve">Vercel builds the app before each deployment, so a version that does not build is never published.</w:t>
-      </w:r>
-      <w:r>
-        <w:rPr>
-          <w:rFonts w:ascii="Times New Roman" w:eastAsia="Times New Roman" w:hAnsi="Times New Roman" w:cs="Times New Roman"/>
-          <w:noProof/>
-          <w:color w:val="000000"/>
-          <w:sz w:val="24"/>
-          <w:szCs w:val="24"/>
-          <w:lang w:val="en-GB"/>
-        </w:rPr>
-        <w:t xml:space="preserve"/>
-      </w:r>
-      <w:r>
-        <w:rPr>
-          <w:rFonts w:ascii="Times New Roman" w:eastAsia="Times New Roman" w:hAnsi="Times New Roman" w:cs="Times New Roman"/>
-          <w:color w:val="000000"/>
-          <w:sz w:val="24"/>
-          <w:szCs w:val="24"/>
-          <w:lang w:val="en-GB"/>
-        </w:rPr>
-        <w:t xml:space="preserve"/>
-      </w:r>
-      <w:r>
-        <w:rPr>
-          <w:rFonts w:ascii="Times New Roman" w:eastAsia="Times New Roman" w:hAnsi="Times New Roman" w:cs="Times New Roman"/>
-          <w:noProof/>
-          <w:color w:val="000000"/>
-          <w:sz w:val="24"/>
-          <w:szCs w:val="24"/>
-          <w:lang w:val="en-GB"/>
-        </w:rPr>
-        <w:t xml:space="preserve"/>
-      </w:r>
-      <w:r>
-        <w:rPr>
-          <w:rFonts w:ascii="Times New Roman" w:eastAsia="Times New Roman" w:hAnsi="Times New Roman" w:cs="Times New Roman"/>
-          <w:color w:val="000000"/>
-          <w:sz w:val="24"/>
-          <w:szCs w:val="24"/>
-          <w:lang w:val="en-GB"/>
-        </w:rPr>
-        <w:t xml:space="preserve"/>
-      </w:r>
-      <w:r>
-        <w:rPr>
-          <w:rFonts w:ascii="Times New Roman" w:eastAsia="Times New Roman" w:hAnsi="Times New Roman" w:cs="Times New Roman"/>
-          <w:noProof/>
-          <w:color w:val="000000"/>
-          <w:sz w:val="24"/>
-          <w:szCs w:val="24"/>
-          <w:lang w:val="en-GB"/>
-        </w:rPr>
-        <w:t xml:space="preserve"/>
-      </w:r>
-      <w:r>
-        <w:rPr>
-          <w:rFonts w:ascii="Times New Roman" w:eastAsia="Times New Roman" w:hAnsi="Times New Roman" w:cs="Times New Roman"/>
-          <w:color w:val="000000"/>
-          <w:sz w:val="24"/>
-          <w:szCs w:val="24"/>
-          <w:lang w:val="en-GB"/>
-        </w:rPr>
-        <w:t xml:space="preserve"/>
+        <w:t>When the app is deployed, Vercel builds it first, so a version that does not build is never published.</w:t>
       </w:r>
     </w:p>
     <w:p>
@@ -39847,7 +39796,7 @@
           <w:lang w:val="en-GB"/>
         </w:rPr>
       </w:pPr>
-      <w:bookmarkStart w:id="107" w:name="_Toc242774541"/>
+      <w:bookmarkStart w:id="107" w:name="_Toc242989580"/>
       <w:r>
         <w:rPr>
           <w:bCs/>
@@ -39905,7 +39854,7 @@
           <w:lang w:val="en-GB"/>
         </w:rPr>
       </w:pPr>
-      <w:bookmarkStart w:id="108" w:name="_Toc242774599"/>
+      <w:bookmarkStart w:id="108" w:name="_Toc242989638"/>
       <w:r>
         <w:rPr>
           <w:rFonts w:ascii="Times New Roman" w:eastAsia="Times New Roman" w:hAnsi="Times New Roman" w:cs="Times New Roman"/>
@@ -40570,7 +40519,7 @@
           <w:lang w:val="en-GB"/>
         </w:rPr>
       </w:pPr>
-      <w:bookmarkStart w:id="109" w:name="_Toc242774542"/>
+      <w:bookmarkStart w:id="109" w:name="_Toc242989581"/>
       <w:r>
         <w:rPr>
           <w:bCs/>
@@ -40643,7 +40592,7 @@
           <w:lang w:val="en-GB"/>
         </w:rPr>
       </w:pPr>
-      <w:bookmarkStart w:id="110" w:name="_Toc242774543"/>
+      <w:bookmarkStart w:id="110" w:name="_Toc242989582"/>
       <w:r>
         <w:rPr>
           <w:bCs/>
@@ -40687,7 +40636,7 @@
           <w:lang w:val="en-GB"/>
         </w:rPr>
       </w:pPr>
-      <w:bookmarkStart w:id="111" w:name="_Toc242774544"/>
+      <w:bookmarkStart w:id="111" w:name="_Toc242989583"/>
       <w:r>
         <w:rPr>
           <w:bCs/>
@@ -40940,49 +40889,7 @@
           <w:szCs w:val="24"/>
           <w:lang w:val="en-GB"/>
         </w:rPr>
-        <w:t xml:space="preserve">The team ran all 159 unit and database tests on their own computer, and all of them pass. The code also passes lint and a production build.</w:t>
-      </w:r>
-      <w:r>
-        <w:rPr>
-          <w:rFonts w:ascii="Times New Roman" w:eastAsia="Times New Roman" w:hAnsi="Times New Roman" w:cs="Times New Roman"/>
-          <w:noProof/>
-          <w:color w:val="000000"/>
-          <w:sz w:val="24"/>
-          <w:szCs w:val="24"/>
-          <w:lang w:val="en-GB"/>
-        </w:rPr>
-        <w:t xml:space="preserve"/>
-      </w:r>
-      <w:r>
-        <w:rPr>
-          <w:rFonts w:ascii="Times New Roman" w:eastAsia="Times New Roman" w:hAnsi="Times New Roman" w:cs="Times New Roman"/>
-          <w:color w:val="000000"/>
-          <w:sz w:val="24"/>
-          <w:szCs w:val="24"/>
-          <w:lang w:val="en-GB"/>
-        </w:rPr>
-        <w:t xml:space="preserve"/>
-      </w:r>
-      <w:r>
-        <w:rPr>
-          <w:rFonts w:ascii="Times New Roman" w:eastAsia="Times New Roman" w:hAnsi="Times New Roman" w:cs="Times New Roman"/>
-          <w:noProof/>
-          <w:color w:val="000000"/>
-          <w:sz w:val="24"/>
-          <w:szCs w:val="24"/>
-          <w:lang w:val="en-GB"/>
-        </w:rPr>
-        <w:t xml:space="preserve"/>
-      </w:r>
-      <w:r>
-        <w:rPr>
-          <w:rFonts w:ascii="Times New Roman" w:eastAsia="Times New Roman" w:hAnsi="Times New Roman" w:cs="Times New Roman"/>
-          <w:color w:val="000000"/>
-          <w:sz w:val="24"/>
-          <w:szCs w:val="24"/>
-          <w:lang w:val="en-GB"/>
-        </w:rPr>
-        <w:t xml:space="preserve"/>
+        <w:t>The team ran all 159 unit and database tests on their own computer, and all of them pass. The code also passes lint and a production build.</w:t>
       </w:r>
     </w:p>
     <w:p>
@@ -40995,7 +40902,7 @@
           <w:lang w:val="en-GB"/>
         </w:rPr>
       </w:pPr>
-      <w:bookmarkStart w:id="112" w:name="_Toc242774545"/>
+      <w:bookmarkStart w:id="112" w:name="_Toc242989584"/>
       <w:r>
         <w:rPr>
           <w:bCs/>
@@ -41053,7 +40960,7 @@
           <w:lang w:val="en-GB"/>
         </w:rPr>
       </w:pPr>
-      <w:bookmarkStart w:id="113" w:name="_Toc242774600"/>
+      <w:bookmarkStart w:id="113" w:name="_Toc242989639"/>
       <w:r>
         <w:rPr>
           <w:rFonts w:ascii="Times New Roman" w:eastAsia="Times New Roman" w:hAnsi="Times New Roman" w:cs="Times New Roman"/>
@@ -44070,7 +43977,7 @@
           <w:lang w:val="en-GB"/>
         </w:rPr>
       </w:pPr>
-      <w:bookmarkStart w:id="114" w:name="_Toc242774546"/>
+      <w:bookmarkStart w:id="114" w:name="_Toc242989585"/>
       <w:r>
         <w:rPr>
           <w:bCs/>
@@ -44128,7 +44035,7 @@
           <w:lang w:val="en-GB"/>
         </w:rPr>
       </w:pPr>
-      <w:bookmarkStart w:id="115" w:name="_Toc242774601"/>
+      <w:bookmarkStart w:id="115" w:name="_Toc242989640"/>
       <w:r>
         <w:rPr>
           <w:rFonts w:ascii="Times New Roman" w:eastAsia="Times New Roman" w:hAnsi="Times New Roman" w:cs="Times New Roman"/>
@@ -45784,7 +45691,7 @@
           <w:lang w:val="en-GB"/>
         </w:rPr>
       </w:pPr>
-      <w:bookmarkStart w:id="116" w:name="_Toc242774547"/>
+      <w:bookmarkStart w:id="116" w:name="_Toc242989586"/>
       <w:r>
         <w:rPr>
           <w:bCs/>
@@ -45823,7 +45730,7 @@
           <w:szCs w:val="24"/>
           <w:lang w:val="en-GB"/>
         </w:rPr>
-        <w:t xml:space="preserve">No load tests were run. In a live test with an OpenAI key, ChatGPT wrote a roadmap in about 40 to 50 seconds, and a chat answer began within a few seconds. The design choices below aim to keep pages fast: pages are built on the server, so the browser downloads less code; database queries use indexes on the </w:t>
+        <w:t xml:space="preserve">No load tests were run. In a live test with an OpenAI key, ChatGPT wrote a roadmap in about 40 to 50 seconds, and a chat answer began within a few seconds. The design choices below aim to </w:t>
       </w:r>
       <w:r>
         <w:rPr>
@@ -45834,7 +45741,7 @@
           <w:lang w:val="en-GB"/>
         </w:rPr>
         <w:lastRenderedPageBreak/>
-        <w:t xml:space="preserve">fields they search, such as plan owner, request status and source text; a </w:t>
+        <w:t xml:space="preserve">keep pages fast: pages are built on the server, so the browser downloads less code; database queries use indexes on the fields they search, such as plan owner, request status and source text; a </w:t>
       </w:r>
       <w:r>
         <w:rPr>
@@ -45889,7 +45796,7 @@
           <w:lang w:val="en-GB"/>
         </w:rPr>
       </w:pPr>
-      <w:bookmarkStart w:id="117" w:name="_Toc242774548"/>
+      <w:bookmarkStart w:id="117" w:name="_Toc242989587"/>
       <w:r>
         <w:rPr>
           <w:bCs/>
@@ -46168,28 +46075,7 @@
           <w:szCs w:val="24"/>
           <w:lang w:val="en-GB"/>
         </w:rPr>
-        <w:t xml:space="preserve">tokens. It relies on </w:t>
-      </w:r>
-      <w:r>
-        <w:rPr>
-          <w:rFonts w:ascii="Times New Roman" w:eastAsia="Times New Roman" w:hAnsi="Times New Roman" w:cs="Times New Roman"/>
-          <w:noProof/>
-          <w:color w:val="000000"/>
-          <w:sz w:val="24"/>
-          <w:szCs w:val="24"/>
-          <w:lang w:val="en-GB"/>
-        </w:rPr>
-        <w:t xml:space="preserve">SameSite=Lax </w:t>
-      </w:r>
-      <w:r>
-        <w:rPr>
-          <w:rFonts w:ascii="Times New Roman" w:eastAsia="Times New Roman" w:hAnsi="Times New Roman" w:cs="Times New Roman"/>
-          <w:color w:val="000000"/>
-          <w:sz w:val="24"/>
-          <w:szCs w:val="24"/>
-          <w:lang w:val="en-GB"/>
-        </w:rPr>
-        <w:t>cookies, and sign-out also works through a plain link, which is not protected.</w:t>
+        <w:t>tokens. It relies on SameSite=Lax cookies, and sign-in and sign-up refuse forms sent from other websites.</w:t>
       </w:r>
     </w:p>
     <w:p>
@@ -46202,7 +46088,7 @@
           <w:lang w:val="en-GB"/>
         </w:rPr>
       </w:pPr>
-      <w:bookmarkStart w:id="118" w:name="_Toc242774549"/>
+      <w:bookmarkStart w:id="118" w:name="_Toc242989588"/>
       <w:r>
         <w:rPr>
           <w:bCs/>
@@ -46262,7 +46148,29 @@
           <w:szCs w:val="24"/>
           <w:lang w:val="en-GB"/>
         </w:rPr>
-        <w:t xml:space="preserve">AA guidelines [17]: form fields have visible labels, errors appear beside their fields, the keyboard focus is always visible, the main buttons are 44 pixels tall, and the layout adapts to phone screens. Testing with real students and mentors needs ethical approval first, so it is planned as future work (Section </w:t>
+        <w:t xml:space="preserve">AA guidelines [17]: form fields have visible labels, errors appear beside their fields, the keyboard focus is always visible, the form buttons and main page buttons, such as </w:t>
+      </w:r>
+      <w:proofErr w:type="gramStart"/>
+      <w:r>
+        <w:rPr>
+          <w:rFonts w:ascii="Times New Roman" w:eastAsia="Times New Roman" w:hAnsi="Times New Roman" w:cs="Times New Roman"/>
+          <w:color w:val="000000"/>
+          <w:sz w:val="24"/>
+          <w:szCs w:val="24"/>
+          <w:lang w:val="en-GB"/>
+        </w:rPr>
+        <w:t>New</w:t>
+      </w:r>
+      <w:proofErr w:type="gramEnd"/>
+      <w:r>
+        <w:rPr>
+          <w:rFonts w:ascii="Times New Roman" w:eastAsia="Times New Roman" w:hAnsi="Times New Roman" w:cs="Times New Roman"/>
+          <w:color w:val="000000"/>
+          <w:sz w:val="24"/>
+          <w:szCs w:val="24"/>
+          <w:lang w:val="en-GB"/>
+        </w:rPr>
+        <w:t xml:space="preserve"> plan and Download PDF, are 44 pixels tall, and the layout adapts to phone screens. Testing with real students and mentors needs ethical approval first, so it is planned as future work (Section </w:t>
       </w:r>
       <w:r>
         <w:rPr>
@@ -46286,7 +46194,7 @@
           <w:lang w:val="en-GB"/>
         </w:rPr>
       </w:pPr>
-      <w:bookmarkStart w:id="119" w:name="_Toc242774550"/>
+      <w:bookmarkStart w:id="119" w:name="_Toc242989589"/>
       <w:r>
         <w:rPr>
           <w:bCs/>
@@ -46344,7 +46252,7 @@
           <w:lang w:val="en-GB"/>
         </w:rPr>
       </w:pPr>
-      <w:bookmarkStart w:id="120" w:name="_Toc242774602"/>
+      <w:bookmarkStart w:id="120" w:name="_Toc242989641"/>
       <w:r>
         <w:rPr>
           <w:rFonts w:ascii="Times New Roman" w:eastAsia="Times New Roman" w:hAnsi="Times New Roman" w:cs="Times New Roman"/>
@@ -47006,7 +46914,7 @@
           <w:lang w:val="en-GB"/>
         </w:rPr>
       </w:pPr>
-      <w:bookmarkStart w:id="121" w:name="_Toc242774551"/>
+      <w:bookmarkStart w:id="121" w:name="_Toc242989590"/>
       <w:r>
         <w:rPr>
           <w:bCs/>
@@ -47058,7 +46966,7 @@
           <w:lang w:val="en-GB"/>
         </w:rPr>
       </w:pPr>
-      <w:bookmarkStart w:id="122" w:name="_Toc242774552"/>
+      <w:bookmarkStart w:id="122" w:name="_Toc242989591"/>
       <w:r>
         <w:rPr>
           <w:bCs/>
@@ -47102,7 +47010,7 @@
           <w:lang w:val="en-GB"/>
         </w:rPr>
       </w:pPr>
-      <w:bookmarkStart w:id="123" w:name="_Toc242774553"/>
+      <w:bookmarkStart w:id="123" w:name="_Toc242989592"/>
       <w:r>
         <w:rPr>
           <w:bCs/>
@@ -47154,7 +47062,7 @@
           <w:lang w:val="en-GB"/>
         </w:rPr>
       </w:pPr>
-      <w:bookmarkStart w:id="124" w:name="_Toc242774554"/>
+      <w:bookmarkStart w:id="124" w:name="_Toc242989593"/>
       <w:r>
         <w:rPr>
           <w:bCs/>
@@ -47206,7 +47114,7 @@
           <w:lang w:val="en-GB"/>
         </w:rPr>
       </w:pPr>
-      <w:bookmarkStart w:id="125" w:name="_Toc242774555"/>
+      <w:bookmarkStart w:id="125" w:name="_Toc242989594"/>
       <w:r>
         <w:rPr>
           <w:bCs/>
@@ -47258,7 +47166,7 @@
           <w:lang w:val="en-GB"/>
         </w:rPr>
       </w:pPr>
-      <w:bookmarkStart w:id="126" w:name="_Toc242774556"/>
+      <w:bookmarkStart w:id="126" w:name="_Toc242989595"/>
       <w:r>
         <w:rPr>
           <w:bCs/>
@@ -47310,7 +47218,7 @@
           <w:lang w:val="en-GB"/>
         </w:rPr>
       </w:pPr>
-      <w:bookmarkStart w:id="127" w:name="_Toc242774557"/>
+      <w:bookmarkStart w:id="127" w:name="_Toc242989596"/>
       <w:r>
         <w:rPr>
           <w:bCs/>
@@ -47362,7 +47270,7 @@
           <w:lang w:val="en-GB"/>
         </w:rPr>
       </w:pPr>
-      <w:bookmarkStart w:id="128" w:name="_Toc242774558"/>
+      <w:bookmarkStart w:id="128" w:name="_Toc242989597"/>
       <w:r>
         <w:rPr>
           <w:bCs/>
@@ -47414,7 +47322,7 @@
           <w:lang w:val="en-GB"/>
         </w:rPr>
       </w:pPr>
-      <w:bookmarkStart w:id="129" w:name="_Toc242774559"/>
+      <w:bookmarkStart w:id="129" w:name="_Toc242989598"/>
       <w:r>
         <w:rPr>
           <w:bCs/>
@@ -47466,7 +47374,7 @@
           <w:lang w:val="en-GB"/>
         </w:rPr>
       </w:pPr>
-      <w:bookmarkStart w:id="130" w:name="_Toc242774560"/>
+      <w:bookmarkStart w:id="130" w:name="_Toc242989599"/>
       <w:r>
         <w:rPr>
           <w:bCs/>
@@ -47518,7 +47426,7 @@
           <w:lang w:val="en-GB"/>
         </w:rPr>
       </w:pPr>
-      <w:bookmarkStart w:id="131" w:name="_Toc242774561"/>
+      <w:bookmarkStart w:id="131" w:name="_Toc242989600"/>
       <w:r>
         <w:rPr>
           <w:bCs/>
@@ -47562,7 +47470,7 @@
           <w:lang w:val="en-GB"/>
         </w:rPr>
       </w:pPr>
-      <w:bookmarkStart w:id="132" w:name="_Toc242774562"/>
+      <w:bookmarkStart w:id="132" w:name="_Toc242989601"/>
       <w:r>
         <w:rPr>
           <w:bCs/>
@@ -47657,7 +47565,7 @@
           <w:lang w:val="en-GB"/>
         </w:rPr>
       </w:pPr>
-      <w:bookmarkStart w:id="133" w:name="_Toc242774563"/>
+      <w:bookmarkStart w:id="133" w:name="_Toc242989602"/>
       <w:r>
         <w:rPr>
           <w:bCs/>
@@ -47715,7 +47623,7 @@
           <w:lang w:val="en-GB"/>
         </w:rPr>
       </w:pPr>
-      <w:bookmarkStart w:id="134" w:name="_Toc242774603"/>
+      <w:bookmarkStart w:id="134" w:name="_Toc242989642"/>
       <w:r>
         <w:rPr>
           <w:rFonts w:ascii="Times New Roman" w:eastAsia="Times New Roman" w:hAnsi="Times New Roman" w:cs="Times New Roman"/>
@@ -48756,7 +48664,7 @@
           <w:lang w:val="en-GB"/>
         </w:rPr>
       </w:pPr>
-      <w:bookmarkStart w:id="135" w:name="_Toc242774564"/>
+      <w:bookmarkStart w:id="135" w:name="_Toc242989603"/>
       <w:r>
         <w:rPr>
           <w:bCs/>
@@ -48914,7 +48822,7 @@
           <w:lang w:val="en-GB"/>
         </w:rPr>
       </w:pPr>
-      <w:bookmarkStart w:id="136" w:name="_Toc242774565"/>
+      <w:bookmarkStart w:id="136" w:name="_Toc242989604"/>
       <w:r>
         <w:rPr>
           <w:bCs/>
@@ -48980,49 +48888,7 @@
           <w:szCs w:val="24"/>
           <w:lang w:val="en-GB"/>
         </w:rPr>
-        <w:t xml:space="preserve">key, the planner and assistant use built-in rules, so answers are limited to known topics. The automated tests use a stand-in for the ChatGPT API, and the live path has so far been tried only on a demo plan.</w:t>
-      </w:r>
-      <w:r>
-        <w:rPr>
-          <w:rFonts w:ascii="Times New Roman" w:eastAsia="Times New Roman" w:hAnsi="Times New Roman" w:cs="Times New Roman"/>
-          <w:noProof/>
-          <w:color w:val="000000"/>
-          <w:sz w:val="24"/>
-          <w:szCs w:val="24"/>
-          <w:lang w:val="en-GB"/>
-        </w:rPr>
-        <w:t xml:space="preserve"/>
-      </w:r>
-      <w:r>
-        <w:rPr>
-          <w:rFonts w:ascii="Times New Roman" w:eastAsia="Times New Roman" w:hAnsi="Times New Roman" w:cs="Times New Roman"/>
-          <w:color w:val="000000"/>
-          <w:sz w:val="24"/>
-          <w:szCs w:val="24"/>
-          <w:lang w:val="en-GB"/>
-        </w:rPr>
-        <w:t xml:space="preserve"/>
-      </w:r>
-      <w:r>
-        <w:rPr>
-          <w:rFonts w:ascii="Times New Roman" w:eastAsia="Times New Roman" w:hAnsi="Times New Roman" w:cs="Times New Roman"/>
-          <w:noProof/>
-          <w:color w:val="000000"/>
-          <w:sz w:val="24"/>
-          <w:szCs w:val="24"/>
-          <w:lang w:val="en-GB"/>
-        </w:rPr>
-        <w:t xml:space="preserve"/>
-      </w:r>
-      <w:r>
-        <w:rPr>
-          <w:rFonts w:ascii="Times New Roman" w:eastAsia="Times New Roman" w:hAnsi="Times New Roman" w:cs="Times New Roman"/>
-          <w:color w:val="000000"/>
-          <w:sz w:val="24"/>
-          <w:szCs w:val="24"/>
-          <w:lang w:val="en-GB"/>
-        </w:rPr>
-        <w:t xml:space="preserve"/>
+        <w:t>key, the planner and assistant use built-in rules, so answers are limited to known topics. The automated tests use a stand-in for the ChatGPT API, and the live path has so far been tried only on a demo plan.</w:t>
       </w:r>
     </w:p>
     <w:p>
@@ -49088,7 +48954,7 @@
           <w:lang w:val="en-GB"/>
         </w:rPr>
       </w:pPr>
-      <w:bookmarkStart w:id="137" w:name="_Toc242774566"/>
+      <w:bookmarkStart w:id="137" w:name="_Toc242989605"/>
       <w:r>
         <w:rPr>
           <w:bCs/>
@@ -49132,49 +48998,7 @@
           <w:szCs w:val="24"/>
           <w:lang w:val="en-GB"/>
         </w:rPr>
-        <w:t xml:space="preserve">Review ChatGPT’s roadmaps and answers on more sample plans, and compare a larger model, which needs paid OpenAI credit.</w:t>
-      </w:r>
-      <w:r>
-        <w:rPr>
-          <w:rFonts w:ascii="Times New Roman" w:eastAsia="Times New Roman" w:hAnsi="Times New Roman" w:cs="Times New Roman"/>
-          <w:noProof/>
-          <w:color w:val="000000"/>
-          <w:sz w:val="24"/>
-          <w:szCs w:val="24"/>
-          <w:lang w:val="en-GB"/>
-        </w:rPr>
-        <w:t xml:space="preserve"/>
-      </w:r>
-      <w:r>
-        <w:rPr>
-          <w:rFonts w:ascii="Times New Roman" w:eastAsia="Times New Roman" w:hAnsi="Times New Roman" w:cs="Times New Roman"/>
-          <w:color w:val="000000"/>
-          <w:sz w:val="24"/>
-          <w:szCs w:val="24"/>
-          <w:lang w:val="en-GB"/>
-        </w:rPr>
-        <w:t xml:space="preserve"/>
-      </w:r>
-      <w:r>
-        <w:rPr>
-          <w:rFonts w:ascii="Times New Roman" w:eastAsia="Times New Roman" w:hAnsi="Times New Roman" w:cs="Times New Roman"/>
-          <w:noProof/>
-          <w:color w:val="000000"/>
-          <w:sz w:val="24"/>
-          <w:szCs w:val="24"/>
-          <w:lang w:val="en-GB"/>
-        </w:rPr>
-        <w:t xml:space="preserve"/>
-      </w:r>
-      <w:r>
-        <w:rPr>
-          <w:rFonts w:ascii="Times New Roman" w:eastAsia="Times New Roman" w:hAnsi="Times New Roman" w:cs="Times New Roman"/>
-          <w:color w:val="000000"/>
-          <w:sz w:val="24"/>
-          <w:szCs w:val="24"/>
-          <w:lang w:val="en-GB"/>
-        </w:rPr>
-        <w:t xml:space="preserve"/>
+        <w:t>Review ChatGPT’s roadmaps and answers on more sample plans, and compare a larger model, which needs paid OpenAI credit.</w:t>
       </w:r>
     </w:p>
     <w:p>
@@ -49267,7 +49091,7 @@
           <w:lang w:val="en-GB"/>
         </w:rPr>
       </w:pPr>
-      <w:bookmarkStart w:id="138" w:name="_Toc242774567"/>
+      <w:bookmarkStart w:id="138" w:name="_Toc242989606"/>
       <w:r>
         <w:rPr>
           <w:bCs/>
@@ -49340,7 +49164,7 @@
           <w:lang w:val="en-GB"/>
         </w:rPr>
       </w:pPr>
-      <w:bookmarkStart w:id="139" w:name="_Toc242774568"/>
+      <w:bookmarkStart w:id="139" w:name="_Toc242989607"/>
       <w:r>
         <w:rPr>
           <w:bCs/>
@@ -50139,6 +49963,8 @@
       <w:r>
         <w:rPr>
           <w:rFonts w:ascii="Times New Roman" w:eastAsia="Times New Roman" w:hAnsi="Times New Roman" w:cs="Times New Roman"/>
+          <w:i/>
+          <w:iCs/>
           <w:noProof/>
           <w:color w:val="000000"/>
           <w:sz w:val="24"/>
@@ -50146,7 +49972,18 @@
           <w:lang w:val="en-GB"/>
         </w:rPr>
         <w:lastRenderedPageBreak/>
-        <w:t>ISO/IEC, “Systems and software engineering — Systems and software Quality Requirements and Evaluation (SQuaRE) — Product quality model,” ISO/IEC 25010:2023, 2023.</w:t>
+        <w:t>Systems and Software Engineering — Systems and Software Quality Requirements and Evaluation (SQuaRE) — Product Quality Model</w:t>
+      </w:r>
+      <w:r>
+        <w:rPr>
+          <w:rFonts w:ascii="Times New Roman" w:eastAsia="Times New Roman" w:hAnsi="Times New Roman" w:cs="Times New Roman"/>
+          <w:noProof/>
+          <w:color w:val="000000"/>
+          <w:sz w:val="24"/>
+          <w:szCs w:val="24"/>
+          <w:lang w:val="en-GB"/>
+        </w:rPr>
+        <w:t>, ISO/IEC 25010:2023, 2023.</w:t>
       </w:r>
     </w:p>
     <w:p>
@@ -50339,7 +50176,7 @@
             <w:szCs w:val="24"/>
             <w:lang w:val="en-GB"/>
           </w:rPr>
-          <w:t>https://cheatsheetseries.owasp.org/cheatsheets/​Cross_Site_Scripting_Prevention_Cheat_Sheet.html</w:t>
+          <w:t>https://cheatsheetseries.owasp.org/cheatsheets/Cross_Site_Scripting_Prevention_Cheat_Sheet.html</w:t>
         </w:r>
       </w:hyperlink>
       <w:r>
@@ -50415,7 +50252,7 @@
           <w:lang w:val="en-GB"/>
         </w:rPr>
       </w:pPr>
-      <w:bookmarkStart w:id="140" w:name="_Toc242774569"/>
+      <w:bookmarkStart w:id="140" w:name="_Toc242989608"/>
       <w:r>
         <w:rPr>
           <w:bCs/>
@@ -50436,7 +50273,7 @@
           <w:lang w:val="en-GB"/>
         </w:rPr>
       </w:pPr>
-      <w:bookmarkStart w:id="141" w:name="_Toc242774570"/>
+      <w:bookmarkStart w:id="141" w:name="_Toc242989609"/>
       <w:r>
         <w:rPr>
           <w:bCs/>
@@ -50466,7 +50303,7 @@
           <w:szCs w:val="24"/>
           <w:lang w:val="en-GB"/>
         </w:rPr>
-        <w:t xml:space="preserve">The source code and setup guide are in the project’s </w:t>
+        <w:t xml:space="preserve">The project’s </w:t>
       </w:r>
       <w:r>
         <w:rPr>
@@ -50487,8 +50324,21 @@
           <w:szCs w:val="24"/>
           <w:lang w:val="en-GB"/>
         </w:rPr>
-        <w:t xml:space="preserve">repository: </w:t>
-      </w:r>
+        <w:t xml:space="preserve">repository, </w:t>
+      </w:r>
+      <w:hyperlink r:id="rId40" w:history="1">
+        <w:r>
+          <w:rPr>
+            <w:rFonts w:ascii="Times New Roman" w:eastAsia="Times New Roman" w:hAnsi="Times New Roman" w:cs="Times New Roman"/>
+            <w:noProof/>
+            <w:color w:val="000000"/>
+            <w:sz w:val="24"/>
+            <w:szCs w:val="24"/>
+            <w:lang w:val="en-GB"/>
+          </w:rPr>
+          <w:t>https://github.com/techproject181-blip/uae-venture-guide</w:t>
+        </w:r>
+      </w:hyperlink>
       <w:r>
         <w:rPr>
           <w:rFonts w:ascii="Times New Roman" w:eastAsia="Times New Roman" w:hAnsi="Times New Roman" w:cs="Times New Roman"/>
@@ -50498,7 +50348,7 @@
           <w:szCs w:val="24"/>
           <w:lang w:val="en-GB"/>
         </w:rPr>
-        <w:t xml:space="preserve">______________________________. </w:t>
+        <w:t xml:space="preserve">, holds the source code and setup guide. </w:t>
       </w:r>
       <w:r>
         <w:rPr>
@@ -50542,7 +50392,7 @@
           <w:lang w:val="en-GB"/>
         </w:rPr>
       </w:pPr>
-      <w:bookmarkStart w:id="142" w:name="_Toc242774571"/>
+      <w:bookmarkStart w:id="142" w:name="_Toc242989610"/>
       <w:r>
         <w:rPr>
           <w:bCs/>
@@ -50614,7 +50464,7 @@
           <w:szCs w:val="24"/>
           <w:lang w:val="en-GB"/>
         </w:rPr>
-        <w:t xml:space="preserve">creates nine accounts: one administrator, two entrepreneurs, four mentors (one waiting for approval) and two funders (one waiting for approval). It also adds 13 sample sources, 15 sample fee references, two plans, three posts, two guidance requests and two funding interests. The administrator’s email and password come from ADMIN_EMAIL and ADMIN_PASSWORD; the other accounts share one demo password, given in the README.</w:t>
+        <w:t>creates nine accounts: one administrator, two entrepreneurs, four mentors (one waiting for approval) and two funders (one waiting for approval). It also adds 13 sample sources, 15 sample fee references, two plans, three posts, two guidance requests and two funding interests. The administrator’s email comes from ADMIN_EMAIL, or from the seed script when it is not set, and its password from ADMIN_PASSWORD, or the demo password when it is not set. The other accounts share one demo password, given in the README.</w:t>
       </w:r>
     </w:p>
     <w:p>
@@ -50627,7 +50477,7 @@
           <w:lang w:val="en-GB"/>
         </w:rPr>
       </w:pPr>
-      <w:bookmarkStart w:id="143" w:name="_Toc242774572"/>
+      <w:bookmarkStart w:id="143" w:name="_Toc242989611"/>
       <w:r>
         <w:rPr>
           <w:bCs/>
@@ -50718,7 +50568,7 @@
           <w:lang w:val="en-GB"/>
         </w:rPr>
       </w:pPr>
-      <w:bookmarkStart w:id="144" w:name="_Toc242774604"/>
+      <w:bookmarkStart w:id="144" w:name="_Toc242989643"/>
       <w:r>
         <w:rPr>
           <w:rFonts w:ascii="Times New Roman" w:eastAsia="Times New Roman" w:hAnsi="Times New Roman" w:cs="Times New Roman"/>
@@ -52470,7 +52320,7 @@
           <w:lang w:val="en-GB"/>
         </w:rPr>
       </w:pPr>
-      <w:bookmarkStart w:id="145" w:name="_Toc242774573"/>
+      <w:bookmarkStart w:id="145" w:name="_Toc242989612"/>
       <w:r>
         <w:rPr>
           <w:bCs/>
@@ -52478,9 +52328,17 @@
           <w:lang w:val="en-GB"/>
         </w:rPr>
         <w:lastRenderedPageBreak/>
-        <w:t>Appendix D: Use of Generative AI Tools</w:t>
+        <w:t xml:space="preserve">Appendix D: Use of Generative AI </w:t>
       </w:r>
       <w:bookmarkEnd w:id="145"/>
+      <w:r>
+        <w:rPr>
+          <w:bCs/>
+          <w:szCs w:val="28"/>
+          <w:lang w:val="en-GB"/>
+        </w:rPr>
+        <w:tab/>
+      </w:r>
     </w:p>
     <w:p>
       <w:pPr>
@@ -52501,11 +52359,41 @@
           <w:szCs w:val="24"/>
           <w:lang w:val="en-GB"/>
         </w:rPr>
-        <w:t>Generative AI tools were used to help write parts of the code, the tests and this report, and to check wording. The students reviewed, tested and edited all this work, and take full responsibility for it.</w:t>
+        <w:t xml:space="preserve">AI tools were used to help write parts of the </w:t>
+      </w:r>
+      <w:r>
+        <w:rPr>
+          <w:rFonts w:ascii="Times New Roman" w:eastAsia="Times New Roman" w:hAnsi="Times New Roman" w:cs="Times New Roman"/>
+          <w:color w:val="000000"/>
+          <w:sz w:val="24"/>
+          <w:szCs w:val="24"/>
+          <w:lang w:val="en-GB"/>
+        </w:rPr>
+        <w:t>test</w:t>
+      </w:r>
+      <w:r>
+        <w:rPr>
+          <w:rFonts w:ascii="Times New Roman" w:eastAsia="Times New Roman" w:hAnsi="Times New Roman" w:cs="Times New Roman"/>
+          <w:color w:val="000000"/>
+          <w:sz w:val="24"/>
+          <w:szCs w:val="24"/>
+          <w:lang w:val="en-GB"/>
+        </w:rPr>
+        <w:t xml:space="preserve"> cases</w:t>
+      </w:r>
+      <w:r>
+        <w:rPr>
+          <w:rFonts w:ascii="Times New Roman" w:eastAsia="Times New Roman" w:hAnsi="Times New Roman" w:cs="Times New Roman"/>
+          <w:color w:val="000000"/>
+          <w:sz w:val="24"/>
+          <w:szCs w:val="24"/>
+          <w:lang w:val="en-GB"/>
+        </w:rPr>
+        <w:t>, The students reviewed, tested and edited all this work, and take full responsibility for it.</w:t>
       </w:r>
     </w:p>
     <w:sectPr>
-      <w:footerReference w:type="default" r:id="rId40"/>
+      <w:footerReference w:type="default" r:id="rId41"/>
       <w:pgSz w:w="12240" w:h="15840"/>
       <w:pgMar w:top="1440" w:right="1440" w:bottom="1440" w:left="1440" w:header="720" w:footer="720" w:gutter="0"/>
       <w:pgNumType w:start="1"/>

--- a/docs/Project-Documentation.docx
+++ b/docs/Project-Documentation.docx
@@ -23718,17 +23718,17 @@
                 <w:szCs w:val="20"/>
                 <w:lang w:val="en-GB"/>
               </w:rPr>
-              <w:t xml:space="preserve">Next.js </w:t>
-            </w:r>
-            <w:r>
-              <w:rPr>
-                <w:rFonts w:ascii="Times New Roman" w:eastAsia="Times New Roman" w:hAnsi="Times New Roman" w:cs="Times New Roman"/>
-                <w:color w:val="000000"/>
-                <w:sz w:val="20"/>
-                <w:szCs w:val="20"/>
-                <w:lang w:val="en-GB"/>
-              </w:rPr>
-              <w:t xml:space="preserve">16 and </w:t>
+              <w:t xml:space="preserve">Next.js 16, React 19 and TanStack Query</w:t>
+            </w:r>
+            <w:r>
+              <w:rPr>
+                <w:rFonts w:ascii="Times New Roman" w:eastAsia="Times New Roman" w:hAnsi="Times New Roman" w:cs="Times New Roman"/>
+                <w:color w:val="000000"/>
+                <w:sz w:val="20"/>
+                <w:szCs w:val="20"/>
+                <w:lang w:val="en-GB"/>
+              </w:rPr>
+              <w:t xml:space="preserve"/>
             </w:r>
             <w:r>
               <w:rPr>
@@ -23739,17 +23739,17 @@
                 <w:szCs w:val="20"/>
                 <w:lang w:val="en-GB"/>
               </w:rPr>
-              <w:t xml:space="preserve">React </w:t>
-            </w:r>
-            <w:r>
-              <w:rPr>
-                <w:rFonts w:ascii="Times New Roman" w:eastAsia="Times New Roman" w:hAnsi="Times New Roman" w:cs="Times New Roman"/>
-                <w:color w:val="000000"/>
-                <w:sz w:val="20"/>
-                <w:szCs w:val="20"/>
-                <w:lang w:val="en-GB"/>
-              </w:rPr>
-              <w:t>19</w:t>
+              <w:t xml:space="preserve"/>
+            </w:r>
+            <w:r>
+              <w:rPr>
+                <w:rFonts w:ascii="Times New Roman" w:eastAsia="Times New Roman" w:hAnsi="Times New Roman" w:cs="Times New Roman"/>
+                <w:color w:val="000000"/>
+                <w:sz w:val="20"/>
+                <w:szCs w:val="20"/>
+                <w:lang w:val="en-GB"/>
+              </w:rPr>
+              <w:t xml:space="preserve"/>
             </w:r>
           </w:p>
         </w:tc>
@@ -23776,7 +23776,7 @@
                 <w:szCs w:val="20"/>
                 <w:lang w:val="en-GB"/>
               </w:rPr>
-              <w:t>Pages and server code in one project</w:t>
+              <w:t xml:space="preserve">Pages and server code in one project, and data loading in the browser</w:t>
             </w:r>
           </w:p>
         </w:tc>
@@ -38031,17 +38031,17 @@
                 <w:szCs w:val="20"/>
                 <w:lang w:val="en-GB"/>
               </w:rPr>
-              <w:t xml:space="preserve">Next.js </w:t>
-            </w:r>
-            <w:r>
-              <w:rPr>
-                <w:rFonts w:ascii="Times New Roman" w:eastAsia="Times New Roman" w:hAnsi="Times New Roman" w:cs="Times New Roman"/>
-                <w:color w:val="000000"/>
-                <w:sz w:val="20"/>
-                <w:szCs w:val="20"/>
-                <w:lang w:val="en-GB"/>
-              </w:rPr>
-              <w:t xml:space="preserve">16, </w:t>
+              <w:t xml:space="preserve">Next.js 16, React 19, TanStack Query, Tailwind CSS 4</w:t>
+            </w:r>
+            <w:r>
+              <w:rPr>
+                <w:rFonts w:ascii="Times New Roman" w:eastAsia="Times New Roman" w:hAnsi="Times New Roman" w:cs="Times New Roman"/>
+                <w:color w:val="000000"/>
+                <w:sz w:val="20"/>
+                <w:szCs w:val="20"/>
+                <w:lang w:val="en-GB"/>
+              </w:rPr>
+              <w:t xml:space="preserve"/>
             </w:r>
             <w:r>
               <w:rPr>
@@ -38052,17 +38052,17 @@
                 <w:szCs w:val="20"/>
                 <w:lang w:val="en-GB"/>
               </w:rPr>
-              <w:t xml:space="preserve">React </w:t>
-            </w:r>
-            <w:r>
-              <w:rPr>
-                <w:rFonts w:ascii="Times New Roman" w:eastAsia="Times New Roman" w:hAnsi="Times New Roman" w:cs="Times New Roman"/>
-                <w:color w:val="000000"/>
-                <w:sz w:val="20"/>
-                <w:szCs w:val="20"/>
-                <w:lang w:val="en-GB"/>
-              </w:rPr>
-              <w:t xml:space="preserve">19, </w:t>
+              <w:t xml:space="preserve"/>
+            </w:r>
+            <w:r>
+              <w:rPr>
+                <w:rFonts w:ascii="Times New Roman" w:eastAsia="Times New Roman" w:hAnsi="Times New Roman" w:cs="Times New Roman"/>
+                <w:color w:val="000000"/>
+                <w:sz w:val="20"/>
+                <w:szCs w:val="20"/>
+                <w:lang w:val="en-GB"/>
+              </w:rPr>
+              <w:t xml:space="preserve"/>
             </w:r>
             <w:r>
               <w:rPr>
@@ -38073,17 +38073,17 @@
                 <w:szCs w:val="20"/>
                 <w:lang w:val="en-GB"/>
               </w:rPr>
-              <w:t xml:space="preserve">Tailwind </w:t>
-            </w:r>
-            <w:r>
-              <w:rPr>
-                <w:rFonts w:ascii="Times New Roman" w:eastAsia="Times New Roman" w:hAnsi="Times New Roman" w:cs="Times New Roman"/>
-                <w:color w:val="000000"/>
-                <w:sz w:val="20"/>
-                <w:szCs w:val="20"/>
-                <w:lang w:val="en-GB"/>
-              </w:rPr>
-              <w:t>CSS 4</w:t>
+              <w:t xml:space="preserve"/>
+            </w:r>
+            <w:r>
+              <w:rPr>
+                <w:rFonts w:ascii="Times New Roman" w:eastAsia="Times New Roman" w:hAnsi="Times New Roman" w:cs="Times New Roman"/>
+                <w:color w:val="000000"/>
+                <w:sz w:val="20"/>
+                <w:szCs w:val="20"/>
+                <w:lang w:val="en-GB"/>
+              </w:rPr>
+              <w:t xml:space="preserve"/>
             </w:r>
           </w:p>
         </w:tc>

--- a/docs/Project-Documentation.docx
+++ b/docs/Project-Documentation.docx
@@ -17877,7 +17877,47 @@
                 <w:szCs w:val="20"/>
                 <w:lang w:val="en-GB"/>
               </w:rPr>
-              <w:t>Entrepreneurs and students</w:t>
+              <w:t>S</w:t>
+            </w:r>
+            <w:r>
+              <w:rPr>
+                <w:rFonts w:ascii="Times New Roman" w:eastAsia="Times New Roman" w:hAnsi="Times New Roman" w:cs="Times New Roman"/>
+                <w:color w:val="000000"/>
+                <w:sz w:val="20"/>
+                <w:szCs w:val="20"/>
+                <w:lang w:val="en-GB"/>
+              </w:rPr>
+              <w:t>tudents</w:t>
+            </w:r>
+            <w:r>
+              <w:rPr>
+                <w:rFonts w:ascii="Times New Roman" w:eastAsia="Times New Roman" w:hAnsi="Times New Roman" w:cs="Times New Roman"/>
+                <w:color w:val="000000"/>
+                <w:sz w:val="20"/>
+                <w:szCs w:val="20"/>
+                <w:lang w:val="en-GB"/>
+              </w:rPr>
+              <w:t xml:space="preserve"> (</w:t>
+            </w:r>
+            <w:r>
+              <w:rPr>
+                <w:rFonts w:ascii="Times New Roman" w:eastAsia="Times New Roman" w:hAnsi="Times New Roman" w:cs="Times New Roman"/>
+                <w:color w:val="000000"/>
+                <w:sz w:val="20"/>
+                <w:szCs w:val="20"/>
+                <w:lang w:val="en-GB"/>
+              </w:rPr>
+              <w:t>Entrepreneurs</w:t>
+            </w:r>
+            <w:r>
+              <w:rPr>
+                <w:rFonts w:ascii="Times New Roman" w:eastAsia="Times New Roman" w:hAnsi="Times New Roman" w:cs="Times New Roman"/>
+                <w:color w:val="000000"/>
+                <w:sz w:val="20"/>
+                <w:szCs w:val="20"/>
+                <w:lang w:val="en-GB"/>
+              </w:rPr>
+              <w:t>)</w:t>
             </w:r>
           </w:p>
         </w:tc>
@@ -23718,38 +23758,7 @@
                 <w:szCs w:val="20"/>
                 <w:lang w:val="en-GB"/>
               </w:rPr>
-              <w:t xml:space="preserve">Next.js 16, React 19 and TanStack Query</w:t>
-            </w:r>
-            <w:r>
-              <w:rPr>
-                <w:rFonts w:ascii="Times New Roman" w:eastAsia="Times New Roman" w:hAnsi="Times New Roman" w:cs="Times New Roman"/>
-                <w:color w:val="000000"/>
-                <w:sz w:val="20"/>
-                <w:szCs w:val="20"/>
-                <w:lang w:val="en-GB"/>
-              </w:rPr>
-              <w:t xml:space="preserve"/>
-            </w:r>
-            <w:r>
-              <w:rPr>
-                <w:rFonts w:ascii="Times New Roman" w:eastAsia="Times New Roman" w:hAnsi="Times New Roman" w:cs="Times New Roman"/>
-                <w:noProof/>
-                <w:color w:val="000000"/>
-                <w:sz w:val="20"/>
-                <w:szCs w:val="20"/>
-                <w:lang w:val="en-GB"/>
-              </w:rPr>
-              <w:t xml:space="preserve"/>
-            </w:r>
-            <w:r>
-              <w:rPr>
-                <w:rFonts w:ascii="Times New Roman" w:eastAsia="Times New Roman" w:hAnsi="Times New Roman" w:cs="Times New Roman"/>
-                <w:color w:val="000000"/>
-                <w:sz w:val="20"/>
-                <w:szCs w:val="20"/>
-                <w:lang w:val="en-GB"/>
-              </w:rPr>
-              <w:t xml:space="preserve"/>
+              <w:t>Next.js 16, React 19 and TanStack Query</w:t>
             </w:r>
           </w:p>
         </w:tc>
@@ -23776,7 +23785,7 @@
                 <w:szCs w:val="20"/>
                 <w:lang w:val="en-GB"/>
               </w:rPr>
-              <w:t xml:space="preserve">Pages and server code in one project, and data loading in the browser</w:t>
+              <w:t>Pages and server code in one project, and data loading in the browser</w:t>
             </w:r>
           </w:p>
         </w:tc>
@@ -37901,7 +37910,7 @@
                 <w:szCs w:val="20"/>
                 <w:lang w:val="en-GB"/>
               </w:rPr>
-              <w:t>macOS</w:t>
+              <w:t>windows</w:t>
             </w:r>
           </w:p>
         </w:tc>
@@ -38031,59 +38040,7 @@
                 <w:szCs w:val="20"/>
                 <w:lang w:val="en-GB"/>
               </w:rPr>
-              <w:t xml:space="preserve">Next.js 16, React 19, TanStack Query, Tailwind CSS 4</w:t>
-            </w:r>
-            <w:r>
-              <w:rPr>
-                <w:rFonts w:ascii="Times New Roman" w:eastAsia="Times New Roman" w:hAnsi="Times New Roman" w:cs="Times New Roman"/>
-                <w:color w:val="000000"/>
-                <w:sz w:val="20"/>
-                <w:szCs w:val="20"/>
-                <w:lang w:val="en-GB"/>
-              </w:rPr>
-              <w:t xml:space="preserve"/>
-            </w:r>
-            <w:r>
-              <w:rPr>
-                <w:rFonts w:ascii="Times New Roman" w:eastAsia="Times New Roman" w:hAnsi="Times New Roman" w:cs="Times New Roman"/>
-                <w:noProof/>
-                <w:color w:val="000000"/>
-                <w:sz w:val="20"/>
-                <w:szCs w:val="20"/>
-                <w:lang w:val="en-GB"/>
-              </w:rPr>
-              <w:t xml:space="preserve"/>
-            </w:r>
-            <w:r>
-              <w:rPr>
-                <w:rFonts w:ascii="Times New Roman" w:eastAsia="Times New Roman" w:hAnsi="Times New Roman" w:cs="Times New Roman"/>
-                <w:color w:val="000000"/>
-                <w:sz w:val="20"/>
-                <w:szCs w:val="20"/>
-                <w:lang w:val="en-GB"/>
-              </w:rPr>
-              <w:t xml:space="preserve"/>
-            </w:r>
-            <w:r>
-              <w:rPr>
-                <w:rFonts w:ascii="Times New Roman" w:eastAsia="Times New Roman" w:hAnsi="Times New Roman" w:cs="Times New Roman"/>
-                <w:noProof/>
-                <w:color w:val="000000"/>
-                <w:sz w:val="20"/>
-                <w:szCs w:val="20"/>
-                <w:lang w:val="en-GB"/>
-              </w:rPr>
-              <w:t xml:space="preserve"/>
-            </w:r>
-            <w:r>
-              <w:rPr>
-                <w:rFonts w:ascii="Times New Roman" w:eastAsia="Times New Roman" w:hAnsi="Times New Roman" w:cs="Times New Roman"/>
-                <w:color w:val="000000"/>
-                <w:sz w:val="20"/>
-                <w:szCs w:val="20"/>
-                <w:lang w:val="en-GB"/>
-              </w:rPr>
-              <w:t xml:space="preserve"/>
+              <w:t>Next.js 16, React 19, TanStack Query, Tailwind CSS 4</w:t>
             </w:r>
           </w:p>
         </w:tc>
@@ -38223,7 +38180,7 @@
                 <w:szCs w:val="20"/>
                 <w:lang w:val="en-GB"/>
               </w:rPr>
-              <w:t>VS Code, Git, GitHub, MongoDB Compass</w:t>
+              <w:t>VS Code, Git, GitHub</w:t>
             </w:r>
           </w:p>
         </w:tc>
@@ -52369,17 +52326,7 @@
           <w:szCs w:val="24"/>
           <w:lang w:val="en-GB"/>
         </w:rPr>
-        <w:t>test</w:t>
-      </w:r>
-      <w:r>
-        <w:rPr>
-          <w:rFonts w:ascii="Times New Roman" w:eastAsia="Times New Roman" w:hAnsi="Times New Roman" w:cs="Times New Roman"/>
-          <w:color w:val="000000"/>
-          <w:sz w:val="24"/>
-          <w:szCs w:val="24"/>
-          <w:lang w:val="en-GB"/>
-        </w:rPr>
-        <w:t xml:space="preserve"> cases</w:t>
+        <w:t>test cases</w:t>
       </w:r>
       <w:r>
         <w:rPr>
@@ -58948,6 +58895,10 @@
 </file>
 
 <file path=customXml/item1.xml><?xml version="1.0" encoding="utf-8"?>
+<b:Sources xmlns:b="http://schemas.openxmlformats.org/officeDocument/2006/bibliography" xmlns="http://schemas.openxmlformats.org/officeDocument/2006/bibliography" SelectedStyle="\APASixthEditionOfficeOnline.xsl" StyleName="APA" Version="6"/>
+</file>
+
+<file path=customXml/item2.xml><?xml version="1.0" encoding="utf-8"?>
 <ct:contentTypeSchema xmlns:ct="http://schemas.microsoft.com/office/2006/metadata/contentType" xmlns:ma="http://schemas.microsoft.com/office/2006/metadata/properties/metaAttributes" ct:_="" ma:_="" ma:contentTypeName="Document" ma:contentTypeID="0x01010035F68D7916953048AC1A595F917AEE17" ma:contentTypeVersion="18" ma:contentTypeDescription="Create a new document." ma:contentTypeScope="" ma:versionID="de3105fe7e7b1a2528168026d98d65a7">
   <xsd:schema xmlns:xsd="http://www.w3.org/2001/XMLSchema" xmlns:xs="http://www.w3.org/2001/XMLSchema" xmlns:p="http://schemas.microsoft.com/office/2006/metadata/properties" xmlns:ns3="b151253e-da70-455b-9dd7-f7656703a4df" xmlns:ns4="8d19ead3-b8f1-407a-a9bb-0fe86772ba91" targetNamespace="http://schemas.microsoft.com/office/2006/metadata/properties" ma:root="true" ma:fieldsID="84a4edc240f15cc2ae45c66252f16cd2" ns3:_="" ns4:_="">
     <xsd:import namespace="b151253e-da70-455b-9dd7-f7656703a4df"/>
@@ -59200,19 +59151,7 @@
 </ct:contentTypeSchema>
 </file>
 
-<file path=customXml/item2.xml><?xml version="1.0" encoding="utf-8"?>
-<b:Sources xmlns:b="http://schemas.openxmlformats.org/officeDocument/2006/bibliography" xmlns="http://schemas.openxmlformats.org/officeDocument/2006/bibliography" SelectedStyle="\APASixthEditionOfficeOnline.xsl" StyleName="APA" Version="6"/>
-</file>
-
 <file path=customXml/item3.xml><?xml version="1.0" encoding="utf-8"?>
-<p:properties xmlns:p="http://schemas.microsoft.com/office/2006/metadata/properties" xmlns:xsi="http://www.w3.org/2001/XMLSchema-instance" xmlns:pc="http://schemas.microsoft.com/office/infopath/2007/PartnerControls">
-  <documentManagement>
-    <_activity xmlns="b151253e-da70-455b-9dd7-f7656703a4df" xsi:nil="true"/>
-  </documentManagement>
-</p:properties>
-</file>
-
-<file path=customXml/item4.xml><?xml version="1.0" encoding="utf-8"?>
 <?mso-contentType ?>
 <FormTemplates xmlns="http://schemas.microsoft.com/sharepoint/v3/contenttype/forms">
   <Display>DocumentLibraryForm</Display>
@@ -59221,7 +59160,23 @@
 </FormTemplates>
 </file>
 
+<file path=customXml/item4.xml><?xml version="1.0" encoding="utf-8"?>
+<p:properties xmlns:p="http://schemas.microsoft.com/office/2006/metadata/properties" xmlns:xsi="http://www.w3.org/2001/XMLSchema-instance" xmlns:pc="http://schemas.microsoft.com/office/infopath/2007/PartnerControls">
+  <documentManagement>
+    <_activity xmlns="b151253e-da70-455b-9dd7-f7656703a4df" xsi:nil="true"/>
+  </documentManagement>
+</p:properties>
+</file>
+
 <file path=customXml/itemProps1.xml><?xml version="1.0" encoding="utf-8"?>
+<ds:datastoreItem xmlns:ds="http://schemas.openxmlformats.org/officeDocument/2006/customXml" ds:itemID="{6247900A-7522-42B0-8386-EF2F9839B12A}">
+  <ds:schemaRefs>
+    <ds:schemaRef ds:uri="http://schemas.openxmlformats.org/officeDocument/2006/bibliography"/>
+  </ds:schemaRefs>
+</ds:datastoreItem>
+</file>
+
+<file path=customXml/itemProps2.xml><?xml version="1.0" encoding="utf-8"?>
 <ds:datastoreItem xmlns:ds="http://schemas.openxmlformats.org/officeDocument/2006/customXml" ds:itemID="{D26E3DFC-914B-4F8E-BCFC-76B5FCE69642}">
   <ds:schemaRefs>
     <ds:schemaRef ds:uri="http://schemas.microsoft.com/office/2006/metadata/contentType"/>
@@ -59240,15 +59195,15 @@
 </ds:datastoreItem>
 </file>
 
-<file path=customXml/itemProps2.xml><?xml version="1.0" encoding="utf-8"?>
-<ds:datastoreItem xmlns:ds="http://schemas.openxmlformats.org/officeDocument/2006/customXml" ds:itemID="{6247900A-7522-42B0-8386-EF2F9839B12A}">
+<file path=customXml/itemProps3.xml><?xml version="1.0" encoding="utf-8"?>
+<ds:datastoreItem xmlns:ds="http://schemas.openxmlformats.org/officeDocument/2006/customXml" ds:itemID="{2A5DE9CB-AA31-45D5-A9E0-DE7218A0897F}">
   <ds:schemaRefs>
-    <ds:schemaRef ds:uri="http://schemas.openxmlformats.org/officeDocument/2006/bibliography"/>
+    <ds:schemaRef ds:uri="http://schemas.microsoft.com/sharepoint/v3/contenttype/forms"/>
   </ds:schemaRefs>
 </ds:datastoreItem>
 </file>
 
-<file path=customXml/itemProps3.xml><?xml version="1.0" encoding="utf-8"?>
+<file path=customXml/itemProps4.xml><?xml version="1.0" encoding="utf-8"?>
 <ds:datastoreItem xmlns:ds="http://schemas.openxmlformats.org/officeDocument/2006/customXml" ds:itemID="{3CC90EBF-9818-4E9D-BBCA-BFB643D43F4A}">
   <ds:schemaRefs>
     <ds:schemaRef ds:uri="http://schemas.microsoft.com/office/2006/metadata/properties"/>
@@ -59256,12 +59211,4 @@
     <ds:schemaRef ds:uri="b151253e-da70-455b-9dd7-f7656703a4df"/>
   </ds:schemaRefs>
 </ds:datastoreItem>
-</file>
-
-<file path=customXml/itemProps4.xml><?xml version="1.0" encoding="utf-8"?>
-<ds:datastoreItem xmlns:ds="http://schemas.openxmlformats.org/officeDocument/2006/customXml" ds:itemID="{2A5DE9CB-AA31-45D5-A9E0-DE7218A0897F}">
-  <ds:schemaRefs>
-    <ds:schemaRef ds:uri="http://schemas.microsoft.com/sharepoint/v3/contenttype/forms"/>
-  </ds:schemaRefs>
-</ds:datastoreItem>
 </file>